--- a/dissertation/build/ru/Dissertation_ru.docx
+++ b/dissertation/build/ru/Dissertation_ru.docx
@@ -292,7 +292,7 @@
         <w:pStyle w:val="Annotation"/>
       </w:pPr>
       <w:r>
-        <w:t xml:space="preserve">For Al-filtered beams, the DM reproduces the SpekPy half-value layer within 5 % and the DEF within 2 %. The unfiltered spectrum is dominated by the Cu K lines at 8.0–8.9 keV (68.5 % of the photons), so the DEF for 1 % Ag by mass is only 1.20 and remains within 1.19–1.21 when the anode angle, tube voltage or beryllium window is changed. Added filtration is the decisive parameter: 1 mm Al raises the DEF to 1.48 ± 0.02 (k = 1), 2 mm Al to 1.62 and 0.2 mm Cu to 1.80, while the air kerma decreases 120–1300-fold. At equal transmission, light and medium-Z filters (Al, Ti) are optimal, whereas filters with K-edges at 20–30 keV (Mo, Ag, Sn) are the least effective at strong filtration. The DEF increases with depth (beam hardening) and decreases inside a heavily loaded region (self-shielding); Monte Carlo calculations confirm these values within 1–10 %. Per unit mass, Ag is a weaker physical sensitizer than Au, Pt, Bi or Gd and is comparable to iodine. The xraylib 4.3.0 energy-absorption data for light elements were found to be up to 37 % too low, which would overestimate the DEF. The results support the choice of filtration and exposure conditions for experiments with Ag-containing radiosensitizers.</w:t>
+        <w:t xml:space="preserve">For beams filtered with 1 mm Al, the DM reproduces the SpekPy half-value layer within 5 %, and with Al filters the DEF within 2 %. The unfiltered spectrum is dominated by the Cu K lines at 8.0–8.9 keV (68.5 % of the photons), so the DEF for 1 % Ag by mass is only 1.20 and remains within 1.19–1.21 when the anode angle, tube voltage or beryllium window is changed. Added filtration is the decisive parameter: 1 mm Al raises the DEF to 1.48 ± 0.02 (k = 1), 2 mm Al to 1.62 and 0.2 mm Cu to 1.80, while the air kerma decreases 120–1300-fold. At equal transmission, light and medium-Z filters (Al, Ti) are optimal, whereas filters with K-edges at 20–30 keV (Mo, Ag, Sn) are the least effective at strong filtration. The DEF increases with depth (beam hardening) and decreases inside a heavily loaded region (self-shielding); Monte Carlo calculations confirm these values within 1–10 %. Per unit mass, Ag is a weaker physical sensitizer than Au, Pt, Bi or Gd and is comparable to iodine. The xraylib 4.3.0 energy-absorption data for light elements were found to be up to 56 % too low, which would overestimate the DEF. The results support the choice of filtration and exposure conditions for experiments with Ag-containing radiosensitizers.</w:t>
       </w:r>
     </w:p>
     <w:p>
@@ -337,7 +337,6 @@
       </w:r>
       <w:r>
         <w:tab/>
-        <w:t>7</w:t>
       </w:r>
     </w:p>
     <w:p>
@@ -356,7 +355,6 @@
       </w:r>
       <w:r>
         <w:tab/>
-        <w:t>9</w:t>
       </w:r>
     </w:p>
     <w:p>
@@ -375,7 +373,6 @@
       </w:r>
       <w:r>
         <w:tab/>
-        <w:t>16</w:t>
       </w:r>
     </w:p>
     <w:p>
@@ -391,7 +388,6 @@
       </w:r>
       <w:r>
         <w:tab/>
-        <w:t>16</w:t>
       </w:r>
     </w:p>
     <w:p>
@@ -407,7 +403,6 @@
       </w:r>
       <w:r>
         <w:tab/>
-        <w:t>17</w:t>
       </w:r>
     </w:p>
     <w:p>
@@ -423,7 +418,6 @@
       </w:r>
       <w:r>
         <w:tab/>
-        <w:t>21</w:t>
       </w:r>
     </w:p>
     <w:p>
@@ -439,7 +433,6 @@
       </w:r>
       <w:r>
         <w:tab/>
-        <w:t>25</w:t>
       </w:r>
     </w:p>
     <w:p>
@@ -455,7 +448,6 @@
       </w:r>
       <w:r>
         <w:tab/>
-        <w:t>28</w:t>
       </w:r>
     </w:p>
     <w:p>
@@ -471,7 +463,6 @@
       </w:r>
       <w:r>
         <w:tab/>
-        <w:t>31</w:t>
       </w:r>
     </w:p>
     <w:p>
@@ -490,7 +481,6 @@
       </w:r>
       <w:r>
         <w:tab/>
-        <w:t>33</w:t>
       </w:r>
     </w:p>
     <w:p>
@@ -506,7 +496,6 @@
       </w:r>
       <w:r>
         <w:tab/>
-        <w:t>33</w:t>
       </w:r>
     </w:p>
     <w:p>
@@ -522,7 +511,6 @@
       </w:r>
       <w:r>
         <w:tab/>
-        <w:t>35</w:t>
       </w:r>
     </w:p>
     <w:p>
@@ -538,7 +526,6 @@
       </w:r>
       <w:r>
         <w:tab/>
-        <w:t>37</w:t>
       </w:r>
     </w:p>
     <w:p>
@@ -554,7 +541,6 @@
       </w:r>
       <w:r>
         <w:tab/>
-        <w:t>39</w:t>
       </w:r>
     </w:p>
     <w:p>
@@ -570,7 +556,6 @@
       </w:r>
       <w:r>
         <w:tab/>
-        <w:t>42</w:t>
       </w:r>
     </w:p>
     <w:p>
@@ -586,7 +571,6 @@
       </w:r>
       <w:r>
         <w:tab/>
-        <w:t>44</w:t>
       </w:r>
     </w:p>
     <w:p>
@@ -602,7 +586,6 @@
       </w:r>
       <w:r>
         <w:tab/>
-        <w:t>47</w:t>
       </w:r>
     </w:p>
     <w:p>
@@ -618,7 +601,6 @@
       </w:r>
       <w:r>
         <w:tab/>
-        <w:t>49</w:t>
       </w:r>
     </w:p>
     <w:p>
@@ -634,7 +616,6 @@
       </w:r>
       <w:r>
         <w:tab/>
-        <w:t>51</w:t>
       </w:r>
     </w:p>
     <w:p>
@@ -650,7 +631,6 @@
       </w:r>
       <w:r>
         <w:tab/>
-        <w:t>52</w:t>
       </w:r>
     </w:p>
     <w:p>
@@ -669,7 +649,6 @@
       </w:r>
       <w:r>
         <w:tab/>
-        <w:t>54</w:t>
       </w:r>
     </w:p>
     <w:p>
@@ -685,7 +664,6 @@
       </w:r>
       <w:r>
         <w:tab/>
-        <w:t>54</w:t>
       </w:r>
     </w:p>
     <w:p>
@@ -701,7 +679,6 @@
       </w:r>
       <w:r>
         <w:tab/>
-        <w:t>58</w:t>
       </w:r>
     </w:p>
     <w:p>
@@ -717,7 +694,6 @@
       </w:r>
       <w:r>
         <w:tab/>
-        <w:t>60</w:t>
       </w:r>
     </w:p>
     <w:p>
@@ -733,7 +709,6 @@
       </w:r>
       <w:r>
         <w:tab/>
-        <w:t>63</w:t>
       </w:r>
     </w:p>
     <w:p>
@@ -749,7 +724,6 @@
       </w:r>
       <w:r>
         <w:tab/>
-        <w:t>66</w:t>
       </w:r>
     </w:p>
     <w:p>
@@ -765,7 +739,6 @@
       </w:r>
       <w:r>
         <w:tab/>
-        <w:t>69</w:t>
       </w:r>
     </w:p>
     <w:p>
@@ -781,7 +754,6 @@
       </w:r>
       <w:r>
         <w:tab/>
-        <w:t>73</w:t>
       </w:r>
     </w:p>
     <w:p>
@@ -797,7 +769,6 @@
       </w:r>
       <w:r>
         <w:tab/>
-        <w:t>76</w:t>
       </w:r>
     </w:p>
     <w:p>
@@ -813,7 +784,6 @@
       </w:r>
       <w:r>
         <w:tab/>
-        <w:t>78</w:t>
       </w:r>
     </w:p>
     <w:p>
@@ -829,7 +799,6 @@
       </w:r>
       <w:r>
         <w:tab/>
-        <w:t>80</w:t>
       </w:r>
     </w:p>
     <w:p>
@@ -845,7 +814,6 @@
       </w:r>
       <w:r>
         <w:tab/>
-        <w:t>82</w:t>
       </w:r>
     </w:p>
     <w:p>
@@ -861,7 +829,6 @@
       </w:r>
       <w:r>
         <w:tab/>
-        <w:t>85</w:t>
       </w:r>
     </w:p>
     <w:p>
@@ -880,7 +847,6 @@
       </w:r>
       <w:r>
         <w:tab/>
-        <w:t>87</w:t>
       </w:r>
     </w:p>
     <w:p>
@@ -896,7 +862,6 @@
       </w:r>
       <w:r>
         <w:tab/>
-        <w:t>89</w:t>
       </w:r>
     </w:p>
     <w:p>
@@ -912,7 +877,6 @@
       </w:r>
       <w:r>
         <w:tab/>
-        <w:t>89</w:t>
       </w:r>
     </w:p>
     <w:p>
@@ -931,7 +895,6 @@
       </w:r>
       <w:r>
         <w:tab/>
-        <w:t>91</w:t>
       </w:r>
     </w:p>
     <w:p>
@@ -950,7 +913,6 @@
       </w:r>
       <w:r>
         <w:tab/>
-        <w:t>99</w:t>
       </w:r>
     </w:p>
     <w:p>
@@ -966,7 +928,6 @@
       </w:r>
       <w:r>
         <w:tab/>
-        <w:t>99</w:t>
       </w:r>
     </w:p>
     <w:p>
@@ -982,7 +943,6 @@
       </w:r>
       <w:r>
         <w:tab/>
-        <w:t>101</w:t>
       </w:r>
     </w:p>
     <w:p>
@@ -3610,7 +3570,7 @@
         <w:t xml:space="preserve"> </w:t>
       </w:r>
       <w:r>
-        <w:t xml:space="preserve">Диссертация включает аннотации, список сокращений, введение, три главы, заключение, список литературы и приложения; она изложена на 101 с., содержит 23 рис. и 17 табл., число источников в списке литературы — 121. В главе 1 представлен обзор литературы, в главе 2 — методы, а в главе 3 — результаты и их обсуждение.</w:t>
+        <w:t xml:space="preserve">Диссертация включает аннотации, список сокращений, введение, три главы, заключение, список литературы и приложения; она изложена на 90 с., содержит 0 рис. и 0 табл., число источников в списке литературы — 121. В главе 1 представлен обзор литературы, в главе 2 — методы, а в главе 3 — результаты и их обсуждение.</w:t>
       </w:r>
     </w:p>
     <w:p>
@@ -5251,7 +5211,7 @@
       <w:r>
         <w:drawing>
           <wp:inline>
-            <wp:extent cx="4859999" cy="2888295"/>
+            <wp:extent cx="4499999" cy="2674348"/>
             <wp:effectExtent b="0" l="0" r="0" t="0"/>
             <wp:docPr descr="Рис. 1.1. Массовые коэффициенты ослабления (сплошные линии) и поглощения энергии (штриховые линии) серебра и мягкой ткани МКРЕ-44 в диапазоне 1–50 кэВ (данные NIST). Вертикальная штриховая линия отмечает K-край Ag при 25,51 кэВ; стрелка указывает края L-подоболочек Ag." title="" id="21" name="Picture"/>
             <a:graphic>
@@ -5272,7 +5232,7 @@
                   <pic:spPr bwMode="auto">
                     <a:xfrm>
                       <a:off x="0" y="0"/>
-                      <a:ext cx="4859999" cy="2888295"/>
+                      <a:ext cx="4499999" cy="2674348"/>
                     </a:xfrm>
                     <a:prstGeom prst="rect">
                       <a:avLst/>
@@ -5553,7 +5513,7 @@
       <w:r>
         <w:drawing>
           <wp:inline>
-            <wp:extent cx="4859999" cy="2865245"/>
+            <wp:extent cx="4499999" cy="2653005"/>
             <wp:effectExtent b="0" l="0" r="0" t="0"/>
             <wp:docPr descr="Рис. 1.2. Отношение массовых коэффициентов поглощения энергии Ag, I, Gd, Pt, Au и Bi к соответствующему коэффициенту мягкой ткани МКРЕ-44 в диапазоне 5–45 кэВ (данные NIST). Вертикальная штриховая линия отмечает K-край Ag при 25,51 кэВ." title="" id="24" name="Picture"/>
             <a:graphic>
@@ -5574,7 +5534,7 @@
                   <pic:spPr bwMode="auto">
                     <a:xfrm>
                       <a:off x="0" y="0"/>
-                      <a:ext cx="4859999" cy="2865245"/>
+                      <a:ext cx="4499999" cy="2653005"/>
                     </a:xfrm>
                     <a:prstGeom prst="rect">
                       <a:avLst/>
@@ -7034,7 +6994,7 @@
       <w:r>
         <w:drawing>
           <wp:inline>
-            <wp:extent cx="4859999" cy="2557894"/>
+            <wp:extent cx="4499999" cy="2368421"/>
             <wp:effectExtent b="0" l="0" r="0" t="0"/>
             <wp:docPr descr="Рис. 2.1. Принципиальная схема моделируемой трубки с отражательной мишенью и медным анодом и геометрии облучения: фотоны, испускаемые вдоль центрального луча под углом анода θ, проходят через бериллиевое окно, дополнительный фильтр и воздушный промежуток (расстояние фокус–образец d, в тексте обозначаемое r) к образцу ткани, содержащей Ag." title="" id="27" name="Picture"/>
             <a:graphic>
@@ -7055,7 +7015,7 @@
                   <pic:spPr bwMode="auto">
                     <a:xfrm>
                       <a:off x="0" y="0"/>
-                      <a:ext cx="4859999" cy="2557894"/>
+                      <a:ext cx="4499999" cy="2368421"/>
                     </a:xfrm>
                     <a:prstGeom prst="rect">
                       <a:avLst/>
@@ -9264,7 +9224,7 @@
       <w:r>
         <w:drawing>
           <wp:inline>
-            <wp:extent cx="4859999" cy="2355476"/>
+            <wp:extent cx="4499999" cy="2180996"/>
             <wp:effectExtent b="0" l="0" r="0" t="0"/>
             <wp:docPr descr="Рис. 2.2. Замедление электронов и ионизация K-оболочки в медном аноде: (a) ионизационная тормозная способность по Бете (сплошная линия, левая ось) и глубина проникновения, на которой электрон с начальной энергией 45 кэВ замедлился до энергии T, при η = 0,40 и θ = 12° (штриховая линия, правая ось); (b) сечение ионизации K-оболочки меди по Гризинскому." title="" id="30" name="Picture"/>
             <a:graphic>
@@ -9285,7 +9245,7 @@
                   <pic:spPr bwMode="auto">
                     <a:xfrm>
                       <a:off x="0" y="0"/>
-                      <a:ext cx="4859999" cy="2355476"/>
+                      <a:ext cx="4499999" cy="2180996"/>
                     </a:xfrm>
                     <a:prstGeom prst="rect">
                       <a:avLst/>
@@ -28241,7 +28201,7 @@
       <w:r>
         <w:drawing>
           <wp:inline>
-            <wp:extent cx="4859999" cy="3335715"/>
+            <wp:extent cx="4499999" cy="3088625"/>
             <wp:effectExtent b="0" l="0" r="0" t="0"/>
             <wp:docPr descr="Рис. 3.1. Спектры трубки с медным анодом при 45 кВ (базовая геометрия), рассчитанные по SpekPy v2 и по разработанной модели, без дополнительной фильтрации (слева) и с фильтром 1,0 мм Al (справа), нормированные на одинаковую площадь тормозного излучения выше 9,6 кэВ; на нижних панелях — их отношение." title="" id="33" name="Picture"/>
             <a:graphic>
@@ -28262,7 +28222,7 @@
                   <pic:spPr bwMode="auto">
                     <a:xfrm>
                       <a:off x="0" y="0"/>
-                      <a:ext cx="4859999" cy="3335715"/>
+                      <a:ext cx="4499999" cy="3088625"/>
                     </a:xfrm>
                     <a:prstGeom prst="rect">
                       <a:avLst/>
@@ -28792,7 +28752,7 @@
       <w:r>
         <w:drawing>
           <wp:inline>
-            <wp:extent cx="4859999" cy="2865245"/>
+            <wp:extent cx="4499999" cy="2653005"/>
             <wp:effectExtent b="0" l="0" r="0" t="0"/>
             <wp:docPr descr="Рис. 3.2. Спектры трубки с вольфрамовым анодом (θ = 12°, 2,5 мм Al) при 50, 80 и 100 кВ, рассчитанные по SpekPy v2 (сплошные линии) и по разработанной модели (штриховые линии, η = 0,40), нормированные на одинаковую площадь." title="" id="36" name="Picture"/>
             <a:graphic>
@@ -28813,7 +28773,7 @@
                   <pic:spPr bwMode="auto">
                     <a:xfrm>
                       <a:off x="0" y="0"/>
-                      <a:ext cx="4859999" cy="2865245"/>
+                      <a:ext cx="4499999" cy="2653005"/>
                     </a:xfrm>
                     <a:prstGeom prst="rect">
                       <a:avLst/>
@@ -28863,7 +28823,7 @@
       <w:r>
         <w:drawing>
           <wp:inline>
-            <wp:extent cx="4859999" cy="2865245"/>
+            <wp:extent cx="4499999" cy="2653005"/>
             <wp:effectExtent b="0" l="0" r="0" t="0"/>
             <wp:docPr descr="Рис. 3.3. Спектр трубки с медным анодом при 45 кВ (θ = 12°, 0,5 мм Be, 10 см воздуха), рассчитанный по SpekPy v2 и по разработанной модели. Штриховая линия отмечает K-край Ag (25,514 кэВ)." title="" id="39" name="Picture"/>
             <a:graphic>
@@ -28884,7 +28844,7 @@
                   <pic:spPr bwMode="auto">
                     <a:xfrm>
                       <a:off x="0" y="0"/>
-                      <a:ext cx="4859999" cy="2865245"/>
+                      <a:ext cx="4499999" cy="2653005"/>
                     </a:xfrm>
                     <a:prstGeom prst="rect">
                       <a:avLst/>
@@ -29869,7 +29829,7 @@
       <w:r>
         <w:drawing>
           <wp:inline>
-            <wp:extent cx="4859999" cy="2865245"/>
+            <wp:extent cx="4499999" cy="2653005"/>
             <wp:effectExtent b="0" l="0" r="0" t="0"/>
             <wp:docPr descr="Рис. 3.4. Влияние угла анода (6–30°) на спектр трубки с медным анодом при 45 кВ (0,5 мм Be, 10 см воздуха; SpekPy v2). Штриховая линия отмечает K-край Ag." title="" id="42" name="Picture"/>
             <a:graphic>
@@ -29890,7 +29850,7 @@
                   <pic:spPr bwMode="auto">
                     <a:xfrm>
                       <a:off x="0" y="0"/>
-                      <a:ext cx="4859999" cy="2865245"/>
+                      <a:ext cx="4499999" cy="2653005"/>
                     </a:xfrm>
                     <a:prstGeom prst="rect">
                       <a:avLst/>
@@ -29955,7 +29915,7 @@
       <w:r>
         <w:drawing>
           <wp:inline>
-            <wp:extent cx="4859999" cy="2865245"/>
+            <wp:extent cx="4499999" cy="2653005"/>
             <wp:effectExtent b="0" l="0" r="0" t="0"/>
             <wp:docPr descr="Рис. 3.5. Спектры трубки с медным анодом при напряжениях на трубке 25–50 кВ (базовая геометрия; SpekPy v2). Штриховая линия отмечает K-край Ag." title="" id="45" name="Picture"/>
             <a:graphic>
@@ -29976,7 +29936,7 @@
                   <pic:spPr bwMode="auto">
                     <a:xfrm>
                       <a:off x="0" y="0"/>
-                      <a:ext cx="4859999" cy="2865245"/>
+                      <a:ext cx="4499999" cy="2653005"/>
                     </a:xfrm>
                     <a:prstGeom prst="rect">
                       <a:avLst/>
@@ -30018,7 +29978,7 @@
       <w:r>
         <w:drawing>
           <wp:inline>
-            <wp:extent cx="4859999" cy="2830869"/>
+            <wp:extent cx="4499999" cy="2621175"/>
             <wp:effectExtent b="0" l="0" r="0" t="0"/>
             <wp:docPr descr="Рис. 3.6. Влияние толщины бериллиевого окна (0,15–2,0 мм) на низкоэнергетическую часть спектра трубки с медным анодом при 45 кВ (θ = 12°, 10 см воздуха; SpekPy v2)." title="" id="48" name="Picture"/>
             <a:graphic>
@@ -30039,7 +29999,7 @@
                   <pic:spPr bwMode="auto">
                     <a:xfrm>
                       <a:off x="0" y="0"/>
-                      <a:ext cx="4859999" cy="2830869"/>
+                      <a:ext cx="4499999" cy="2621175"/>
                     </a:xfrm>
                     <a:prstGeom prst="rect">
                       <a:avLst/>
@@ -31727,7 +31687,7 @@
       <w:r>
         <w:drawing>
           <wp:inline>
-            <wp:extent cx="4859999" cy="2868196"/>
+            <wp:extent cx="4499999" cy="2655737"/>
             <wp:effectExtent b="0" l="0" r="0" t="0"/>
             <wp:docPr descr="Рис. 3.7. Спектры трубки с медным анодом при 45 кВ с дополнительными фильтрами Al толщиной 0,25–2,0 мм (базовая геометрия; SpekPy v2). Штриховая линия отмечает K-край Ag." title="" id="51" name="Picture"/>
             <a:graphic>
@@ -31748,7 +31708,7 @@
                   <pic:spPr bwMode="auto">
                     <a:xfrm>
                       <a:off x="0" y="0"/>
-                      <a:ext cx="4859999" cy="2868196"/>
+                      <a:ext cx="4499999" cy="2655737"/>
                     </a:xfrm>
                     <a:prstGeom prst="rect">
                       <a:avLst/>
@@ -31869,7 +31829,7 @@
       <w:r>
         <w:drawing>
           <wp:inline>
-            <wp:extent cx="4859999" cy="2868196"/>
+            <wp:extent cx="4499999" cy="2655737"/>
             <wp:effectExtent b="0" l="0" r="0" t="0"/>
             <wp:docPr descr="Рис. 3.8. Спектры трубки с медным анодом при 45 кВ с фильтром Ni толщиной 0,02 мм и с фильтрами Cu толщиной 0,05–0,2 мм (базовая геометрия; SpekPy v2). Штриховая линия отмечает K-край Ag." title="" id="54" name="Picture"/>
             <a:graphic>
@@ -31890,7 +31850,7 @@
                   <pic:spPr bwMode="auto">
                     <a:xfrm>
                       <a:off x="0" y="0"/>
-                      <a:ext cx="4859999" cy="2868196"/>
+                      <a:ext cx="4499999" cy="2655737"/>
                     </a:xfrm>
                     <a:prstGeom prst="rect">
                       <a:avLst/>
@@ -31955,7 +31915,7 @@
       <w:r>
         <w:drawing>
           <wp:inline>
-            <wp:extent cx="4859999" cy="2957476"/>
+            <wp:extent cx="4499999" cy="2738404"/>
             <wp:effectExtent b="0" l="0" r="0" t="0"/>
             <wp:docPr descr="Рис. 3.9. Спектры трубки с медным анодом при 45 кВ с фильтрами Mo 0,05 мм, Ag 0,05 мм и Sn 0,05 и 0,1 мм в сравнении со спектром с фильтром 1,0 мм Al, отнесённые к максимуму спектра с фильтром Al (SpekPy v2). Штриховая линия отмечает K-край Ag." title="" id="57" name="Picture"/>
             <a:graphic>
@@ -31976,7 +31936,7 @@
                   <pic:spPr bwMode="auto">
                     <a:xfrm>
                       <a:off x="0" y="0"/>
-                      <a:ext cx="4859999" cy="2957476"/>
+                      <a:ext cx="4499999" cy="2738404"/>
                     </a:xfrm>
                     <a:prstGeom prst="rect">
                       <a:avLst/>
@@ -34053,7 +34013,7 @@
       <w:r>
         <w:drawing>
           <wp:inline>
-            <wp:extent cx="4859999" cy="2047586"/>
+            <wp:extent cx="4499999" cy="1895913"/>
             <wp:effectExtent b="0" l="0" r="0" t="0"/>
             <wp:docPr descr="Рис. 3.10. Подынтегральная функция дозы E\,\Phi(E)\,\mu_{en}/\rho для мягкой ткани МКРЕ-44 (закрашенная область) и ткани с 1 % Ag (линия) без фильтрации (слева) и с фильтром 1,0 мм Al (справа); трубка с медным анодом при 45 кВ, SpekPy v2. Штриховая линия отмечает K-край Ag." title="" id="60" name="Picture"/>
             <a:graphic>
@@ -34074,7 +34034,7 @@
                   <pic:spPr bwMode="auto">
                     <a:xfrm>
                       <a:off x="0" y="0"/>
-                      <a:ext cx="4859999" cy="2047586"/>
+                      <a:ext cx="4499999" cy="1895913"/>
                     </a:xfrm>
                     <a:prstGeom prst="rect">
                       <a:avLst/>
@@ -34332,7 +34292,7 @@
       <w:r>
         <w:drawing>
           <wp:inline>
-            <wp:extent cx="4859999" cy="2918404"/>
+            <wp:extent cx="4499999" cy="2702226"/>
             <wp:effectExtent b="0" l="0" r="0" t="0"/>
             <wp:docPr descr="Рис. 3.11. Зависимость коэффициента усиления дозы для мягкой ткани МКРЕ-44 от массовой доли Ag при различных дополнительных фильтрах (спектры SpekPy v2, приближение кермы на поверхности)." title="" id="63" name="Picture"/>
             <a:graphic>
@@ -34353,7 +34313,7 @@
                   <pic:spPr bwMode="auto">
                     <a:xfrm>
                       <a:off x="0" y="0"/>
-                      <a:ext cx="4859999" cy="2918404"/>
+                      <a:ext cx="4499999" cy="2702226"/>
                     </a:xfrm>
                     <a:prstGeom prst="rect">
                       <a:avLst/>
@@ -36333,7 +36293,7 @@
       <w:r>
         <w:drawing>
           <wp:inline>
-            <wp:extent cx="4859999" cy="2875426"/>
+            <wp:extent cx="4499999" cy="2662431"/>
             <wp:effectExtent b="0" l="0" r="0" t="0"/>
             <wp:docPr descr="Рис. 3.12. Зависимость коэффициента усиления дозы для 1 % Ag от относительной воздушной кермы для фильтров из Al, Ti, Ni, Cu, Mo, Ag и Sn возрастающей толщины (трубка с медным анодом при 45 кВ, базовая геометрия; SpekPy v2)." title="" id="66" name="Picture"/>
             <a:graphic>
@@ -36354,7 +36314,7 @@
                   <pic:spPr bwMode="auto">
                     <a:xfrm>
                       <a:off x="0" y="0"/>
-                      <a:ext cx="4859999" cy="2875426"/>
+                      <a:ext cx="4499999" cy="2662431"/>
                     </a:xfrm>
                     <a:prstGeom prst="rect">
                       <a:avLst/>
@@ -37037,7 +36997,7 @@
       <w:r>
         <w:drawing>
           <wp:inline>
-            <wp:extent cx="4859999" cy="2936437"/>
+            <wp:extent cx="4499999" cy="2718923"/>
             <wp:effectExtent b="0" l="0" r="0" t="0"/>
             <wp:docPr descr="Рис. 3.13. Коэффициент усиления дозы для 1 % Ag с фильтрами из элементов с Z = 13–83, толщина которых обеспечивает одинаковое пропускание по воздушной керме 10 %, 1 % и 0,1 % (трубка с медным анодом при 45 кВ, базовая геометрия; SpekPy v2)." title="" id="69" name="Picture"/>
             <a:graphic>
@@ -37058,7 +37018,7 @@
                   <pic:spPr bwMode="auto">
                     <a:xfrm>
                       <a:off x="0" y="0"/>
-                      <a:ext cx="4859999" cy="2936437"/>
+                      <a:ext cx="4499999" cy="2718923"/>
                     </a:xfrm>
                     <a:prstGeom prst="rect">
                       <a:avLst/>
@@ -40067,7 +40027,7 @@
       <w:r>
         <w:drawing>
           <wp:inline>
-            <wp:extent cx="4859999" cy="2921410"/>
+            <wp:extent cx="4499999" cy="2705009"/>
             <wp:effectExtent b="0" l="0" r="0" t="0"/>
             <wp:docPr descr="Рис. 3.14. Зависимость коэффициента усиления дозы для 1 % Ag от глубины расположения области, содержащей серебро, в мягкой ткани без серебра для нефильтрованного пучка при 45 кВ и с четырьмя дополнительными фильтрами (SpekPy, первичный пучок, приближение кермы)." title="" id="72" name="Picture"/>
             <a:graphic>
@@ -40088,7 +40048,7 @@
                   <pic:spPr bwMode="auto">
                     <a:xfrm>
                       <a:off x="0" y="0"/>
-                      <a:ext cx="4859999" cy="2921410"/>
+                      <a:ext cx="4499999" cy="2705009"/>
                     </a:xfrm>
                     <a:prstGeom prst="rect">
                       <a:avLst/>
@@ -41515,7 +41475,7 @@
       <w:r>
         <w:drawing>
           <wp:inline>
-            <wp:extent cx="4859999" cy="2942448"/>
+            <wp:extent cx="4499999" cy="2724489"/>
             <wp:effectExtent b="0" l="0" r="0" t="0"/>
             <wp:docPr descr="Рис. 3.15. Зависимость коэффициента усиления дозы от глубины внутри области, равномерно содержащей серебро и начинающейся от поверхности: 0,5; 1,0 и 2,0 % Ag, фильтры Al 1,0 мм (сплошные линии) и Sn 0,1 мм (штриховые линии), самоэкранирование учтено." title="" id="75" name="Picture"/>
             <a:graphic>
@@ -41536,7 +41496,7 @@
                   <pic:spPr bwMode="auto">
                     <a:xfrm>
                       <a:off x="0" y="0"/>
-                      <a:ext cx="4859999" cy="2942448"/>
+                      <a:ext cx="4499999" cy="2724489"/>
                     </a:xfrm>
                     <a:prstGeom prst="rect">
                       <a:avLst/>
@@ -41635,7 +41595,7 @@
       <w:r>
         <w:drawing>
           <wp:inline>
-            <wp:extent cx="4859999" cy="2960482"/>
+            <wp:extent cx="4499999" cy="2741187"/>
             <wp:effectExtent b="0" l="0" r="0" t="0"/>
             <wp:docPr descr="Рис. 3.16. Зависимость коэффициента усиления дозы для 1 % Ag от напряжения на трубке (фильтры Al 0,5 и 1,0 мм): SpekPy v2 для 20–50 кВ (сплошные линии) и разработанная модель для 60–80 кВ (штриховые линии); вертикальная линия отмечает K-край Ag." title="" id="78" name="Picture"/>
             <a:graphic>
@@ -41656,7 +41616,7 @@
                   <pic:spPr bwMode="auto">
                     <a:xfrm>
                       <a:off x="0" y="0"/>
-                      <a:ext cx="4859999" cy="2960482"/>
+                      <a:ext cx="4499999" cy="2741187"/>
                     </a:xfrm>
                     <a:prstGeom prst="rect">
                       <a:avLst/>
@@ -42584,7 +42544,7 @@
       <w:r>
         <w:drawing>
           <wp:inline>
-            <wp:extent cx="4859999" cy="2789165"/>
+            <wp:extent cx="4499999" cy="2582560"/>
             <wp:effectExtent b="0" l="0" r="0" t="0"/>
             <wp:docPr descr="Рис. 3.17. Коэффициент усиления дозы для мягкой ткани, содержащей 1 % по массе Ag, I, Gd, Pt, Au или Bi, при 45 кВ без дополнительного фильтра и с фильтром Al 1,0 мм или Sn 0,1 мм (SpekPy, приближение кермы)." title="" id="81" name="Picture"/>
             <a:graphic>
@@ -42605,7 +42565,7 @@
                   <pic:spPr bwMode="auto">
                     <a:xfrm>
                       <a:off x="0" y="0"/>
-                      <a:ext cx="4859999" cy="2789165"/>
+                      <a:ext cx="4499999" cy="2582560"/>
                     </a:xfrm>
                     <a:prstGeom prst="rect">
                       <a:avLst/>
@@ -43306,7 +43266,7 @@
       <w:r>
         <w:drawing>
           <wp:inline>
-            <wp:extent cx="4859999" cy="2125747"/>
+            <wp:extent cx="4499999" cy="1968284"/>
             <wp:effectExtent b="0" l="0" r="0" t="0"/>
             <wp:docPr descr="Рис. 3.18. Глубинные профили коэффициента усиления дозы в мягкой ткани со слоем толщиной 10 мм, содержащим 1 % Ag, на глубинах 2–12 мм (серая полоса) без фильтра (слева) и с фильтром Al 1,0 мм (справа): метод Монте-Карло (сплошная линия, закрашенная полоса — ±2 стандартные ошибки) и аналитическая модель кермы (штриховая линия)." title="" id="84" name="Picture"/>
             <a:graphic>
@@ -43327,7 +43287,7 @@
                   <pic:spPr bwMode="auto">
                     <a:xfrm>
                       <a:off x="0" y="0"/>
-                      <a:ext cx="4859999" cy="2125747"/>
+                      <a:ext cx="4499999" cy="1968284"/>
                     </a:xfrm>
                     <a:prstGeom prst="rect">
                       <a:avLst/>
@@ -44250,7 +44210,7 @@
       <w:r>
         <w:drawing>
           <wp:inline>
-            <wp:extent cx="4859999" cy="2900322"/>
+            <wp:extent cx="4499999" cy="2685483"/>
             <wp:effectExtent b="0" l="0" r="0" t="0"/>
             <wp:docPr descr="Рис. 3.19. Чувствительность коэффициента усиления дозы (1 % Ag, Al 1,0 мм, DEF = 1,482) к входным параметрам на двух границах интервала варьирования каждого параметра. Модель спектра: РМ относительно SpekPy; эталонная среда: четырёхкомпонентная ткань МКРЕ (большее изменение) и вода; η: относительно значения РМ." title="" id="87" name="Picture"/>
             <a:graphic>
@@ -44271,7 +44231,7 @@
                   <pic:spPr bwMode="auto">
                     <a:xfrm>
                       <a:off x="0" y="0"/>
-                      <a:ext cx="4859999" cy="2900322"/>
+                      <a:ext cx="4499999" cy="2685483"/>
                     </a:xfrm>
                     <a:prstGeom prst="rect">
                       <a:avLst/>

--- a/dissertation/build/ru/Dissertation_ru.docx
+++ b/dissertation/build/ru/Dissertation_ru.docx
@@ -200,7 +200,7 @@
         <w:pStyle w:val="Annotation"/>
       </w:pPr>
       <w:r>
-        <w:t xml:space="preserve">Эффективность противоопухолевой лучевой терапии по-прежнему ограничена толерантностью здоровых тканей, и одной из стратегий оптимизации дозы, подводимой при дистанционной лучевой терапии, является применение радиосенсибилизаторов. В работе исследуется эффект радиоусиления, обусловленный серебром (Ag), в биологической среде, облучаемой киловольтным рентгеновским излучением, и проводится его количественная оценка с помощью коэффициента усиления дозы (DEF). Необходимый для расчёта DEF спектр рентгеновской трубки с медным анодом, работающей при напряжении 45 кВ, моделируется в зависимости от конструкции трубки, её технических параметров и фильтров. С этой целью создана полуаналитическая модель толстой мишени с одним подгоночным параметром — разработанная модель (РМ), — и выполнена её валидация путём сравнения со SpekPy v2. DEF рассчитан в приближении кермы с использованием массовых коэффициентов поглощения энергии NIST и верифицирован моделированием переноса фотонов методом Монте-Карло.</w:t>
+        <w:t xml:space="preserve">Эффективность противоопухолевой лучевой терапии по-прежнему ограничена толерантностью здоровых тканей, и одной из стратегий оптимизации дозы, подводимой при дистанционной лучевой терапии, является применение радиосенсибилизаторов. В работе исследуется эффект радиоусиления, обусловленный серебром (Ag), в биологической среде, облучаемой киловольтным рентгеновским излучением, и проводится его количественная оценка с помощью коэффициента усиления дозы (DEF). Необходимый для расчёта DEF спектр рентгеновской трубки с медным анодом, работающей при напряжении 45 кВ, моделируется в зависимости от конструкции трубки, её технических параметров и фильтров. С этой целью создана полуаналитическая модель толстой мишени с одним подгоночным параметром — разработанная модель (РМ) — и выполнена её валидация путём сравнения со SpekPy v2. DEF рассчитан в приближении кермы с использованием массовых коэффициентов поглощения энергии NIST и верифицирован моделированием переноса фотонов методом Монте-Карло.</w:t>
       </w:r>
     </w:p>
     <w:p>
@@ -208,7 +208,7 @@
         <w:pStyle w:val="Annotation"/>
       </w:pPr>
       <w:r>
-        <w:t xml:space="preserve">Для пучков с алюминиевым фильтром РМ воспроизводит слой половинного ослабления, рассчитанный SpekPy, с точностью до 5 %, а DEF — с точностью до 2 %. В нефильтрованном спектре преобладают K-линии Cu с энергиями 8,0–8,9 кэВ (68,5 % фотонов), поэтому DEF при массовой доле Ag 1 % составляет лишь 1,20 и остаётся в пределах 1,19–1,21 при изменении угла анода, напряжения на трубке или бериллиевого окна. Решающим параметром является дополнительная фильтрация: фильтр 1 мм Al повышает DEF до 1,48 ± 0,02 (k = 1), 2 мм Al — до 1,62 и 0,2 мм Cu — до 1,80, при этом воздушная керма уменьшается в 120–1300 раз. При одинаковом пропускании оптимальны фильтры из лёгких элементов и элементов со средним Z (Al, Ti), тогда как фильтры с K-краями в области 20–30 кэВ (Mo, Ag, Sn) при сильной фильтрации наименее эффективны. DEF возрастает с глубиной (ужесточение пучка) и уменьшается внутри области с высоким содержанием серебра (самоэкранирование); расчёты методом Монте-Карло подтверждают эти значения в пределах 1–10 %. В расчёте на единицу массы Ag является более слабым физическим сенсибилизатором, чем Au, Pt, Bi или Gd, и сопоставимо с йодом. Установлено, что данные xraylib 4.3.0 о поглощении энергии для лёгких элементов занижены на величину до 37 %, что привело бы к завышению DEF. Полученные результаты служат обоснованием выбора фильтрации и условий облучения в экспериментах с серебросодержащими радиосенсибилизаторами.</w:t>
+        <w:t xml:space="preserve">Для пучков, отфильтрованных 1 мм Al, РМ воспроизводит слой половинного ослабления, рассчитанный SpekPy, с точностью до 5 %, а для пучков с алюминиевыми фильтрами — DEF с точностью до 2 %. В нефильтрованном спектре преобладают K-линии Cu с энергиями 8,0–8,9 кэВ (68,5 % фотонов), поэтому DEF при массовой доле Ag 1 % составляет лишь 1,20 и остаётся в пределах 1,19–1,21 при изменении угла анода, напряжения на трубке или бериллиевого окна. Решающим параметром является дополнительная фильтрация: фильтр 1 мм Al повышает DEF до 1,48 ± 0,02 (k = 1), 2 мм Al — до 1,62 и 0,2 мм Cu — до 1,80, при этом воздушная керма уменьшается в 120–1300 раз. При одинаковом пропускании оптимальны фильтры из лёгких элементов и элементов со средним Z (Al, Ti), тогда как фильтры с K-краями в области 20–30 кэВ (Mo, Ag, Sn) при сильной фильтрации наименее эффективны. DEF возрастает с глубиной (ужесточение пучка) и уменьшается внутри области с высоким содержанием серебра (самоэкранирование); расчёты методом Монте-Карло подтверждают эти значения в пределах 1–10 %. В расчёте на единицу массы Ag является более слабым физическим сенсибилизатором, чем Au, Pt, Bi или Gd, и сопоставимо с йодом. Установлено, что данные xraylib 4.3.0 о поглощении энергии для лёгких элементов занижены на величину до 56 %, что привело бы к завышению DEF. Полученные результаты служат обоснованием выбора фильтрации и условий облучения в экспериментах с серебросодержащими радиосенсибилизаторами.</w:t>
       </w:r>
     </w:p>
     <w:p>
@@ -250,7 +250,7 @@
         <w:pStyle w:val="Annotation"/>
       </w:pPr>
       <w:r>
-        <w:t xml:space="preserve">Al bilan filtrlangan dastalar uchun IM SpekPy yordamida hisoblangan yarim susaytirish qatlamini 5 % dan, DEFni esa 2 % dan oshmaydigan farq bilan takrorlaydi. Filtrlanmagan spektrda 8,0–8,9 keV dagi Cu K chiziqlari ustunlik qiladi (fotonlarning 68,5 % qismi), shu sababli massa bo‘yicha 1 % Ag uchun DEF atigi 1,20 ga teng bo‘lib, anod burchagi, trubka kuchlanishi yoki berilliy oyna o‘zgartirilganda 1,19–1,21 oralig‘ida qoladi. Qo‘shimcha filtrlash hal qiluvchi parametr hisoblanadi: 1 mm Al DEFni 1,48 ± 0,02 (k = 1) gacha, 2 mm Al 1,62 gacha, 0,2 mm Cu esa 1,80 gacha oshiradi, bunda havodagi kerma 120–1300 marta kamayadi. O‘tkazish koeffitsiyenti bir xil bo‘lganda yengil va o‘rtacha Z li filtrlar (Al, Ti) optimal hisoblanadi, K-chegaralari 20–30 keV da joylashgan filtrlar (Mo, Ag, Sn) esa kuchli filtrlashda eng kam samarali bo‘ladi. DEF chuqurlik ortishi bilan ortadi (dastaning qattiqlashishi) va Ag ko‘p kiritilgan soha ichida kamayadi (o‘z-o‘zini ekranlash); Monte-Karlo hisoblari bu qiymatlarni 1–10 % doirasida tasdiqlaydi. Massa birligiga nisbatan olinganda Ag Au, Pt, Bi yoki Gdga qaraganda kuchsizroq fizik sensibilizator bo‘lib, yod bilan taqqoslanarli. Yengil elementlar uchun xraylib 4.3.0 kutubxonasidagi energiya yutilish ma’lumotlari 37 % gacha past baholanganligi aniqlandi, bu esa DEFning oshirib baholanishiga olib kelgan bo‘lar edi. Olingan natijalar Ag saqlovchi radiosensibilizatorlar bilan o‘tkaziladigan tajribalar uchun filtrlash va ekspozitsiya sharoitlarini tanlashga asos bo‘ladi.</w:t>
+        <w:t xml:space="preserve">1 mm Al bilan filtrlangan dastalar uchun IM SpekPy yordamida hisoblangan yarim susaytirish qatlamini 5 % dan oshmaydigan farq bilan, Al filtrlar bilan esa DEFni 2 % dan oshmaydigan farq bilan takrorlaydi. Filtrlanmagan spektrda 8,0–8,9 keV dagi Cu K chiziqlari ustunlik qiladi (fotonlarning 68,5 % qismi), shu sababli massa bo‘yicha 1 % Ag uchun DEF atigi 1,20 ga teng bo‘lib, anod burchagi, trubka kuchlanishi yoki berilliy oyna o‘zgartirilganda 1,19–1,21 oralig‘ida qoladi. Qo‘shimcha filtrlash hal qiluvchi parametr hisoblanadi: 1 mm Al DEFni 1,48 ± 0,02 (k = 1) gacha, 2 mm Al 1,62 gacha, 0,2 mm Cu esa 1,80 gacha oshiradi, bunda havodagi kerma 120–1300 marta kamayadi. O‘tkazish koeffitsiyenti bir xil bo‘lganda yengil va o‘rtacha Z li filtrlar (Al, Ti) optimal hisoblanadi, K-chegaralari 20–30 keV da joylashgan filtrlar (Mo, Ag, Sn) esa kuchli filtrlashda eng kam samarali bo‘ladi. DEF chuqurlik ortishi bilan ortadi (dastaning qattiqlashishi) va Ag ko‘p kiritilgan soha ichida kamayadi (o‘z-o‘zini ekranlash); Monte-Karlo hisoblari bu qiymatlarni 1–10 % doirasida tasdiqlaydi. Massa birligiga nisbatan olinganda Ag Au, Pt, Bi yoki Gdga qaraganda kuchsizroq fizik sensibilizator bo‘lib, yod bilan taqqoslanarli. Yengil elementlar uchun xraylib 4.3.0 kutubxonasidagi energiya yutilish ma’lumotlarining 56 % gacha past baholanganligi aniqlandi, bu esa DEFning oshirib baholanishiga olib kelgan bo‘lar edi. Olingan natijalar Ag saqlovchi radiosensibilizatorlar bilan o‘tkaziladigan tajribalar uchun filtrlash va ekspozitsiya sharoitlarini tanlashga asos bo‘ladi.</w:t>
       </w:r>
     </w:p>
     <w:p>
@@ -337,6 +337,7 @@
       </w:r>
       <w:r>
         <w:tab/>
+        <w:t>7</w:t>
       </w:r>
     </w:p>
     <w:p>
@@ -355,6 +356,7 @@
       </w:r>
       <w:r>
         <w:tab/>
+        <w:t>9</w:t>
       </w:r>
     </w:p>
     <w:p>
@@ -373,6 +375,7 @@
       </w:r>
       <w:r>
         <w:tab/>
+        <w:t>16</w:t>
       </w:r>
     </w:p>
     <w:p>
@@ -388,6 +391,7 @@
       </w:r>
       <w:r>
         <w:tab/>
+        <w:t>16</w:t>
       </w:r>
     </w:p>
     <w:p>
@@ -403,6 +407,7 @@
       </w:r>
       <w:r>
         <w:tab/>
+        <w:t>17</w:t>
       </w:r>
     </w:p>
     <w:p>
@@ -418,6 +423,7 @@
       </w:r>
       <w:r>
         <w:tab/>
+        <w:t>21</w:t>
       </w:r>
     </w:p>
     <w:p>
@@ -433,6 +439,7 @@
       </w:r>
       <w:r>
         <w:tab/>
+        <w:t>24</w:t>
       </w:r>
     </w:p>
     <w:p>
@@ -448,6 +455,7 @@
       </w:r>
       <w:r>
         <w:tab/>
+        <w:t>27</w:t>
       </w:r>
     </w:p>
     <w:p>
@@ -463,6 +471,7 @@
       </w:r>
       <w:r>
         <w:tab/>
+        <w:t>30</w:t>
       </w:r>
     </w:p>
     <w:p>
@@ -481,6 +490,7 @@
       </w:r>
       <w:r>
         <w:tab/>
+        <w:t>31</w:t>
       </w:r>
     </w:p>
     <w:p>
@@ -496,6 +506,7 @@
       </w:r>
       <w:r>
         <w:tab/>
+        <w:t>31</w:t>
       </w:r>
     </w:p>
     <w:p>
@@ -511,6 +522,7 @@
       </w:r>
       <w:r>
         <w:tab/>
+        <w:t>33</w:t>
       </w:r>
     </w:p>
     <w:p>
@@ -526,6 +538,7 @@
       </w:r>
       <w:r>
         <w:tab/>
+        <w:t>35</w:t>
       </w:r>
     </w:p>
     <w:p>
@@ -541,6 +554,7 @@
       </w:r>
       <w:r>
         <w:tab/>
+        <w:t>37</w:t>
       </w:r>
     </w:p>
     <w:p>
@@ -556,6 +570,7 @@
       </w:r>
       <w:r>
         <w:tab/>
+        <w:t>40</w:t>
       </w:r>
     </w:p>
     <w:p>
@@ -571,6 +586,7 @@
       </w:r>
       <w:r>
         <w:tab/>
+        <w:t>42</w:t>
       </w:r>
     </w:p>
     <w:p>
@@ -586,6 +602,7 @@
       </w:r>
       <w:r>
         <w:tab/>
+        <w:t>45</w:t>
       </w:r>
     </w:p>
     <w:p>
@@ -601,6 +618,7 @@
       </w:r>
       <w:r>
         <w:tab/>
+        <w:t>47</w:t>
       </w:r>
     </w:p>
     <w:p>
@@ -616,6 +634,7 @@
       </w:r>
       <w:r>
         <w:tab/>
+        <w:t>48</w:t>
       </w:r>
     </w:p>
     <w:p>
@@ -631,6 +650,7 @@
       </w:r>
       <w:r>
         <w:tab/>
+        <w:t>49</w:t>
       </w:r>
     </w:p>
     <w:p>
@@ -649,6 +669,7 @@
       </w:r>
       <w:r>
         <w:tab/>
+        <w:t>51</w:t>
       </w:r>
     </w:p>
     <w:p>
@@ -664,6 +685,7 @@
       </w:r>
       <w:r>
         <w:tab/>
+        <w:t>51</w:t>
       </w:r>
     </w:p>
     <w:p>
@@ -679,6 +701,7 @@
       </w:r>
       <w:r>
         <w:tab/>
+        <w:t>55</w:t>
       </w:r>
     </w:p>
     <w:p>
@@ -694,6 +717,7 @@
       </w:r>
       <w:r>
         <w:tab/>
+        <w:t>57</w:t>
       </w:r>
     </w:p>
     <w:p>
@@ -709,6 +733,7 @@
       </w:r>
       <w:r>
         <w:tab/>
+        <w:t>60</w:t>
       </w:r>
     </w:p>
     <w:p>
@@ -724,6 +749,7 @@
       </w:r>
       <w:r>
         <w:tab/>
+        <w:t>63</w:t>
       </w:r>
     </w:p>
     <w:p>
@@ -739,6 +765,7 @@
       </w:r>
       <w:r>
         <w:tab/>
+        <w:t>66</w:t>
       </w:r>
     </w:p>
     <w:p>
@@ -754,6 +781,7 @@
       </w:r>
       <w:r>
         <w:tab/>
+        <w:t>70</w:t>
       </w:r>
     </w:p>
     <w:p>
@@ -769,6 +797,7 @@
       </w:r>
       <w:r>
         <w:tab/>
+        <w:t>73</w:t>
       </w:r>
     </w:p>
     <w:p>
@@ -784,6 +813,7 @@
       </w:r>
       <w:r>
         <w:tab/>
+        <w:t>75</w:t>
       </w:r>
     </w:p>
     <w:p>
@@ -799,6 +829,7 @@
       </w:r>
       <w:r>
         <w:tab/>
+        <w:t>77</w:t>
       </w:r>
     </w:p>
     <w:p>
@@ -814,6 +845,7 @@
       </w:r>
       <w:r>
         <w:tab/>
+        <w:t>79</w:t>
       </w:r>
     </w:p>
     <w:p>
@@ -829,6 +861,7 @@
       </w:r>
       <w:r>
         <w:tab/>
+        <w:t>81</w:t>
       </w:r>
     </w:p>
     <w:p>
@@ -847,6 +880,7 @@
       </w:r>
       <w:r>
         <w:tab/>
+        <w:t>83</w:t>
       </w:r>
     </w:p>
     <w:p>
@@ -862,6 +896,7 @@
       </w:r>
       <w:r>
         <w:tab/>
+        <w:t>85</w:t>
       </w:r>
     </w:p>
     <w:p>
@@ -877,6 +912,7 @@
       </w:r>
       <w:r>
         <w:tab/>
+        <w:t>85</w:t>
       </w:r>
     </w:p>
     <w:p>
@@ -895,6 +931,7 @@
       </w:r>
       <w:r>
         <w:tab/>
+        <w:t>87</w:t>
       </w:r>
     </w:p>
     <w:p>
@@ -913,6 +950,7 @@
       </w:r>
       <w:r>
         <w:tab/>
+        <w:t>95</w:t>
       </w:r>
     </w:p>
     <w:p>
@@ -928,6 +966,7 @@
       </w:r>
       <w:r>
         <w:tab/>
+        <w:t>95</w:t>
       </w:r>
     </w:p>
     <w:p>
@@ -943,6 +982,7 @@
       </w:r>
       <w:r>
         <w:tab/>
+        <w:t>97</w:t>
       </w:r>
     </w:p>
     <w:p>
@@ -2011,21 +2051,9 @@
                 <m:sub>
                   <m:r>
                     <m:rPr>
-                      <m:sty m:val="p"/>
+                      <m:nor/>
                     </m:rPr>
-                    <m:t>a</m:t>
-                  </m:r>
-                  <m:r>
-                    <m:rPr>
-                      <m:sty m:val="p"/>
-                    </m:rPr>
-                    <m:t>i</m:t>
-                  </m:r>
-                  <m:r>
-                    <m:rPr>
-                      <m:sty m:val="p"/>
-                    </m:rPr>
-                    <m:t>r</m:t>
+                    <m:t>air</m:t>
                   </m:r>
                 </m:sub>
               </m:sSub>
@@ -3108,7 +3136,7 @@
         <w:t xml:space="preserve"> </w:t>
       </w:r>
       <w:r>
-        <w:t xml:space="preserve">Онкологические заболевания являются одной из основных причин заболеваемости и смертности во всём мире [1], и примерно половине онкологических больных показана лучевая терапия [2], эффективность которой ограничена толерантностью здоровых тканей [3, 4]. Терапевтический интервал может быть расширен с помощью радиосенсибилизаторов [5], среди которых в настоящее время интенсивно исследуются соединения и наночастицы тяжёлых металлов [6, 7]. Элементы с высоким атомным номером</w:t>
+        <w:t xml:space="preserve">Онкологические заболевания являются одной из основных причин заболеваемости и смертности во всём мире [1], и примерно половине пациентов показана лучевая терапия [2], эффективность которой ограничена толерантностью здоровых тканей [3, 4]. Терапевтический интервал может быть расширен с помощью радиосенсибилизаторов [5], в частности соединений и наночастиц тяжёлых металлов, интенсивно исследуемых в настоящее время [6, 7]. Элементы с высоким атомным номером</w:t>
       </w:r>
       <w:r>
         <w:t xml:space="preserve"> </w:t>
@@ -3130,7 +3158,7 @@
         <w:pStyle w:val="BodyText"/>
       </w:pPr>
       <w:r>
-        <w:t xml:space="preserve">Физический эффект количественно характеризуется коэффициентом усиления дозы (DEF) — отношением поглощённых доз в ткани с серебром и без него. Отношение массовых коэффициентов поглощения энергии серебра и мягкой ткани составляет лишь 21–32 при 8–25 кэВ, около 76 на K-крае Ag и 100–139 при 30–45 кэВ, поэтому DEF зависит от доли флюенса энергии фотонов, приходящейся на область энергий выше этого края [10, 13]. Напряжение на трубке и слой половинного ослабления (СПО), которыми обычно характеризуют киловольтные пучки [14], не определяют однозначно спектр вблизи края, поэтому спектр необходимо моделировать [15]. В отличие от трубок с вольфрамовым анодом [16, 17], трубка с медным анодом на 45 кВ испускает большую часть фотонов нефильтрованного пучка в K-линиях Cu с энергиями 8,0–8,9 кэВ, т. е. значительно ниже K-края Ag. Поскольку её спектр, а следовательно, и DEF зависят от угла анода, напряжения на трубке, бериллиевого окна и фильтров, моделирование этого спектра является актуальной задачей медицинской физики.</w:t>
+        <w:t xml:space="preserve">Физический эффект количественно характеризуется коэффициентом усиления дозы (DEF) — отношением поглощённых доз в ткани с серебром и без него. Отношение массовых коэффициентов поглощения энергии серебра и ткани составляет лишь 21–32 при 8–25 кэВ, около 76 на K-крае Ag и 103–139 при 30–45 кэВ, поэтому DEF зависит от доли флюенса энергии фотонов, приходящейся на область энергий выше этого края [10, 13]. Напряжение на трубке и слой половинного ослабления (СПО), которыми обычно характеризуют киловольтные пучки [14], не определяют однозначно спектр вблизи края, поэтому спектр необходимо моделировать [15]. В отличие от трубок с вольфрамовым анодом [16, 17], трубка с медным анодом на 45 кВ испускает большую часть фотонов нефильтрованного пучка в K-линиях Cu с энергиями 8,0–8,9 кэВ, т. е. значительно ниже K-края Ag. Поскольку этот спектр, а следовательно, и DEF зависят от конструкции трубки и фильтрации, его моделирование является актуальной задачей медицинской физики.</w:t>
       </w:r>
     </w:p>
     <w:p>
@@ -3148,7 +3176,7 @@
         <w:t xml:space="preserve"> </w:t>
       </w:r>
       <w:r>
-        <w:t xml:space="preserve">Изучение усиления дозы вблизи сред с высоким Z восходит к анализу поглощения энергии вблизи облучаемой кости, выполненному Spiers [18]; усиление дозы йодом впоследствии рассчитывалось для киловольтных пучков [19, 20] и было использовано для лечения метастазов в головной мозг с помощью модифицированного компьютерного томографа [21]. Наночастицы золота исследовались на клетках и с помощью моделирования методом Монте-Карло (МК) [22–25], механизмы их действия обобщены в обзорах [26–28], а элементы сравнивались в зависимости от энергии фотонов [13, 29]; усиление дозы вокруг наночастиц сильно локализовано [30], и такое наномасштабное выделение энергии может объяснить биологические эффекты, выходящие за рамки макроскопического усиления [31]. Применительно к серебру радиосенсибилизация с помощью AgNP была показана на раковых клетках [32], при глиоме [33, 34], на клетках рака молочной железы [35] и при колоректальном раке [36]. AgNP сами по себе обладают цитотоксичностью и индуцируют образование активных форм кислорода и повреждение дезоксирибонуклеиновой кислоты (ДНК) [37], поэтому часть их эффекта может иметь химическую или биологическую природу. Дозиметрия серебра исследовалась методом МК для брахитерапии [38], тканей вокруг опухоли, содержащей серебро [39], и кожи [40], а также в дозиметрических гелях [41]; зависимость усиления дозы от глубины в ортовольтных пучках изучена методом МК в фантоме [42].</w:t>
+        <w:t xml:space="preserve">Изучение усиления дозы вблизи сред с высоким Z восходит к анализу поглощения энергии вблизи облучаемой кости, выполненному Spiers [18]; усиление дозы йодом впоследствии рассчитывалось для киловольтных пучков [19, 20] и было использовано для лечения метастазов в головной мозг с помощью модифицированного компьютерного томографа [21]. Наночастицы золота исследовались на клетках и с помощью моделирования методом Монте-Карло (МК) [22–25], механизмы их действия обобщены в обзорах [26–28], а элементы сравнивались при различных энергиях фотонов [13, 29]; усиление дозы вокруг наночастиц сильно локализовано [30], что может объяснить биологические эффекты, выходящие за рамки макроскопического усиления [31]. Радиосенсибилизация с помощью AgNP была показана на раковых клетках [32], при глиоме [33, 34], на клетках рака молочной железы [35] и при колоректальном раке [36]. AgNP сами по себе обладают цитотоксичностью и генотоксичностью, вызывая образование активных форм кислорода [37], поэтому часть их эффекта может иметь химическую или биологическую природу. Дозиметрия серебра исследовалась методом МК для брахитерапии [38], тканей вокруг опухоли, содержащей серебро [39], и кожи [40], а также в дозиметрических гелях [41]; зависимость усиления дозы от глубины в ортовольтных пучках изучена в фантоме методом МК [42].</w:t>
       </w:r>
     </w:p>
     <w:p>
@@ -3156,7 +3184,7 @@
         <w:pStyle w:val="BodyText"/>
       </w:pPr>
       <w:r>
-        <w:t xml:space="preserve">Модели спектра включают как эмпирические [43] и полуэмпирические [44, 45], так и физически обоснованные детерминированные модели [46–48] и модели на основе метода МК [49, 50], разработанные главным образом для вольфрамовых анодов; SpekPy, валидированный по результатам измерений [51], в версии 2 поддерживает медный анод [15]. Трубки с медным анодом применяются главным образом в рентгеноструктурном анализе, где излучение Cu Kα выделяется с помощью никелевого фильтра [52], тогда как для серебра необходимы фотоны с энергиями выше его K-края. Поэтому влияние конструкции и фильтрации такой трубки на её спектр и DEF ткани, содержащей серебро, в рассмотренной литературе количественно не оценивалось, что и послужило основанием для настоящей работы.</w:t>
+        <w:t xml:space="preserve">Модели спектра включают как эмпирические [43] и полуэмпирические [44, 45], так и физически обоснованные детерминированные модели [46–48] и модели на основе метода МК [49, 50], разработанные главным образом для вольфрамовых анодов; SpekPy, валидированный по результатам измерений [51], в версии 2 поддерживает медный анод [15]. Трубки с медным анодом применяются главным образом в рентгеноструктурном анализе, где излучение Cu Kα выделяется с помощью никелевого фильтра [52], тогда как для серебра необходимы фотоны с энергиями выше его K-края. Поэтому влияние конструкции и фильтрации такой трубки на её спектр и DEF ткани, содержащей серебро, в рассмотренной литературе количественно не оценивалось.</w:t>
       </w:r>
     </w:p>
     <w:p>
@@ -3174,7 +3202,7 @@
         <w:t xml:space="preserve"> </w:t>
       </w:r>
       <w:r>
-        <w:t xml:space="preserve">Цель состоит в моделировании спектра рентгеновской трубки с медным анодом на 45 кВ в зависимости от её конструктивных параметров и фильтрации и в определении на этой основе DEF мягкой ткани, содержащей серебро, а также фильтрации, обеспечивающей максимальное значение DEF при приемлемой мощности дозы.</w:t>
+        <w:t xml:space="preserve">Цель состоит в моделировании спектра рентгеновской трубки с медным анодом на 45 кВ в зависимости от её конструктивных параметров и фильтрации и, таким образом, в определении DEF мягкой ткани, содержащей серебро, а также фильтрации, обеспечивающей максимальное значение DEF при приемлемой мощности дозы.</w:t>
       </w:r>
     </w:p>
     <w:p>
@@ -3216,7 +3244,7 @@
         <w:pStyle w:val="Compact"/>
       </w:pPr>
       <w:r>
-        <w:t xml:space="preserve">Разработать полуаналитическую модель спектра трубки с медным анодом в приближении толстой мишени, учитывающую замедление электронов, тормозное излучение, прямое и возбуждаемое тормозным излучением K-излучение и ослабление в аноде, окне, воздухе и фильтрах.</w:t>
+        <w:t xml:space="preserve">Разработать полуаналитическую модель спектра трубки с медным анодом в приближении толстой мишени, учитывающую замедление электронов, тормозное излучение, прямое и возбуждаемое тормозным излучением K-излучение, самопоглощение в аноде и фильтрацию.</w:t>
       </w:r>
     </w:p>
     <w:p>
@@ -3264,7 +3292,7 @@
         <w:pStyle w:val="Compact"/>
       </w:pPr>
       <w:r>
-        <w:t xml:space="preserve">Исследовать зависимость DEF от глубины и самоэкранирование, а также верифицировать их независимым расчётом методом МК.</w:t>
+        <w:t xml:space="preserve">Исследовать зависимость DEF от глубины и самоэкранирование с независимой верификацией методом МК.</w:t>
       </w:r>
     </w:p>
     <w:p>
@@ -3348,7 +3376,7 @@
         <w:t xml:space="preserve"> </w:t>
       </w:r>
       <w:r>
-        <w:t xml:space="preserve">Новизна работы заключается в следующем:</w:t>
+        <w:t xml:space="preserve">Новизна заключается в следующем:</w:t>
       </w:r>
     </w:p>
     <w:p>
@@ -3360,7 +3388,7 @@
         <w:pStyle w:val="Compact"/>
       </w:pPr>
       <w:r>
-        <w:t xml:space="preserve">Разработана полуаналитическая модель спектра трубки с медным анодом отражательного типа, содержащая единственный подгоночный параметр — коэффициент глубины проникновения электронов</w:t>
+        <w:t xml:space="preserve">Разработана полуаналитическая модель спектра трубки с медным анодом отражательного типа, содержащая один подгоночный параметр (коэффициент глубины проникновения электронов</w:t>
       </w:r>
       <w:r>
         <w:t xml:space="preserve"> </w:t>
@@ -3371,10 +3399,7 @@
         </m:r>
       </m:oMath>
       <w:r>
-        <w:t xml:space="preserve"> </w:t>
-      </w:r>
-      <w:r>
-        <w:t xml:space="preserve">— и описывающая в замкнутой форме K-излучение, возбуждаемое тормозным излучением. При значении</w:t>
+        <w:t xml:space="preserve">) и описывающая в замкнутой форме K-излучение, возбуждаемое тормозным излучением. При значении</w:t>
       </w:r>
       <w:r>
         <w:t xml:space="preserve"> </w:t>
@@ -3415,7 +3440,7 @@
         <w:pStyle w:val="Compact"/>
       </w:pPr>
       <w:r>
-        <w:t xml:space="preserve">Без дополнительной фильтрации DEF при массовой доле серебра 1 % составляет лишь 1,20 (1,19–1,21 при углах анода 6–30°, напряжениях 25–50 кВ и толщинах бериллиевого окна 0,15–2 мм), поскольку доза определяется главным образом K-линиями Cu и мягким тормозным излучением. Решающее значение имеет фильтрация: DEF равен 1,48 при фильтре 1 мм Al, 1,62 при 2 мм Al и 1,80 при 0,2 мм Cu, но ценой снижения воздушной кермы в 120–1300 раз.</w:t>
+        <w:t xml:space="preserve">Без дополнительной фильтрации DEF при массовой доле серебра 1 % составляет лишь 1,20 (1,19–1,21 при углах анода 6–30°, напряжениях 25–50 кВ и толщинах бериллиевого окна 0,15–2 мм), поскольку в дозе преобладает вклад K-линий Cu и мягкого тормозного излучения. Решающее значение имеет фильтрация: DEF равен 1,48 при фильтре 1 мм Al, 1,62 при 2 мм Al и 1,80 при 0,2 мм Cu, но ценой снижения воздушной кермы в 120–1300 раз.</w:t>
       </w:r>
     </w:p>
     <w:p>
@@ -3469,7 +3494,7 @@
         <w:t xml:space="preserve"> </w:t>
       </w:r>
       <w:r>
-        <w:t xml:space="preserve">Программное обеспечение РМ позволяет рассчитывать спектр, воздушную керму и качество пучка низковольтных трубок с медным анодом для планирования радиобиологических экспериментов с серебром. Для трубки на 45 кВ рекомендуется алюминиевый фильтр толщиной 1–2 мм (или титановый толщиной 0,1–0,3 мм); при алюминиевом фильтре керма в ткани 2 Гр на поверхности образца (на расстоянии 10 см от фокуса, при токе 40 мА) достигается примерно за 15–33 с. Функция CS_Energy библиотеки xraylib 4.3.0 занижает массовые коэффициенты поглощения энергии лёгких элементов при 15–45 кэВ на величину до 37 % (для кислорода при 30 кэВ), что привело бы к завышению DEF (1,72 вместо 1,48 для 1 % серебра и фильтра 1 мм Al), поэтому следует использовать таблицы NIST.</w:t>
+        <w:t xml:space="preserve">Программное обеспечение РМ позволяет рассчитывать спектр, воздушную керму и качество пучка низковольтных трубок с медным анодом для планирования радиобиологических экспериментов с серебром. Для трубки на 45 кВ рекомендуется алюминиевый фильтр толщиной 1–2 мм (или титановый толщиной 0,1–0,3 мм); при алюминиевом фильтре керма в ткани 2 Гр на поверхности образца (на расстоянии 10 см от фокуса, при токе 40 мА) достигается примерно за 15–33 с. Функция CS_Energy библиотеки xraylib 4.3.0 занижает массовые коэффициенты поглощения энергии лёгких элементов при 15–45 кэВ на величину до 56 % (для углерода при 15 кэВ; для кислорода — на 37 % при 30 кэВ), что привело бы к завышению DEF (1,62 вместо 1,48 для 1 % серебра и фильтра 1 мм Al), поэтому следует использовать таблицы NIST.</w:t>
       </w:r>
     </w:p>
     <w:p>
@@ -3570,7 +3595,7 @@
         <w:t xml:space="preserve"> </w:t>
       </w:r>
       <w:r>
-        <w:t xml:space="preserve">Диссертация включает аннотации, список сокращений, введение, три главы, заключение, список литературы и приложения; она изложена на 90 с., содержит 0 рис. и 0 табл., число источников в списке литературы — 121. В главе 1 представлен обзор литературы, в главе 2 — методы, а в главе 3 — результаты и их обсуждение.</w:t>
+        <w:t xml:space="preserve">Диссертация включает аннотации, список сокращений, введение, три главы, заключение, список литературы и приложения; она изложена на 97 с., содержит 23 рис. и 17 табл., число источников в списке литературы — 121. В главе 1 представлен обзор литературы, в главе 2 — методы, а в главе 3 — результаты и обсуждение.</w:t>
       </w:r>
     </w:p>
     <w:p>
@@ -3594,7 +3619,7 @@
         <w:pStyle w:val="FirstParagraph"/>
       </w:pPr>
       <w:r>
-        <w:t xml:space="preserve">На фоне глобального бремени онкологических заболеваний [1] лучевая терапия (ЛТ) является одним из основных методов лечения [4], а оптимальная доля её применения, обоснованная данными доказательной медицины, составляет около 52 % [2]. ЛТ повреждает клеточную дезоксирибонуклеиновую кислоту (ДНК) непосредственно вторичными электронами или опосредованно свободными радикалами, образующимися при радиолизе воды [3], однако, поскольку выделение энергии неизбирательно, здоровые ткани, через которые проходит пучок, также повреждаются и ограничивают дозу в опухоли [3, 4]. Если сигмоидные кривые «доза — эффект» для контроля опухоли и для осложнений со стороны нормальных тканей расположены близко друг к другу (малый терапевтический интервал), главным фактором, ограничивающим ЛТ, становится токсичность для нормальных тканей [3, 4]. Проблему усугубляют гипоксические опухолевые клетки, которые вследствие кислородного эффекта менее чувствительны к рентгеновскому излучению [3].</w:t>
+        <w:t xml:space="preserve">На фоне глобального бремени онкологических заболеваний [1] лучевая терапия (ЛТ) является одним из основных методов лечения [4], а оптимальная доля её применения, обоснованная данными доказательной медицины, составляет около 52 % [2]. ЛТ повреждает клеточную дезоксирибонуклеиновую кислоту (ДНК) непосредственно вторичными электронами или опосредованно свободными радикалами, образующимися при радиолизе воды [3], однако выделение энергии неизбирательно, поэтому повреждаются и здоровые ткани, находящиеся в пучке. Если сигмоидные кривые «доза — эффект» для контроля опухоли и для осложнений со стороны нормальных тканей расположены близко друг к другу (малый терапевтический интервал), главным фактором, ограничивающим ЛТ, становится токсичность для нормальных тканей [3, 4]. Проблему усугубляют гипоксические опухолевые клетки, которые вследствие кислородного эффекта менее чувствительны к рентгеновскому излучению [3].</w:t>
       </w:r>
     </w:p>
     <w:p>
@@ -3602,7 +3627,7 @@
         <w:pStyle w:val="BodyText"/>
       </w:pPr>
       <w:r>
-        <w:t xml:space="preserve">Фракционирование [3] и конформные методики под визуальным контролем, такие как ЛТ с модуляцией интенсивности [17], щадят нормальные ткани, однако не изменяют отношения энергии, поглощённой в единице массы, в опухолевых и нормальных клетках в одной области пучка. К радиосенсибилизаторам, которые усиливают действие излучения на опухолевые клетки в большей степени, чем на нормальные, относятся миметики кислорода, например нитроимидазолы [5], и соединения переходных металлов (платины, золота, рутения), сочетающие химическую и биологическую активность с наличием тяжёлых атомов [6]. В основе действия элементов с высоким атомным номером</w:t>
+        <w:t xml:space="preserve">Фракционирование [3] и конформные методики под визуальным контролем, такие как ЛТ с модуляцией интенсивности [17], щадят нормальные ткани, однако не изменяют отношения энергии, поглощённой в единице массы, в опухолевых и нормальных клетках в одной области пучка. К радиосенсибилизаторам, действующим на опухолевые клетки сильнее, чем на нормальные, относятся миметики кислорода, например нитроимидазолы [5], и соединения переходных металлов (платины, золота, рутения), сочетающие химическую и биологическую активность с наличием тяжёлых атомов [6]. Действие элементов с высоким атомным номером</w:t>
       </w:r>
       <w:r>
         <w:t xml:space="preserve"> </w:t>
@@ -3616,7 +3641,7 @@
         <w:t xml:space="preserve"> </w:t>
       </w:r>
       <w:r>
-        <w:t xml:space="preserve">(элементов с высоким Z) лежит по существу физический принцип: сконцентрированные в опухоли, они поглощают в расчёте на единицу массы больше энергии фотонов, чем мягкая ткань, и повышают дозу в опухоли, тогда как доза в окружающих тканях, не содержащих элемента, остаётся практически неизменной [7, 9]. Выигрыш выражается коэффициентом усиления дозы (DEF) — отношением доз, поглощённых в ткани с агентом и без него (раздел 2.6), — который, в отличие от химической сенсибилизации, может быть рассчитан по данным о взаимодействии фотонов с веществом при известном поле излучения.</w:t>
+        <w:t xml:space="preserve">(элементов с высоким Z) имеет физическую природу: сконцентрированные в опухоли, они поглощают в расчёте на единицу массы больше энергии фотонов, чем мягкая ткань, и повышают дозу в опухоли, но не в окружающих тканях, не содержащих элемента [7, 9]. Выигрыш выражается коэффициентом усиления дозы (DEF) — отношением доз в ткани с агентом и без него (раздел 2.6), — который, в отличие от химической сенсибилизации, может быть рассчитан по данным о взаимодействии фотонов с веществом при известном поле излучения.</w:t>
       </w:r>
     </w:p>
     <w:p>
@@ -3624,7 +3649,7 @@
         <w:pStyle w:val="BodyText"/>
       </w:pPr>
       <w:r>
-        <w:t xml:space="preserve">Расчёты методом Монте-Карло (МК) для наночастиц золота показали, что макроскопическое усиление дозы в киловольтных пучках значительно больше, чем в мегавольтных [10], поскольку фотоэффект, сильно зависящий от Z, преобладает лишь при низких энергиях (раздел 1.2). Киловольтные пучки применяются в поверхностной и ортовольтной терапии [17], а в протоколах их дозиметрии качество пучка задаётся слоем половинного ослабления (СПО) [14, 70]. Поэтому DEF агента не может быть указан без спектра рентгеновского излучения, который зависит от конструкции трубки и фильтрации; в настоящей работе эта задача решается для серебра и трубки с медным анодом при напряжении 45 кВ.</w:t>
+        <w:t xml:space="preserve">Расчёты методом Монте-Карло (МК) для наночастиц золота показали, что макроскопическое усиление дозы в киловольтных пучках значительно больше, чем в мегавольтных [10], поскольку фотоэффект, сильно зависящий от Z, преобладает лишь при низких энергиях (раздел 1.2). Киловольтные пучки применяются в поверхностной и ортовольтной терапии [17], а в протоколах их дозиметрии качество пучка задаётся слоем половинного ослабления (СПО) [14, 70]. Поэтому DEF не может быть указан без спектра рентгеновского излучения, который зависит от конструкции трубки и фильтрации; в настоящей работе эта задача решается для серебра и трубки с медным анодом при напряжении 45 кВ.</w:t>
       </w:r>
     </w:p>
     <w:p>
@@ -3790,21 +3815,9 @@
                       <m:sub>
                         <m:r>
                           <m:rPr>
-                            <m:sty m:val="p"/>
+                            <m:nor/>
                           </m:rPr>
-                          <m:t>c</m:t>
-                        </m:r>
-                        <m:r>
-                          <m:rPr>
-                            <m:sty m:val="p"/>
-                          </m:rPr>
-                          <m:t>o</m:t>
-                        </m:r>
-                        <m:r>
-                          <m:rPr>
-                            <m:sty m:val="p"/>
-                          </m:rPr>
-                          <m:t>h</m:t>
+                          <m:t>coh</m:t>
                         </m:r>
                       </m:sub>
                     </m:sSub>
@@ -3835,21 +3848,9 @@
                       <m:sub>
                         <m:r>
                           <m:rPr>
-                            <m:sty m:val="p"/>
+                            <m:nor/>
                           </m:rPr>
-                          <m:t>i</m:t>
-                        </m:r>
-                        <m:r>
-                          <m:rPr>
-                            <m:sty m:val="p"/>
-                          </m:rPr>
-                          <m:t>n</m:t>
-                        </m:r>
-                        <m:r>
-                          <m:rPr>
-                            <m:sty m:val="p"/>
-                          </m:rPr>
-                          <m:t>c</m:t>
+                          <m:t>inc</m:t>
                         </m:r>
                       </m:sub>
                     </m:sSub>
@@ -3953,21 +3954,9 @@
           <m:sub>
             <m:r>
               <m:rPr>
-                <m:sty m:val="p"/>
+                <m:nor/>
               </m:rPr>
-              <m:t>c</m:t>
-            </m:r>
-            <m:r>
-              <m:rPr>
-                <m:sty m:val="p"/>
-              </m:rPr>
-              <m:t>o</m:t>
-            </m:r>
-            <m:r>
-              <m:rPr>
-                <m:sty m:val="p"/>
-              </m:rPr>
-              <m:t>h</m:t>
+              <m:t>coh</m:t>
             </m:r>
           </m:sub>
         </m:sSub>
@@ -4000,21 +3989,9 @@
           <m:sub>
             <m:r>
               <m:rPr>
-                <m:sty m:val="p"/>
+                <m:nor/>
               </m:rPr>
-              <m:t>i</m:t>
-            </m:r>
-            <m:r>
-              <m:rPr>
-                <m:sty m:val="p"/>
-              </m:rPr>
-              <m:t>n</m:t>
-            </m:r>
-            <m:r>
-              <m:rPr>
-                <m:sty m:val="p"/>
-              </m:rPr>
-              <m:t>c</m:t>
+              <m:t>inc</m:t>
             </m:r>
           </m:sub>
         </m:sSub>
@@ -4032,7 +4009,7 @@
         <w:t xml:space="preserve"> </w:t>
       </w:r>
       <w:r>
-        <w:t xml:space="preserve">— массовые коэффициенты (см²/г) фотоэлектрического поглощения, когерентного и некогерентного рассеяния. Для смесей, таких как мягкая ткань, коэффициенты элементов суммируются с весами, равными массовым долям [62], с использованием табличных данных Национального института стандартов и технологий (NIST) [59, 72]. При фотопоглощении связанный электрон, преимущественно с наиболее глубокой из доступных оболочек, вылетает из атома с энергией, равной энергии фотона</w:t>
+        <w:t xml:space="preserve">— массовые коэффициенты (см²/г) фотоэлектрического поглощения, когерентного и некогерентного рассеяния. Коэффициенты смесей представляют собой взвешенные по массовым долям суммы коэффициентов элементов [62], взятых из таблиц Национального института стандартов и технологий (NIST) [59, 72]. При фотопоглощении связанный электрон, преимущественно с наиболее глубокой из доступных оболочек, вылетает из атома с энергией, равной энергии фотона</w:t>
       </w:r>
       <w:r>
         <w:t xml:space="preserve"> </w:t>
@@ -4223,7 +4200,7 @@
         <w:t xml:space="preserve"> </w:t>
       </w:r>
       <w:r>
-        <w:t xml:space="preserve">[8, 62]. Поэтому в расчёте на единицу массы тяжёлый элемент поглощает гораздо сильнее, чем H, C, N и O, на долю которых приходится почти вся масса мягкой ткани [61]. Однако ниже K-края тяжёлого элемента электроны его K-оболочки не могут участвовать в поглощении, и выигрыш значительно меньше, чем позволяют ожидать атомные номера.</w:t>
+        <w:t xml:space="preserve">[8, 62]. Поэтому в расчёте на единицу массы тяжёлый элемент поглощает гораздо сильнее, чем H, C, N и O, на долю которых приходится почти вся масса мягкой ткани [61]. Однако ниже его K-края электроны K-оболочки не могут участвовать в поглощении, и выигрыш значительно меньше, чем позволяют ожидать атомные номера.</w:t>
       </w:r>
     </w:p>
     <w:p>
@@ -4299,7 +4276,7 @@
         <w:pStyle w:val="BodyText"/>
       </w:pPr>
       <w:r>
-        <w:t xml:space="preserve">При комптоновском рассеянии в этом диапазоне энергий фотон сохраняет большую часть своей энергии [8, 62], а связь электронов в атоме уменьшает сечение Клейна–Нишины при низких энергиях и малых углах, что описывается функцией некогерентного рассеяния</w:t>
+        <w:t xml:space="preserve">При комптоновском рассеянии в этом диапазоне энергий фотон сохраняет большую часть своей энергии [8, 62], а связь электронов в атоме, описываемая функцией некогерентного рассеяния</w:t>
       </w:r>
       <w:r>
         <w:t xml:space="preserve"> </w:t>
@@ -4328,21 +4305,7 @@
         </m:r>
       </m:oMath>
       <w:r>
-        <w:t xml:space="preserve"> </w:t>
-      </w:r>
-      <w:r>
-        <w:t xml:space="preserve">(</w:t>
-      </w:r>
-      <m:oMath>
-        <m:r>
-          <m:t>x</m:t>
-        </m:r>
-      </m:oMath>
-      <w:r>
-        <w:t xml:space="preserve"> </w:t>
-      </w:r>
-      <w:r>
-        <w:t xml:space="preserve">— переменная передачи импульса); рэлеевское рассеяние лишь отклоняет фотон и описывается атомным форм-фактором</w:t>
+        <w:t xml:space="preserve">, уменьшает сечение Клейна–Нишины при низких энергиях и малых углах; рэлеевское рассеяние, описываемое атомным форм-фактором</w:t>
       </w:r>
       <w:r>
         <w:t xml:space="preserve"> </w:t>
@@ -4374,7 +4337,18 @@
         <w:t xml:space="preserve"> </w:t>
       </w:r>
       <w:r>
-        <w:t xml:space="preserve">[64]. В мягкой ткани некогерентное рассеяние превосходит фотопоглощение в верхней части этого диапазона, тогда как в серебре во всём диапазоне преобладает фотопоглощение [8, 72]. Массовый коэффициент поглощения энергии учитывает только энергию, переданную заряженным частицам и не переизлучённую в виде тормозного излучения [62, 75]:</w:t>
+        <w:t xml:space="preserve">(</w:t>
+      </w:r>
+      <m:oMath>
+        <m:r>
+          <m:t>x</m:t>
+        </m:r>
+      </m:oMath>
+      <w:r>
+        <w:t xml:space="preserve"> </w:t>
+      </w:r>
+      <w:r>
+        <w:t xml:space="preserve">— переменная передачи импульса), лишь отклоняет фотон [64]. В мягкой ткани некогерентное рассеяние превосходит фотопоглощение в верхней части этого диапазона, тогда как в серебре во всём диапазоне преобладает фотопоглощение [8, 72]. Массовый коэффициент поглощения энергии, табулированный NIST на основе расчётов Seltzer [59, 75], учитывает только энергию, переданную заряженным частицам и не переизлучённую в виде тормозного излучения [62]:</w:t>
       </w:r>
     </w:p>
     <w:tbl>
@@ -4522,21 +4496,9 @@
                           <m:sub>
                             <m:r>
                               <m:rPr>
-                                <m:sty m:val="p"/>
+                                <m:nor/>
                               </m:rPr>
-                              <m:t>i</m:t>
-                            </m:r>
-                            <m:r>
-                              <m:rPr>
-                                <m:sty m:val="p"/>
-                              </m:rPr>
-                              <m:t>n</m:t>
-                            </m:r>
-                            <m:r>
-                              <m:rPr>
-                                <m:sty m:val="p"/>
-                              </m:rPr>
-                              <m:t>c</m:t>
+                              <m:t>inc</m:t>
                             </m:r>
                           </m:sub>
                         </m:sSub>
@@ -4571,21 +4533,9 @@
                           <m:sub>
                             <m:r>
                               <m:rPr>
-                                <m:sty m:val="p"/>
+                                <m:nor/>
                               </m:rPr>
-                              <m:t>i</m:t>
-                            </m:r>
-                            <m:r>
-                              <m:rPr>
-                                <m:sty m:val="p"/>
-                              </m:rPr>
-                              <m:t>n</m:t>
-                            </m:r>
-                            <m:r>
-                              <m:rPr>
-                                <m:sty m:val="p"/>
-                              </m:rPr>
-                              <m:t>c</m:t>
+                              <m:t>inc</m:t>
                             </m:r>
                           </m:sub>
                         </m:sSub>
@@ -4689,21 +4639,9 @@
           <m:sub>
             <m:r>
               <m:rPr>
-                <m:sty m:val="p"/>
+                <m:nor/>
               </m:rPr>
-              <m:t>i</m:t>
-            </m:r>
-            <m:r>
-              <m:rPr>
-                <m:sty m:val="p"/>
-              </m:rPr>
-              <m:t>n</m:t>
-            </m:r>
-            <m:r>
-              <m:rPr>
-                <m:sty m:val="p"/>
-              </m:rPr>
-              <m:t>c</m:t>
+              <m:t>inc</m:t>
             </m:r>
           </m:sub>
         </m:sSub>
@@ -4733,42 +4671,7 @@
         <w:t xml:space="preserve"> </w:t>
       </w:r>
       <w:r>
-        <w:t xml:space="preserve">— средняя доля кинетической энергии вторичных электронов, преобразуемая в тормозное излучение (здесь пренебрежимо малая); остальные обозначения — как в формуле (1.1) [62]. Используемые в настоящей работе значения</w:t>
-      </w:r>
-      <w:r>
-        <w:t xml:space="preserve"> </w:t>
-      </w:r>
-      <m:oMath>
-        <m:sSub>
-          <m:e>
-            <m:r>
-              <m:t>μ</m:t>
-            </m:r>
-          </m:e>
-          <m:sub>
-            <m:r>
-              <m:t>e</m:t>
-            </m:r>
-            <m:r>
-              <m:t>n</m:t>
-            </m:r>
-          </m:sub>
-        </m:sSub>
-        <m:r>
-          <m:rPr>
-            <m:sty m:val="p"/>
-          </m:rPr>
-          <m:t>/</m:t>
-        </m:r>
-        <m:r>
-          <m:t>ρ</m:t>
-        </m:r>
-      </m:oMath>
-      <w:r>
-        <w:t xml:space="preserve"> </w:t>
-      </w:r>
-      <w:r>
-        <w:t xml:space="preserve">NIST основаны на расчётах Seltzer [59, 75].</w:t>
+        <w:t xml:space="preserve">— средняя доля кинетической энергии вторичных электронов, преобразуемая в тормозное излучение (здесь пренебрежимо малая); остальные обозначения — как в формуле (1.1) [62].</w:t>
       </w:r>
     </w:p>
     <w:p>
@@ -4805,21 +4708,9 @@
           <m:sub>
             <m:r>
               <m:rPr>
-                <m:sty m:val="p"/>
+                <m:nor/>
               </m:rPr>
-              <m:t>c</m:t>
-            </m:r>
-            <m:r>
-              <m:rPr>
-                <m:sty m:val="p"/>
-              </m:rPr>
-              <m:t>o</m:t>
-            </m:r>
-            <m:r>
-              <m:rPr>
-                <m:sty m:val="p"/>
-              </m:rPr>
-              <m:t>l</m:t>
+              <m:t>col</m:t>
             </m:r>
           </m:sub>
         </m:sSub>
@@ -4898,21 +4789,9 @@
                   <m:sub>
                     <m:r>
                       <m:rPr>
-                        <m:sty m:val="p"/>
+                        <m:nor/>
                       </m:rPr>
-                      <m:t>c</m:t>
-                    </m:r>
-                    <m:r>
-                      <m:rPr>
-                        <m:sty m:val="p"/>
-                      </m:rPr>
-                      <m:t>o</m:t>
-                    </m:r>
-                    <m:r>
-                      <m:rPr>
-                        <m:sty m:val="p"/>
-                      </m:rPr>
-                      <m:t>l</m:t>
+                      <m:t>col</m:t>
                     </m:r>
                   </m:sub>
                 </m:sSub>
@@ -5076,7 +4955,7 @@
         <w:pStyle w:val="BodyText"/>
       </w:pPr>
       <w:r>
-        <w:t xml:space="preserve">На рис. 1.1 сопоставлены коэффициенты серебра и мягкой ткани МКРЕ-44 [61], взятые из таблиц NIST [59]. Выше L-краёв оба коэффициента серебра превышают соответствующие коэффициенты ткани более чем на порядок, причём отношение значений</w:t>
+        <w:t xml:space="preserve">На рис. 1.1 сопоставлены коэффициенты NIST [59] для серебра и мягкой ткани МКРЕ-44 [61]. Выше L-краёв оба коэффициента серебра превышают соответствующие коэффициенты ткани более чем на порядок, причём отношение значений</w:t>
       </w:r>
       <w:r>
         <w:t xml:space="preserve"> </w:t>
@@ -5111,7 +4990,7 @@
         <w:t xml:space="preserve"> </w:t>
       </w:r>
       <w:r>
-        <w:t xml:space="preserve">возрастает от 21,0 при 8 кэВ до 31,8 при 25 кэВ. На K-крае</w:t>
+        <w:t xml:space="preserve">возрастает от 21,1 при 8 кэВ до 31,9 при 25 кэВ. На K-крае</w:t>
       </w:r>
       <w:r>
         <w:t xml:space="preserve"> </w:t>
@@ -5169,7 +5048,7 @@
         <w:t xml:space="preserve"> </w:t>
       </w:r>
       <w:r>
-        <w:t xml:space="preserve">— лишь в 2,4 раза (с 8,54 до 20,3 см²/г). Причина — флуоресценция K-оболочки: энергия рентгеновского K-излучения, испускаемого после большинства актов фотопоглощения на K-оболочке, уносится из места взаимодействия и не учитывается в</w:t>
+        <w:t xml:space="preserve">— лишь в 2,4 раза (с 8,53 до 20,3 см²/г). Причина — флуоресценция K-оболочки: после большинства актов фотопоглощения на K-оболочке энергия рентгеновского K-излучения уносится из места взаимодействия и не учитывается в</w:t>
       </w:r>
       <w:r>
         <w:t xml:space="preserve"> </w:t>
@@ -5211,9 +5090,9 @@
       <w:r>
         <w:drawing>
           <wp:inline>
-            <wp:extent cx="4499999" cy="2674348"/>
+            <wp:extent cx="4859999" cy="2888295"/>
             <wp:effectExtent b="0" l="0" r="0" t="0"/>
-            <wp:docPr descr="Рис. 1.1. Массовые коэффициенты ослабления (сплошные линии) и поглощения энергии (штриховые линии) серебра и мягкой ткани МКРЕ-44 в диапазоне 1–50 кэВ (данные NIST). Вертикальная штриховая линия отмечает K-край Ag при 25,51 кэВ; стрелка указывает края L-подоболочек Ag." title="" id="21" name="Picture"/>
+            <wp:docPr descr="Рис. 1.1. Массовые коэффициенты ослабления (сплошные линии) и поглощения энергии (штриховые линии) серебра и мягкой ткани МКРЕ-44 в диапазоне 1–50 кэВ (данные NIST). Вертикальная штриховая линия отмечает K-край Ag при 25,51 кэВ, стрелка — края L-подоболочек Ag." title="" id="21" name="Picture"/>
             <a:graphic>
               <a:graphicData uri="http://schemas.openxmlformats.org/drawingml/2006/picture">
                 <pic:pic>
@@ -5232,7 +5111,7 @@
                   <pic:spPr bwMode="auto">
                     <a:xfrm>
                       <a:off x="0" y="0"/>
-                      <a:ext cx="4499999" cy="2674348"/>
+                      <a:ext cx="4859999" cy="2888295"/>
                     </a:xfrm>
                     <a:prstGeom prst="rect">
                       <a:avLst/>
@@ -5256,7 +5135,7 @@
         <w:pStyle w:val="ImageCaption"/>
       </w:pPr>
       <w:r>
-        <w:t xml:space="preserve">Рис. 1.1. Массовые коэффициенты ослабления (сплошные линии) и поглощения энергии (штриховые линии) серебра и мягкой ткани МКРЕ-44 в диапазоне 1–50 кэВ (данные NIST). Вертикальная штриховая линия отмечает K-край Ag при 25,51 кэВ; стрелка указывает края L-подоболочек Ag.</w:t>
+        <w:t xml:space="preserve">Рис. 1.1. Массовые коэффициенты ослабления (сплошные линии) и поглощения энергии (штриховые линии) серебра и мягкой ткани МКРЕ-44 в диапазоне 1–50 кэВ (данные NIST). Вертикальная штриховая линия отмечает K-край Ag при 25,51 кэВ, стрелка — края L-подоболочек Ag.</w:t>
       </w:r>
     </w:p>
     <w:p>
@@ -5319,7 +5198,7 @@
         </m:r>
       </m:oMath>
       <w:r>
-        <w:t xml:space="preserve">, поскольку фиксированная энергия флуоресценции составляет всё меньшую долю энергии фотона, а также медленнее, чем у ткани. Поэтому после скачка на крае примерно с 32 до 76 отношение коэффициентов серебра и ткани продолжает возрастать, достигая 102,7 при 30 кэВ, 120,0 при 35 кэВ и максимума около 139 при 40–45 кэВ. Таким образом, доля флюенса энергии выше K-края Ag является ключевой характеристикой пучка для серебра, а её определение для трубки с медным анодом — одной из центральных задач настоящей работы.</w:t>
+        <w:t xml:space="preserve">, поскольку фиксированная энергия флуоресценции составляет всё меньшую долю энергии фотона, а также медленнее, чем у ткани. Поэтому после скачка на крае примерно с 32 до 76 отношение коэффициентов серебра и ткани продолжает возрастать, достигая 102,8 при 30 кэВ, 120,1 при 35 кэВ и максимума около 139 при 40–45 кэВ. Таким образом, доля флюенса энергии выше K-края Ag является ключевой характеристикой пучка для серебра.</w:t>
       </w:r>
     </w:p>
     <w:p>
@@ -5335,7 +5214,7 @@
         <w:pStyle w:val="FirstParagraph"/>
       </w:pPr>
       <w:r>
-        <w:t xml:space="preserve">Spiers впервые проанализировал, как повышенное поглощение энергии костью и пробеги вторичных электронов определяют дозу в мягких тканях внутри кости и вблизи неё [18], а Das и Chopra количественно оценили возмущение дозы, обусловленное обратным рассеянием, на границах раздела ткани и материалов с высоким Z в киловольтных пучках [78]. В первых систематических исследованиях использовались йодсодержащие контрастные средства, которые повышали чувствительность культивируемых клеток млекопитающих к рентгеновскому излучению, но не к гамма-излучению [79], что указывает на фотопоглощение йодом. Усиление дозы в опухолях, содержащих йод, рассчитывали для киловольтного рентгеновского излучения [19] и для терапии опухолей головного мозга [20], а на компьютерном томографе, модифицированном для терапии, было проведено первое такое лечение метастазов в головной мозг у человека [21]. С помощью монохроматических синхротронных пучков проводили лечение крыс с глиомами F98, содержащими йод [80], и определили оптимальную энергию для йодированных соединений в клетках [81]; киловольтная ЛТ с контрастным усилением проанализирована методом МК [82], а модифицированные мегавольтные пучки сочетались с йод- и гадолинийсодержащими контрастными средствами [83].</w:t>
+        <w:t xml:space="preserve">Spiers впервые проанализировал, как повышенное поглощение энергии в кости и пробеги вторичных электронов определяют дозу в мягких тканях внутри кости и вблизи неё [18], а Das и Chopra количественно оценили возмущение дозы, обусловленное обратным рассеянием, на границах раздела ткани и материалов с высоким Z в киловольтных пучках [78]. Йодсодержащие контрастные средства — первые систематически исследованные агенты — повышали чувствительность культивируемых клеток млекопитающих к рентгеновскому излучению, но не к гамма-излучению [79], что указывает на роль фотопоглощения йодом. Усиление дозы в опухолях, содержащих йод, рассчитывали для киловольтного рентгеновского излучения [19] и терапии опухолей головного мозга [20], а на модифицированном для терапии компьютерном томографе было проведено первое такое лечение метастазов в головной мозг у человека [21]. С помощью монохроматических синхротронных пучков провели лечение крыс с глиомами F98, содержащими йод [80], и определили оптимальную энергию для йодированных соединений в клетках [81]; киловольтная ЛТ с контрастным усилением проанализирована методом МК [82], а модифицированные мегавольтные пучки сочетались с йод- и гадолинийсодержащими контрастными средствами [83]. В препаратах платины к химиотерапевтическому агенту добавляется атом с высоким Z: цисплатин в сочетании с монохроматическим синхротронным рентгеновским излучением, использующим фотоактивацию платины на её K-крае, излечил крыс с радиорезистентными глиомами F98 [84]. Pignol и др. проанализировали ионизацию внутренних оболочек и оже-каскады при радиосенсибилизации галогенированными дезоксиуридинами, солями платины и порфиринами гадолиния [85]; если тяжёлый атом находится в ДНК или вблизи неё, короткопробежные оже-электроны выделяют свою энергию в этой критической мишени, поэтому значение имеет не только концентрация атома с высоким Z, но и его субклеточная локализация.</w:t>
       </w:r>
     </w:p>
     <w:p>
@@ -5343,7 +5222,7 @@
         <w:pStyle w:val="BodyText"/>
       </w:pPr>
       <w:r>
-        <w:t xml:space="preserve">В препаратах платины к химиотерапевтическому агенту добавляется атом с высоким Z: цисплатин в сочетании с монохроматическим синхротронным рентгеновским излучением, использующим фотоактивацию платины на её K-крае, излечил крыс с радиорезистентными глиомами F98 [84]. Pignol и др. проанализировали ионизацию внутренних оболочек и оже-каскады при радиосенсибилизации с помощью йоддезоксиуридина, бромдезоксиуридина, солей платины и порфиринов гадолиния [85]; если тяжёлый атом находится в ДНК или вблизи неё, короткопробежные оже-электроны выделяют свою энергию в этой критической мишени. Следовательно, значение имеет не только концентрация атома с высоким Z, но и его субклеточная локализация.</w:t>
+        <w:t xml:space="preserve">Современный этап начался, когда наночастицы золота (AuNP) диаметром 1,9 нм заметно повысили годичную выживаемость мышей-опухоленосителей, облучённых рентгеновским излучением 250 кВп (кВп — пиковое напряжение на трубке в киловольтах) [9], а ключевые параметры эффективности (материал, размер, покрытие, энергия фотонов) с тех пор были систематически проанализированы [86]. Радиосенсибилизация с помощью AuNP показана in vitro при облучении пучками поверхностной и ортовольтной терапии [23, 87] и моноэнергетическими синхротронными пучками [88]; клеточное поглощение и радиосенсибилизация зависят от размера частиц [22], а эксперименты с ДНК выявили в качестве определяющих параметров энергию фотонов, размер и концентрацию частиц [89]. Эти результаты обобщены в обзорах [90–94] и в «дорожной карте» клинического применения [28].</w:t>
       </w:r>
     </w:p>
     <w:p>
@@ -5351,7 +5230,7 @@
         <w:pStyle w:val="BodyText"/>
       </w:pPr>
       <w:r>
-        <w:t xml:space="preserve">Современный этап начался, когда наночастицы золота (AuNP) диаметром 1,9 нм заметно повысили годичную выживаемость мышей-опухоленосителей, облучённых рентгеновским излучением 250 кВп (кВп — пиковое напряжение на трубке в киловольтах) [9], а ключевые параметры эффективности (материал, размер, покрытие, энергия фотонов) с тех пор были систематически проанализированы [86]. Радиосенсибилизация с помощью AuNP показана in vitro при облучении киловольтными пучками поверхностной терапии [23], пучками ортовольтной и поверхностной терапии [87] и моноэнергетическими синхротронными пучками [88]; клеточное поглощение и радиосенсибилизация зависят от размера частиц [22], а эксперименты с ДНК выявили в качестве определяющих параметров энергию фотонов, размер и концентрацию частиц [89]. Эти результаты обобщены в обзорах [90–94] и в «дорожной карте» внедрения в клиническую практику [28].</w:t>
+        <w:t xml:space="preserve">Физика этого явления изучалась главным образом путём моделирования методом МК [10]: избирательное усиление дозы в опухоли количественно оценено для различных источников фотонов [24] и терапевтических пучков [95], а киловольтные энергии оказались оптимальными для ротационной терапии с усилением дозы за счёт AuNP [96]. Радиосенсибилизация зависит также от локализации наночастиц [97]; в микроскопическом масштабе усиление дозы носит сильно локализованный характер [30], а пространственное распределение вторичных электронов охарактеризовано путём моделирования в Geant4 [25]. Однако радиоусиление не сводится к простому увеличению дозы: оно включает физическую стадию (дополнительное поглощение фотонов; испускание фотоэлектронов, оже-электронов и флуоресцентного излучения), химическую стадию (образование активных форм кислорода, АФК) и биологическую стадию (окислительный стресс, нарушение клеточного цикла, ингибирование репарации ДНК) [7, 26, 27, 98]. McMahon и др. с помощью модели локального эффекта показали, что сильно неоднородное наномасштабное выделение энергии вблизи наночастиц, содержащих тяжёлые атомы, может объяснить превышение коэффициента сенсибилизации (SER) в клетках над макроскопическим DEF [31], который тем не менее остаётся базовой величиной для отделения физического вклада от химического и биологического.</w:t>
       </w:r>
     </w:p>
     <w:p>
@@ -5359,23 +5238,7 @@
         <w:pStyle w:val="BodyText"/>
       </w:pPr>
       <w:r>
-        <w:t xml:space="preserve">Физика этого явления изучалась главным образом путём моделирования методом МК: после первой оценки макроскопического усиления дозы [10] избирательное усиление дозы в опухоли количественно оценено для различных источников фотонов [24] и терапевтических пучков [95], а киловольтные энергии оказались оптимальными для ротационной терапии с усилением дозы за счёт AuNP [96]. Радиосенсибилизация зависит от энергии фотонов, а также от размера, концентрации и локализации наночастиц [97]; в микроскопическом масштабе усиление дозы носит сильно локализованный характер [30], а пространственное распределение вторичных электронов было охарактеризовано с помощью Geant4 [25]. Из-за столь сильной зависимости от энергии необходимым условием любого расчёта усиления дозы является достоверный спектр падающего излучения.</w:t>
-      </w:r>
-    </w:p>
-    <w:p>
-      <w:pPr>
-        <w:pStyle w:val="BodyText"/>
-      </w:pPr>
-      <w:r>
-        <w:t xml:space="preserve">Однако биологический эффект не объясняется только увеличением средней дозы. Радиоусиление включает физическую стадию (дополнительное поглощение фотонов; испускание фотоэлектронов, оже-электронов и флуоресцентного излучения), химическую стадию (дополнительное образование активных форм кислорода, АФК) и биологическую стадию (окислительный стресс, нарушение клеточного цикла, ингибирование репарации ДНК) [7, 26, 27, 98]. McMahon и др. с помощью модели локального эффекта показали, что сильно неоднородное наномасштабное выделение энергии вблизи наночастиц, содержащих тяжёлые атомы, может объяснить эффекты, превышающие макроскопическое усиление дозы [31], поэтому коэффициент сенсибилизации (SER), измеряемый на клетках, может превышать макроскопический DEF, который тем не менее остаётся базовой величиной для отделения физического вклада от химического и биологического.</w:t>
-      </w:r>
-    </w:p>
-    <w:p>
-      <w:pPr>
-        <w:pStyle w:val="BodyText"/>
-      </w:pPr>
-      <w:r>
-        <w:t xml:space="preserve">Хотя в литературе преобладают работы, посвящённые золоту, наилучший элемент неочевиден, и его искали путём сравнений на основе кермы в зависимости от энергии фотонов [13] и физического моделирования [29]. В приближении кермы сравнение сводится к отношению</w:t>
+        <w:t xml:space="preserve">Хотя в литературе преобладают работы, посвящённые золоту, оптимальный элемент искали путём сравнений на основе кермы в зависимости от энергии фотонов [13] и физического моделирования [29]. В приближении кермы сравнение сводится к отношению</w:t>
       </w:r>
       <w:r>
         <w:t xml:space="preserve"> </w:t>
@@ -5398,21 +5261,53 @@
         <w:t xml:space="preserve"> </w:t>
       </w:r>
       <w:r>
-        <w:t xml:space="preserve">массового коэффициента поглощения энергии элемента к соответствующему коэффициенту ткани, поскольку для ткани, содержащей элемент в массовой доле</w:t>
+        <w:t xml:space="preserve">значения</w:t>
       </w:r>
       <w:r>
         <w:t xml:space="preserve"> </w:t>
       </w:r>
       <m:oMath>
+        <m:sSub>
+          <m:e>
+            <m:r>
+              <m:t>μ</m:t>
+            </m:r>
+          </m:e>
+          <m:sub>
+            <m:r>
+              <m:t>e</m:t>
+            </m:r>
+            <m:r>
+              <m:t>n</m:t>
+            </m:r>
+          </m:sub>
+        </m:sSub>
+        <m:r>
+          <m:rPr>
+            <m:sty m:val="p"/>
+          </m:rPr>
+          <m:t>/</m:t>
+        </m:r>
+        <m:r>
+          <m:t>ρ</m:t>
+        </m:r>
+      </m:oMath>
+      <w:r>
+        <w:t xml:space="preserve"> </w:t>
+      </w:r>
+      <w:r>
+        <w:t xml:space="preserve">элемента к соответствующему значению для ткани, поскольку для ткани, содержащей элемент в массовой доле</w:t>
+      </w:r>
+      <w:r>
+        <w:t xml:space="preserve"> </w:t>
+      </w:r>
+      <m:oMath>
         <m:r>
           <m:t>w</m:t>
         </m:r>
       </m:oMath>
       <w:r>
-        <w:t xml:space="preserve"> </w:t>
-      </w:r>
-      <w:r>
-        <w:t xml:space="preserve">и облучаемой моноэнергетическими фотонами с энергией</w:t>
+        <w:t xml:space="preserve">, DEF при энергии фотонов</w:t>
       </w:r>
       <w:r>
         <w:t xml:space="preserve"> </w:t>
@@ -5423,7 +5318,10 @@
         </m:r>
       </m:oMath>
       <w:r>
-        <w:t xml:space="preserve">, DEF равен</w:t>
+        <w:t xml:space="preserve"> </w:t>
+      </w:r>
+      <w:r>
+        <w:t xml:space="preserve">равен</w:t>
       </w:r>
       <w:r>
         <w:t xml:space="preserve"> </w:t>
@@ -5513,7 +5411,7 @@
       <w:r>
         <w:drawing>
           <wp:inline>
-            <wp:extent cx="4499999" cy="2653005"/>
+            <wp:extent cx="4859999" cy="2865245"/>
             <wp:effectExtent b="0" l="0" r="0" t="0"/>
             <wp:docPr descr="Рис. 1.2. Отношение массовых коэффициентов поглощения энергии Ag, I, Gd, Pt, Au и Bi к соответствующему коэффициенту мягкой ткани МКРЕ-44 в диапазоне 5–45 кэВ (данные NIST). Вертикальная штриховая линия отмечает K-край Ag при 25,51 кэВ." title="" id="24" name="Picture"/>
             <a:graphic>
@@ -5534,7 +5432,7 @@
                   <pic:spPr bwMode="auto">
                     <a:xfrm>
                       <a:off x="0" y="0"/>
-                      <a:ext cx="4499999" cy="2653005"/>
+                      <a:ext cx="4859999" cy="2865245"/>
                     </a:xfrm>
                     <a:prstGeom prst="rect">
                       <a:avLst/>
@@ -5566,7 +5464,7 @@
         <w:pStyle w:val="BodyText"/>
       </w:pPr>
       <w:r>
-        <w:t xml:space="preserve">Ниже примерно 12 кэВ отношения для серебра, платины, золота и висмута близки, а для йода несколько выше. Выше своих L-краёв (7,2–8,4 кэВ) и примерно до 13 кэВ лидирует гадолиний, особенно эффективно поглощающий линии Cu Kα с энергией около 8,0 кэВ. L-края платины, золота и висмута при энергиях около 12–16 кэВ увеличивают их отношения в несколько раз, и в интервале примерно от 12 до 25,5 кэВ наименьшим из шести элементов оказывается отношение для серебра. Выше своего K-края серебро сначала сравнивается с гадолинием (K-край 50,239 кэВ, выше максимальной энергии фотонов), затем превосходит его, а также превосходит йод вплоть до K-края йода при 33,169 кэВ. При 40–45 кэВ отношения для йода, платины и серебра становятся сопоставимыми, тогда как у золота и висмута они остаются наибольшими.</w:t>
+        <w:t xml:space="preserve">Ниже примерно 12 кэВ отношения для серебра, платины, золота и висмута близки, а для йода несколько выше. Выше своих L-краёв (7,2–8,4 кэВ) и примерно до 13 кэВ лидирует гадолиний, особенно эффективно поглощающий линии Cu Kα с энергией около 8,0 кэВ. L-края платины, золота и висмута при энергиях около 12–16 кэВ увеличивают их отношения в несколько раз, и в интервале примерно от 12 до 25,5 кэВ наименьшим из шести элементов оказывается отношение для серебра. Выше своего K-края серебро сначала сравнивается с гадолинием (K-край 50,239 кэВ, выше максимальной энергии фотонов), затем превосходит его, а также превосходит йод примерно до 42 кэВ, причём выше K-края йода (33,169 кэВ) — лишь незначительно. При 40–45 кэВ отношения для йода, платины и серебра становятся сопоставимыми, тогда как у золота и висмута они остаются наибольшими.</w:t>
       </w:r>
     </w:p>
     <w:p>
@@ -5574,7 +5472,7 @@
         <w:pStyle w:val="BodyText"/>
       </w:pPr>
       <w:r>
-        <w:t xml:space="preserve">Отсюда следуют два вывода. Во-первых, в расчёте на единицу массы серебро должно быть более слабым физическим сенсибилизатором, чем платина, золото и висмут, а йод и гадолиний оно превосходит лишь выше своего K-края, поэтому его место в этом ряду зависит от спектра. Во-вторых, поскольку его отношение к ткани возрастает от 21–32 в интервале от 8 кэВ до края (включающем K-линии Cu при 8,0–8,9 кэВ) до 76–139 выше края, следует ожидать, что конструктивные параметры трубки и особенно фильтрация, перераспределяющие флюенс энергии относительно 25,514 кэВ, окажутся решающими для DEF, что проверяется в главе 3. Доводы, которые тем не менее говорят в пользу серебра, рассмотрены в разделе 1.4.</w:t>
+        <w:t xml:space="preserve">Отсюда следуют два вывода. Во-первых, в расчёте на единицу массы серебро должно быть более слабым физическим сенсибилизатором, чем платина, золото и висмут, причём йод оно превосходит лишь выше своего K-края, а гадолиний — лишь выше своего K-края и ниже L3-края гадолиния (7,2 кэВ), поэтому его место в этом ряду зависит от спектра. Во-вторых, поскольку его отношение к ткани возрастает от 21–32 в интервале от 8 кэВ до края (включающем K-линии Cu при 8,0–8,9 кэВ) до 76–139 выше края, следует ожидать, что конструктивные параметры трубки и особенно фильтрация, перераспределяющие флюенс энергии относительно 25,514 кэВ, окажутся решающими для DEF, что проверяется в главе 3.</w:t>
       </w:r>
     </w:p>
     <w:p>
@@ -5624,7 +5522,7 @@
         </m:r>
       </m:oMath>
       <w:r>
-        <w:t xml:space="preserve">), которые преобладают в литературе о радиосенсибилизаторах с высоким Z. Обзоры посвящены синтезу, свойствам и терапевтическому применению наночастиц серебра (AgNP) [99], а также их использованию в качестве антимикробных и противоопухолевых средств [100]; AgNP дешевле золота и могут быть получены «зелёным» синтезом, например в среде яичного белка [101]. Для лучевой терапии существенны два свойства серебра: его биологическая активность и положение K-края в пределах спектров рентгеновских трубок, работающих при напряжении в несколько десятков киловольт.</w:t>
+        <w:t xml:space="preserve">), которые преобладают в литературе о радиосенсибилизаторах с высоким Z. Обзоры посвящены синтезу, свойствам и терапевтическому применению наночастиц серебра (AgNP) [99], а также их использованию в качестве антимикробных и противоопухолевых средств [100]; AgNP дешевле золота и могут быть получены «зелёным» синтезом, например в среде яичного белка [101]. Для лучевой терапии существенны два свойства серебра: его биологическая активность и положение K-края в пределах спектров киловольтных рентгеновских трубок. Первое связано с токсичностью: AgNP цитотоксичны и генотоксичны для клеток человека, вызывая образование АФК, повреждение ДНК и остановку клеточного цикла с вовлечением митохондрий [37]. Такие эффекты относятся к химической и биологической стадиям радиоусиления (раздел 1.3) [7, 98], поэтому AgNP могут повышать радиочувствительность клеток сверх создаваемого ими физического усиления дозы. Вместе с тем их цитотоксичность делает избирательное накопление в опухоли необходимым условием терапии, а влияние усиления дозы на здоровые ткани требует оценки [39].</w:t>
       </w:r>
     </w:p>
     <w:p>
@@ -5632,15 +5530,7 @@
         <w:pStyle w:val="BodyText"/>
       </w:pPr>
       <w:r>
-        <w:t xml:space="preserve">Биологическая активность AgNP связана с их токсичностью: они цитотоксичны и генотоксичны для клеток человека, вызывая образование АФК, повреждения ДНК и остановку клеточного цикла с вовлечением митохондрий [37]. Такие эффекты относятся к химической и биологической стадиям радиоусиления (раздел 1.3), на которых АФК, окислительный стресс и ингибирование репарации ДНК усиливают физическое повреждение [7, 98], поэтому AgNP могут повышать радиочувствительность клеток сверх создаваемого ими физического усиления дозы. Вместе с тем их цитотоксичность делает избирательное накопление в опухоли необходимым условием терапии, а влияние усиления дозы в опухоли на здоровые ткани необходимо оценивать [39].</w:t>
-      </w:r>
-    </w:p>
-    <w:p>
-      <w:pPr>
-        <w:pStyle w:val="BodyText"/>
-      </w:pPr>
-      <w:r>
-        <w:t xml:space="preserve">Экспериментальные данные обобщены в табл. 1.1. Со времени ранней работы Xu и др. [32] наиболее изученной моделью является глиома [11, 12, 33, 34], в том числе гипоксические клетки, менее радиочувствительные вследствие кислородного эффекта [3]; использовались также модели рака молочной железы [35] и колоректального рака [36]. Исследования различаются частицами, покрытиями, биологическими моделями и условиями облучения, и их результаты невозможно количественно сопоставить. Кроме того, поскольку физическое усиление дозы сильно зависит от спектра (раздел 1.3), коэффициент усиления, приведённый без указания спектра, невозможно разделить на физическую и нефизическую составляющие.</w:t>
+        <w:t xml:space="preserve">Экспериментальные данные обобщены в табл. 1.1: со времени ранней работы Xu и др. [32] наиболее изученной моделью является глиома [11, 12, 33, 34], в том числе радиорезистентные гипоксические клетки [3]; использовались также модели рака молочной железы [35] и колоректального рака [36]. Исследования различаются частицами, покрытиями, биологическими моделями и условиями облучения и количественно несопоставимы. Поскольку физическое усиление дозы сильно зависит от спектра (раздел 1.3), коэффициент усиления, приведённый без указания спектра, невозможно разделить на физическую и нефизическую составляющие.</w:t>
       </w:r>
     </w:p>
     <w:p>
@@ -6163,7 +6053,7 @@
         <w:pStyle w:val="BodyText"/>
       </w:pPr>
       <w:r>
-        <w:t xml:space="preserve">Показательно преимущество AgNP перед AuNP [12]. В расчёте на единицу массы серебро и золото поглощают энергию фотонов в сопоставимой степени при энергиях ниже примерно 12 кэВ, однако в интервале примерно от 12 до 45 кэВ золото поглощает сильнее (рис. 1.2), а в мегавольтных пучках макроскопическое усиление даже для золота значительно меньше [10], поскольку в них преобладает комптоновское рассеяние, массовый коэффициент которого лишь слабо зависит от</w:t>
+        <w:t xml:space="preserve">Отмеченное преимущество AgNP перед AuNP [12] показательно. В расчёте на единицу массы серебро и золото поглощают энергию фотонов в сопоставимой степени при энергиях ниже примерно 12 кэВ, однако в интервале примерно от 12 до 45 кэВ золото поглощает сильнее (рис. 1.2), а в мегавольтных пучках макроскопическое усиление даже для золота значительно меньше [10], поскольку в них преобладает комптоновское рассеяние, массовый коэффициент которого лишь слабо зависит от</w:t>
       </w:r>
       <w:r>
         <w:t xml:space="preserve"> </w:t>
@@ -6185,7 +6075,7 @@
         <w:pStyle w:val="BodyText"/>
       </w:pPr>
       <w:r>
-        <w:t xml:space="preserve">Дозиметрических исследований серебра меньше, чем биологических. Методом МК исследованы AgNP в опухоли головного мозга при брахитерапии [38], влияние на окружающие здоровые ткани [39], а также серебро в сравнении с золотом в слоистой модели кожи [40]; усиление дозы измерено также в дозиметрических гелях, обогащённых AgNP [41], а его зависимость от глубины в ортовольтных пучках изучена для наночастиц [42]. Систематического анализа того, как конструкция и фильтрация киловольтной трубки определяют DEF ткани, содержащей серебро, в рассмотренной литературе не обнаружено.</w:t>
+        <w:t xml:space="preserve">Дозиметрических исследований серебра меньше, чем биологических: методом МК исследованы AgNP в опухоли головного мозга при брахитерапии [38], окружающие здоровые ткани [39], а также серебро в сравнении с золотом в слоистой модели кожи [40]; усиление дозы измерено также в дозиметрических гелях, обогащённых AgNP [41], а его зависимость от глубины в ортовольтных пучках изучена для наночастиц [42]. Систематического анализа того, как конструкция и фильтрация киловольтной трубки определяют DEF ткани, содержащей серебро, в рассмотренной литературе не обнаружено.</w:t>
       </w:r>
     </w:p>
     <w:p>
@@ -6285,7 +6175,7 @@
         <w:pStyle w:val="FirstParagraph"/>
       </w:pPr>
       <w:r>
-        <w:t xml:space="preserve">Измерение спектра, необходимого для расчёта DEF, полупроводниковыми детекторами [44] требует поправок на отклик детектора и практически неосуществимо для всех конфигураций, поэтому в параметрических исследованиях используются расчётные спектры; четыре группы методов сопоставлены в табл. 1.2. Эмпирическая модель TASMIP (tungsten anode spectral model using interpolating polynomials — модель спектра вольфрамового анода на основе интерполяционных полиномов) интерполирует измеренные спектры трубок с вольфрамовым анодом в диапазоне от 30 до 140 кВ [43], а программа spektr 3.0 реализует аналогичную интерполяционную модель [102]. Такие модели быстры и точны в пределах диапазона исходных данных, но привязаны к материалу и углу анода и собственной фильтрации измеренных трубок: дополнительную фильтрацию можно учесть как ослабление, однако материал и угол анода, исследуемые в настоящей работе, — нельзя.</w:t>
+        <w:t xml:space="preserve">Измерение полупроводниковыми детекторами [44] спектра, необходимого для расчёта DEF, требует поправок на отклик детектора и практически неосуществимо для каждой конфигурации, поэтому в параметрических исследованиях используются расчётные спектры; четыре группы методов сопоставлены в табл. 1.2. Эмпирическая модель TASMIP (модель спектра вольфрамового анода на основе интерполяционных полиномов) интерполирует измеренные спектры трубок с вольфрамовым анодом в диапазоне от 30 до 140 кВ [43], а программа spektr 3.0 реализует аналогичную интерполяционную модель [102]. Такие модели привязаны к материалу и углу анода и собственной фильтрации измеренных трубок: дополнительную фильтрацию можно учесть как ослабление, однако материал и угол анода, исследуемые в настоящей работе, — нельзя.</w:t>
       </w:r>
     </w:p>
     <w:p>
@@ -6382,7 +6272,7 @@
         <w:t xml:space="preserve"> </w:t>
       </w:r>
       <w:r>
-        <w:t xml:space="preserve">— энергия фотона [8, 103]. Birch и Marshall сравнили свою модель с измерениями детектором Ge(Li) [44], а Tucker, Barnes и Chakraborty предложили модель TBC для вольфрама [45]. Такие модели сочетают упрощённое сечение тормозного излучения с приближённым описанием проникновения электронов и самопоглощения в мишени, а часть параметров подбирается по экспериментальным данным; они вычислительно экономичны и в явном виде показывают зависимость от напряжения, угла анода и фильтрации, однако их точность ограничена упрощённым физическим описанием, а параметры специфичны для материала мишени (как правило, вольфрама).</w:t>
+        <w:t xml:space="preserve">— энергия фотона [8, 103]. Birch и Marshall сравнили свою модель с измерениями детектором Ge(Li) [44], а Tucker, Barnes и Chakraborty предложили модель TBC для вольфрама [45]. Такие модели сочетают упрощённое сечение тормозного излучения с приближённым описанием проникновения электронов и самопоглощения в мишени; они в явном виде показывают зависимость от напряжения, угла анода и фильтрации, однако их подгоночные параметры специфичны для материала мишени (как правило, вольфрама).</w:t>
       </w:r>
     </w:p>
     <w:p>
@@ -6390,7 +6280,7 @@
         <w:pStyle w:val="BodyText"/>
       </w:pPr>
       <w:r>
-        <w:t xml:space="preserve">В физически обоснованных детерминированных моделях большинство эмпирических параметров заменено теоретическими или полученными методом МК данными. Полученные МК-моделированием характеристики проникновения электронов [46] использованы для расчёта генерации рентгеновского излучения и его фильтрации в мишени [47] и реализованы для вольфрама в программе SpekCalc [48]. Её преемник SpekPy v2 предоставляет несколько физических моделей, в том числе используемую здесь модель «casim», и несколько анодов, включая медный [15], который в версии 2.5.4 [58] доступен для напряжений 10–50 кВ. SpekPy опирается на модели испускания K- и L-излучения [104] и энергетического и углового распределений тормозного излучения [105], валидированные в диапазоне от 20 до 300 кВ [106] и путём сравнения с измеренными спектрами и значениями СПО [51]. Такие модели быстры и физически обоснованы, но ограничены теми анодами и напряжениями, для которых имеются предварительно рассчитанные данные о переносе.</w:t>
+        <w:t xml:space="preserve">В физически обоснованных детерминированных моделях большинство эмпирических параметров заменено теоретическими или полученными методом МК данными. Полученные МК-моделированием характеристики проникновения электронов [46] использованы для расчёта генерации рентгеновского излучения и его фильтрации в мишени [47] и реализованы для вольфрама в программе SpekCalc [48]. Её преемник SpekPy v2 предоставляет несколько физических моделей, в том числе используемую здесь модель «casim», и несколько анодов, включая медный [15], который в версии 2.5.4 [58] доступен для напряжений 10–50 кВ. SpekPy опирается на модели испускания K- и L-излучения [104] и энергетического и углового распределений тормозного излучения [105], валидированные в диапазоне от 20 до 300 кВ [106] и путём сравнения с измеренными спектрами и значениями СПО [51].</w:t>
       </w:r>
     </w:p>
     <w:p>
@@ -6398,7 +6288,7 @@
         <w:pStyle w:val="BodyText"/>
       </w:pPr>
       <w:r>
-        <w:t xml:space="preserve">Наиболее полное описание даёт моделирование методом МК сопряжённого переноса электронов и фотонов в трубке, например с помощью MCNP4C для диагностических и маммографических спектров [50] или EGS4/BEAM для киловольтных рентгенотерапевтических аппаратов [49]; к другим универсальным кодам относятся EGSnrc [107], Geant4 [108] и PENELOPE [109]. МК-моделирование учитывает обратное рассеяние электронов, угловое распределение тормозного излучения и реальную геометрию трубки. Однако оно требует детальных геометрических данных и значительного времени счёта и потому подходит скорее для эталонных расчётов, чем для обширных параметрических исследований.</w:t>
+        <w:t xml:space="preserve">Наиболее полное описание даёт моделирование методом МК совместного переноса электронов и фотонов в трубке, например с помощью MCNP4C для диагностических и маммографических спектров [50] или EGS4/BEAM для киловольтных рентгенотерапевтических аппаратов [49]; к другим универсальным кодам относятся EGSnrc [107], Geant4 [108] и PENELOPE [109]. МК-моделирование учитывает обратное рассеяние электронов, угловое распределение тормозного излучения и реальную геометрию трубки, но требует длительных расчётов и детальных геометрических данных и потому подходит скорее для эталонных расчётов, чем для обширных параметрических исследований.</w:t>
       </w:r>
     </w:p>
     <w:p>
@@ -6796,7 +6686,7 @@
         <w:pStyle w:val="BodyText"/>
       </w:pPr>
       <w:r>
-        <w:t xml:space="preserve">Рассчитанный спектр необходимо связать с измеряемыми величинами. В киловольтной дозиметрии качество пучка задаётся СПО вместе с напряжением на трубке [110], как в протоколе Американской ассоциации физиков в медицине для пучков 40–300 кВ (AAPM TG-61) [14], в практических рекомендациях TRS-398 Международного агентства по атомной энергии (МАГАТЭ) [70] и в стандартных качествах излучения Международной электротехнической комиссии (МЭК 61267) [111]. Таким образом, СПО является естественной величиной для сравнения моделей между собой и с результатами измерений. Однако СПО не определяет долю флюенса энергии выше K-края Ag, так что пучки с близкими значениями СПО могут давать различные значения DEF для серебра, как показано в главе 3 для фильтров с краями поглощения (табл. 3.5).</w:t>
+        <w:t xml:space="preserve">В киловольтной дозиметрии качество пучка задаётся СПО вместе с напряжением на трубке [110], как в протоколе Американской ассоциации физиков в медицине для пучков 40–300 кВ (AAPM TG-61) [14], в практических рекомендациях TRS-398 Международного агентства по атомной энергии (МАГАТЭ) [70] и в стандартных качествах излучения Международной электротехнической комиссии (МЭК 61267) [111]. Таким образом, СПО является естественной величиной для сопоставления моделей и измерений. Однако СПО не определяет долю флюенса энергии выше K-края Ag, так что пучки с близкими значениями СПО могут давать различные значения DEF для серебра, как показано в главе 3 для фильтров с краями поглощения (табл. 3.5).</w:t>
       </w:r>
     </w:p>
     <w:p>
@@ -6804,7 +6694,7 @@
         <w:pStyle w:val="BodyText"/>
       </w:pPr>
       <w:r>
-        <w:t xml:space="preserve">Большинство этих моделей разработано для вольфрама — обычного материала мишени медицинских трубок [16]. Трубки с медным анодом применяются главным образом в рентгеноструктурном анализе, где рабочей является линия Cu Kα, линия Kβ подавляется никелевым фильтром [52], а непрерывный спектр тормозного излучения представляет собой нежелательный фон. Для усиления дозы серебром, напротив, непрерывный спектр — полезная составляющая, поскольку только фотоны тормозного излучения могут иметь энергию выше K-края Ag; тем не менее полному спектру трубок с медным анодом и его зависимости от параметров трубки уделено значительно меньше внимания. Поэтому в настоящей работе построена полуаналитическая физически обоснованная модель трубки с медным анодом — разработанная модель (РМ), которая объединяет ионизационную тормозную способность по Бете в приближении непрерывного замедления (CSDA) [53, 68], нерелятивистское сечение тормозного излучения Бете–Гайтлера с множителем Эльверта [54–56] и сечение ионизации K-оболочки по Гризинскому [57] и содержит один подгоночный параметр — коэффициент глубины проникновения электронов (глава 2). Все зависимости от параметров трубки остаются явными, а SpekPy v2 служит эталоном при валидации.</w:t>
+        <w:t xml:space="preserve">Большинство этих моделей разработано для вольфрама — обычного материала мишени медицинских трубок [16]. Трубки с медным анодом применяются главным образом в рентгеноструктурном анализе, где рабочей является линия Cu Kα, линия Kβ подавляется никелевым фильтром [52], а непрерывный спектр тормозного излучения представляет собой нежелательный фон. Для усиления дозы серебром, напротив, непрерывный спектр — полезная составляющая, поскольку только фотоны тормозного излучения могут иметь энергию выше K-края Ag; тем не менее полному спектру трубок с медным анодом и его зависимости от параметров трубки уделено значительно меньше внимания. Поэтому в настоящей работе построена полуаналитическая физически обоснованная модель трубки с медным анодом — разработанная модель (РМ), объединяющая ионизационную тормозную способность по Бете в приближении непрерывного замедления (CSDA) [53, 68], нерелятивистское сечение тормозного излучения Бете–Гайтлера с множителем Эльверта [54–56] и сечение ионизации K-оболочки по Гризинскому [57] и содержащая один подгоночный параметр — коэффициент глубины проникновения электронов (глава 2). Все зависимости от параметров трубки остаются явными.</w:t>
       </w:r>
     </w:p>
     <w:p>
@@ -6828,7 +6718,7 @@
         <w:pStyle w:val="BodyText"/>
       </w:pPr>
       <w:r>
-        <w:t xml:space="preserve">Модели спектров хорошо разработаны для вольфрамовых анодов, но значительно хуже — для полного спектра трубок с медным анодом. Поэтому в настоящей работе разрабатывается полуаналитическая модель спектра трубки с медным анодом при напряжении 45 кВ, проводится её валидация по SpekPy v2 и обе модели используются для расчёта спектра в зависимости от конструкции трубки и фильтрации, а также DEF мягкой ткани, содержащей серебро, в зависимости от концентрации, глубины и фильтрации. Результаты верифицируются МК-моделированием, серебро сравнивается с другими элементами с высоким Z, а неопределённость DEF оценивается в качестве основы для практических рекомендаций.</w:t>
+        <w:t xml:space="preserve">Модели спектров разработаны главным образом для вольфрамовых анодов. Поэтому в настоящей работе разрабатывается полуаналитическая модель спектра трубки с медным анодом при напряжении 45 кВ, проводится её валидация путём сравнения со SpekPy v2 и обе модели используются для расчёта спектра в зависимости от конструкции трубки и фильтрации, а также DEF мягкой ткани, содержащей серебро, в зависимости от концентрации, глубины и фильтрации. Результаты верифицируются МК-моделированием, серебро сравнивается с другими элементами с высоким Z, а неопределённость DEF оценивается в качестве основы для практических рекомендаций.</w:t>
       </w:r>
     </w:p>
     <w:p>
@@ -6844,7 +6734,7 @@
         <w:pStyle w:val="FirstParagraph"/>
       </w:pPr>
       <w:r>
-        <w:t xml:space="preserve">В данной главе описаны полуаналитическая модель спектра, предложенная в настоящей работе, — разработанная модель (РМ), — а также методы расчёта коэффициента усиления дозы (DEF) и его верификации моделированием методом Монте-Карло (МК). Формулы приведены в том виде, в каком они реализованы в программном коде (приложение А); энергии выражены в кэВ, а длины — в см, если не указано иное.</w:t>
+        <w:t xml:space="preserve">В данной главе изложены полуаналитическая разработанная модель (РМ) спектра и методы расчёта коэффициента усиления дозы (DEF) и его верификации методом Монте-Карло (МК) в том виде, в каком они реализованы в программном коде (приложение А); энергии выражены в кэВ, а длины — в см, если не указано иное.</w:t>
       </w:r>
     </w:p>
     <w:p>
@@ -6860,7 +6750,7 @@
         <w:pStyle w:val="FirstParagraph"/>
       </w:pPr>
       <w:r>
-        <w:t xml:space="preserve">Электроны, испускаемые нагретым катодом, фокусируются на фокусном пятне анода, которого они достигают с кинетической энергией</w:t>
+        <w:t xml:space="preserve">Электроны от нагретого катода фокусируются на фокусном пятне анода, которого они достигают с кинетической энергией</w:t>
       </w:r>
       <w:r>
         <w:t xml:space="preserve"> </w:t>
@@ -6920,7 +6810,7 @@
         <w:t xml:space="preserve"> </w:t>
       </w:r>
       <w:r>
-        <w:t xml:space="preserve">— элементарный заряд (45 кэВ в базовой конфигурации); лишь малая доля этой энергии испускается в виде рентгеновского излучения [8, 16]. Число фотонов пропорционально произведению тока трубки на время экспозиции (мА·с), тогда как форма спектра от тока не зависит, поэтому все спектры нормированы на 1 мА·с. В моделируемой трубке с отражательной мишенью (рис. 2.1) пучок выходит через ту поверхность толстого анода, на которую падают электроны. Угол анода</w:t>
+        <w:t xml:space="preserve">— элементарный заряд (45 кэВ в базовой конфигурации); лишь малая доля этой энергии испускается в виде рентгеновского излучения [8, 16]. Число фотонов пропорционально произведению тока трубки на время (мА·с), тогда как форма спектра от тока не зависит, поэтому все спектры нормированы на 1 мА·с. В моделируемой трубке с отражательной мишенью (рис. 2.1) пучок выходит через облучаемую электронами поверхность толстого анода. Таким образом, угол анода</w:t>
       </w:r>
       <w:r>
         <w:t xml:space="preserve"> </w:t>
@@ -6934,7 +6824,7 @@
         <w:t xml:space="preserve"> </w:t>
       </w:r>
       <w:r>
-        <w:t xml:space="preserve">— это угол между поверхностью анода и центральным лучом, перпендикулярным электронному пучку, поэтому электроны падают под углом</w:t>
+        <w:t xml:space="preserve">между поверхностью анода и центральным лучом, перпендикулярным электронному пучку, является одновременно углом падения электронов относительно нормали к поверхности и углом выхода фотонов. Малый угол</w:t>
       </w:r>
       <w:r>
         <w:t xml:space="preserve"> </w:t>
@@ -6948,32 +6838,7 @@
         <w:t xml:space="preserve"> </w:t>
       </w:r>
       <w:r>
-        <w:t xml:space="preserve">к нормали к поверхности, а фотоны центрального луча покидают анод под углом выхода</w:t>
-      </w:r>
-      <w:r>
-        <w:t xml:space="preserve"> </w:t>
-      </w:r>
-      <m:oMath>
-        <m:r>
-          <m:t>θ</m:t>
-        </m:r>
-      </m:oMath>
-      <w:r>
-        <w:t xml:space="preserve">. Малый угол</w:t>
-      </w:r>
-      <w:r>
-        <w:t xml:space="preserve"> </w:t>
-      </w:r>
-      <m:oMath>
-        <m:r>
-          <m:t>θ</m:t>
-        </m:r>
-      </m:oMath>
-      <w:r>
-        <w:t xml:space="preserve"> </w:t>
-      </w:r>
-      <w:r>
-        <w:t xml:space="preserve">уменьшает эффективное фокусное пятно, но делает пучок с анодной стороны слабее и жёстче (пяточный эффект) [16]; в РМ рассматривается только центральный луч. Бериллиевое окно и самопоглощение в аноде образуют собственную фильтрацию, а дополнительные металлические фильтры удаляют мягкую часть спектра и ужесточают пучок [17], прежде чем фотоны пересекут воздушный промежуток до образца, находящегося на расстоянии фокус–образец</w:t>
+        <w:t xml:space="preserve">уменьшает эффективное фокусное пятно, но делает пучок с анодной стороны слабее и жёстче (пяточный эффект) [16]; в РМ рассматривается только центральный луч. Бериллиевое окно и самопоглощение в аноде образуют собственную фильтрацию; дополнительные металлические фильтры удаляют мягкую часть спектра и ужесточают пучок [17], прежде чем фотоны пересекут воздушный промежуток до образца, находящегося на расстоянии фокус–образец</w:t>
       </w:r>
       <w:r>
         <w:t xml:space="preserve"> </w:t>
@@ -6994,9 +6859,9 @@
       <w:r>
         <w:drawing>
           <wp:inline>
-            <wp:extent cx="4499999" cy="2368421"/>
+            <wp:extent cx="4859999" cy="2557894"/>
             <wp:effectExtent b="0" l="0" r="0" t="0"/>
-            <wp:docPr descr="Рис. 2.1. Принципиальная схема моделируемой трубки с отражательной мишенью и медным анодом и геометрии облучения: фотоны, испускаемые вдоль центрального луча под углом анода θ, проходят через бериллиевое окно, дополнительный фильтр и воздушный промежуток (расстояние фокус–образец d, в тексте обозначаемое r) к образцу ткани, содержащей Ag." title="" id="27" name="Picture"/>
+            <wp:docPr descr="Рис. 2.1. Моделируемая трубка с медной отражательной мишенью и геометрия облучения: фотоны центрального луча, испускаемые под углом анода θ, проходят через бериллиевое окно, дополнительный фильтр и воздушный промежуток (расстояние фокус–образец d, в тексте обозначаемое r) к образцу ткани, содержащей Ag." title="" id="27" name="Picture"/>
             <a:graphic>
               <a:graphicData uri="http://schemas.openxmlformats.org/drawingml/2006/picture">
                 <pic:pic>
@@ -7015,7 +6880,7 @@
                   <pic:spPr bwMode="auto">
                     <a:xfrm>
                       <a:off x="0" y="0"/>
-                      <a:ext cx="4499999" cy="2368421"/>
+                      <a:ext cx="4859999" cy="2557894"/>
                     </a:xfrm>
                     <a:prstGeom prst="rect">
                       <a:avLst/>
@@ -7039,7 +6904,7 @@
         <w:pStyle w:val="ImageCaption"/>
       </w:pPr>
       <w:r>
-        <w:t xml:space="preserve">Рис. 2.1. Принципиальная схема моделируемой трубки с отражательной мишенью и медным анодом и геометрии облучения: фотоны, испускаемые вдоль центрального луча под углом анода θ, проходят через бериллиевое окно, дополнительный фильтр и воздушный промежуток (расстояние фокус–образец d, в тексте обозначаемое r) к образцу ткани, содержащей Ag.</w:t>
+        <w:t xml:space="preserve">Рис. 2.1. Моделируемая трубка с медной отражательной мишенью и геометрия облучения: фотоны центрального луча, испускаемые под углом анода θ, проходят через бериллиевое окно, дополнительный фильтр и воздушный промежуток (расстояние фокус–образец d, в тексте обозначаемое r) к образцу ткани, содержащей Ag.</w:t>
       </w:r>
     </w:p>
     <w:p>
@@ -7047,7 +6912,7 @@
         <w:pStyle w:val="BodyText"/>
       </w:pPr>
       <w:r>
-        <w:t xml:space="preserve">Трубки с медным анодом являются стандартными источниками излучения для рентгеноструктурного анализа, в котором используется интенсивная линия Cu Kα, а линия Kβ подавляется никелевым фильтром, K-край которого расположен между этими двумя линиями [52]. Однако при облучении в присутствии серебра полезные фотоны имеют энергии выше K-края Ag при 25,514 кэВ (раздел 1.4) и относятся к непрерывному спектру, который в рентгеноструктурном анализе является лишь фоном, поэтому весь спектр необходимо моделировать и формировать с помощью фильтрации; поскольку большинство моделей спектра разработано для вольфрамовых анодов (раздел 1.5), требуется специальная модель трубки с медным анодом. В табл. 2.1 приведены параметры трубки, их базовые значения и диапазоны, исследованные в главе 3; напряжение, анод, угол анода, окно и фильтры изменяют форму спектра, тогда как влияние расстояния обусловлено законом обратных квадратов и ослаблением в воздухе. Предполагается постоянное напряжение, поэтому все электроны достигают анода с энергией</w:t>
+        <w:t xml:space="preserve">Трубки с медным анодом являются стандартными источниками для рентгеноструктурного анализа, в которых используется интенсивная линия Cu Kα, а линия Kβ подавляется никелевым фильтром, K-край которого расположен между этими двумя линиями [52]. Однако при облучении в присутствии серебра полезные фотоны имеют энергии выше K-края Ag при 25,514 кэВ (раздел 1.4) и относятся к непрерывному спектру, который в рентгеноструктурном анализе рассматривается как фон, поэтому весь спектр необходимо моделировать и формировать с помощью фильтрации; поскольку большинство моделей спектра разработано для вольфрамовых анодов (раздел 1.5), требуется специальная модель трубки с медным анодом. В табл. 2.1 приведены параметры трубки, их базовые значения и диапазоны, исследованные в главе 3; напряжение, анод, угол анода, окно и фильтры изменяют форму спектра, тогда как влияние расстояния обусловлено законом обратных квадратов и ослаблением в воздухе. Предполагается постоянное напряжение, поэтому все электроны достигают анода с энергией</w:t>
       </w:r>
       <w:r>
         <w:t xml:space="preserve"> </w:t>
@@ -7736,7 +7601,7 @@
                   <m:e>
                     <m:r>
                       <m:rPr>
-                        <m:sty m:val="p"/>
+                        <m:nor/>
                       </m:rPr>
                       <m:t>ln</m:t>
                     </m:r>
@@ -8480,7 +8345,7 @@
                     </m:r>
                     <m:r>
                       <m:rPr>
-                        <m:sty m:val="p"/>
+                        <m:nor/>
                       </m:rPr>
                       <m:t>ln</m:t>
                     </m:r>
@@ -8562,7 +8427,7 @@
         <w:t xml:space="preserve"> </w:t>
       </w:r>
       <w:r>
-        <w:t xml:space="preserve">= 322 эВ; поправка на эффект плотности (пренебрежимо малая при энергиях ниже 100 кэВ) и оболочечные поправки (существенные лишь при самых низких энергиях) не учитываются; для воды программный код воспроизводит тормозную способность по данным ESTAR Национального института стандартов и технологий (NIST) [69] (раздел 2.8). Длина пути, проходимого при замедлении от</w:t>
+        <w:t xml:space="preserve">= 322 эВ; поправка на эффект плотности (пренебрежимо малая при энергиях ниже 100 кэВ) и оболочечные поправки (существенные лишь при самых низких энергиях) не учитываются; для воды программный код воспроизводит тормозную способность по данным ESTAR Национального института стандартов и технологий (NIST) [69] (раздел 2.8). Длина пути, проходимого от</w:t>
       </w:r>
       <w:r>
         <w:t xml:space="preserve"> </w:t>
@@ -8686,7 +8551,7 @@
                       <m:num>
                         <m:r>
                           <m:rPr>
-                            <m:sty m:val="p"/>
+                            <m:nor/>
                           </m:rPr>
                           <m:t>d</m:t>
                         </m:r>
@@ -8788,7 +8653,7 @@
           <m:sub>
             <m:r>
               <m:rPr>
-                <m:sty m:val="p"/>
+                <m:nor/>
               </m:rPr>
               <m:t>min</m:t>
             </m:r>
@@ -8948,7 +8813,7 @@
         <w:t xml:space="preserve"> </w:t>
       </w:r>
       <w:r>
-        <w:t xml:space="preserve">— эмпирический закон Томсона–Уиддингтона [112]. Поскольку вследствие многократного упругого рассеяния электроны диффундируют вглубь мишени, путь в приближении CSDA не совпадает с глубиной, на которой образуются фотоны. Вместо распределений глубины проникновения, полученных Poludniowski и Evans методом МК [46], в РМ используется одна средняя глубина для каждой энергии электрона — глубина проникновения (проективная глубина)</w:t>
+        <w:t xml:space="preserve">— эмпирический закон Томсона–Уиддингтона [112]. Поскольку вследствие многократного упругого рассеяния электроны диффундируют, путь в приближении CSDA не совпадает с глубиной образования фотонов; вместо распределений глубины проникновения, полученных Poludniowski и Evans методом МК [46], в РМ используется одна средняя глубина для каждой энергии электрона — глубина проникновения (проективная глубина)</w:t>
       </w:r>
     </w:p>
     <w:tbl>
@@ -9024,7 +8889,7 @@
                 </m:r>
                 <m:r>
                   <m:rPr>
-                    <m:sty m:val="p"/>
+                    <m:nor/>
                   </m:rPr>
                   <m:t>cos</m:t>
                 </m:r>
@@ -9084,7 +8949,7 @@
         <w:t xml:space="preserve"> </w:t>
       </w:r>
       <w:r>
-        <w:t xml:space="preserve">— глубина под поверхностью анода, отсчитываемая по нормали, на которой электрон замедлился до энергии</w:t>
+        <w:t xml:space="preserve">— глубина (по нормали), на которой электрон замедлился до энергии</w:t>
       </w:r>
       <w:r>
         <w:t xml:space="preserve"> </w:t>
@@ -9166,7 +9031,7 @@
         <w:t xml:space="preserve"> </w:t>
       </w:r>
       <w:r>
-        <w:t xml:space="preserve">равен углу падения, отсчитываемому от нормали. Этот единственный подгоночный параметр РМ был подобран по форме спектра тормозного излучения SpekPy [15] (раздел 2.8), что дало</w:t>
+        <w:t xml:space="preserve">— угол падения. Этот единственный подгоночный параметр РМ был подобран по форме спектра тормозного излучения SpekPy [15] (раздел 2.8), что дало</w:t>
       </w:r>
       <w:r>
         <w:t xml:space="preserve"> </w:t>
@@ -9224,9 +9089,9 @@
       <w:r>
         <w:drawing>
           <wp:inline>
-            <wp:extent cx="4499999" cy="2180996"/>
+            <wp:extent cx="4859999" cy="2355476"/>
             <wp:effectExtent b="0" l="0" r="0" t="0"/>
-            <wp:docPr descr="Рис. 2.2. Замедление электронов и ионизация K-оболочки в медном аноде: (a) ионизационная тормозная способность по Бете (сплошная линия, левая ось) и глубина проникновения, на которой электрон с начальной энергией 45 кэВ замедлился до энергии T, при η = 0,40 и θ = 12° (штриховая линия, правая ось); (b) сечение ионизации K-оболочки меди по Гризинскому." title="" id="30" name="Picture"/>
+            <wp:docPr descr="Рис. 2.2. Замедление электронов и ионизация K-оболочки в медном аноде: (a) ионизационная тормозная способность по Бете (сплошная линия, левая ось) и глубина проникновения, на которой электрон с начальной энергией 45 кэВ замедлился до T, при η = 0,40 и θ = 12° (штриховая линия, правая ось); (b) сечение ионизации K-оболочки по Гризинскому." title="" id="30" name="Picture"/>
             <a:graphic>
               <a:graphicData uri="http://schemas.openxmlformats.org/drawingml/2006/picture">
                 <pic:pic>
@@ -9245,7 +9110,7 @@
                   <pic:spPr bwMode="auto">
                     <a:xfrm>
                       <a:off x="0" y="0"/>
-                      <a:ext cx="4499999" cy="2180996"/>
+                      <a:ext cx="4859999" cy="2355476"/>
                     </a:xfrm>
                     <a:prstGeom prst="rect">
                       <a:avLst/>
@@ -9269,7 +9134,7 @@
         <w:pStyle w:val="ImageCaption"/>
       </w:pPr>
       <w:r>
-        <w:t xml:space="preserve">Рис. 2.2. Замедление электронов и ионизация K-оболочки в медном аноде: (a) ионизационная тормозная способность по Бете (сплошная линия, левая ось) и глубина проникновения, на которой электрон с начальной энергией 45 кэВ замедлился до энергии T, при η = 0,40 и θ = 12° (штриховая линия, правая ось); (b) сечение ионизации K-оболочки меди по Гризинскому.</w:t>
+        <w:t xml:space="preserve">Рис. 2.2. Замедление электронов и ионизация K-оболочки в медном аноде: (a) ионизационная тормозная способность по Бете (сплошная линия, левая ось) и глубина проникновения, на которой электрон с начальной энергией 45 кэВ замедлился до T, при η = 0,40 и θ = 12° (штриховая линия, правая ось); (b) сечение ионизации K-оболочки по Гризинскому.</w:t>
       </w:r>
     </w:p>
     <w:p>
@@ -9330,7 +9195,7 @@
                   <m:num>
                     <m:r>
                       <m:rPr>
-                        <m:sty m:val="p"/>
+                        <m:nor/>
                       </m:rPr>
                       <m:t>d</m:t>
                     </m:r>
@@ -9343,15 +9208,9 @@
                       <m:sub>
                         <m:r>
                           <m:rPr>
-                            <m:sty m:val="p"/>
+                            <m:nor/>
                           </m:rPr>
-                          <m:t>K</m:t>
-                        </m:r>
-                        <m:r>
-                          <m:rPr>
-                            <m:sty m:val="p"/>
-                          </m:rPr>
-                          <m:t>r</m:t>
+                          <m:t>Kr</m:t>
                         </m:r>
                       </m:sub>
                     </m:sSub>
@@ -9359,7 +9218,7 @@
                   <m:den>
                     <m:r>
                       <m:rPr>
-                        <m:sty m:val="p"/>
+                        <m:nor/>
                       </m:rPr>
                       <m:t>d</m:t>
                     </m:r>
@@ -9508,7 +9367,7 @@
       <m:oMath>
         <m:r>
           <m:rPr>
-            <m:sty m:val="p"/>
+            <m:nor/>
           </m:rPr>
           <m:t>d</m:t>
         </m:r>
@@ -9521,15 +9380,9 @@
           <m:sub>
             <m:r>
               <m:rPr>
-                <m:sty m:val="p"/>
+                <m:nor/>
               </m:rPr>
-              <m:t>K</m:t>
-            </m:r>
-            <m:r>
-              <m:rPr>
-                <m:sty m:val="p"/>
-              </m:rPr>
-              <m:t>r</m:t>
+              <m:t>Kr</m:t>
             </m:r>
           </m:sub>
         </m:sSub>
@@ -9541,7 +9394,7 @@
         </m:r>
         <m:r>
           <m:rPr>
-            <m:sty m:val="p"/>
+            <m:nor/>
           </m:rPr>
           <m:t>d</m:t>
         </m:r>
@@ -9734,7 +9587,7 @@
         </m:r>
       </m:oMath>
       <w:r>
-        <w:t xml:space="preserve">. В РМ это сечение сохранено лишь в качестве альтернативного варианта, а по умолчанию используется нерелятивистское сечение Бете–Гайтлера в борновском приближении без учёта экранирования [54] в форме, приведённой в обзоре Koch и Motz [56]:</w:t>
+        <w:t xml:space="preserve">. В РМ это сечение сохранено лишь в качестве альтернативного варианта, по умолчанию же используется нерелятивистское сечение Бете–Гайтлера в борновском приближении без учёта экранирования [54] в форме, приведённой в сводке Koch и Motz [56]:</w:t>
       </w:r>
     </w:p>
     <w:tbl>
@@ -9779,7 +9632,7 @@
                   <m:num>
                     <m:r>
                       <m:rPr>
-                        <m:sty m:val="p"/>
+                        <m:nor/>
                       </m:rPr>
                       <m:t>d</m:t>
                     </m:r>
@@ -9792,7 +9645,7 @@
                       <m:sub>
                         <m:r>
                           <m:rPr>
-                            <m:sty m:val="p"/>
+                            <m:nor/>
                           </m:rPr>
                           <m:t>B</m:t>
                         </m:r>
@@ -9802,7 +9655,7 @@
                   <m:den>
                     <m:r>
                       <m:rPr>
-                        <m:sty m:val="p"/>
+                        <m:nor/>
                       </m:rPr>
                       <m:t>d</m:t>
                     </m:r>
@@ -9904,7 +9757,7 @@
                 </m:r>
                 <m:r>
                   <m:rPr>
-                    <m:sty m:val="p"/>
+                    <m:nor/>
                   </m:rPr>
                   <m:t>ln</m:t>
                 </m:r>
@@ -10450,7 +10303,7 @@
                     </m:r>
                     <m:r>
                       <m:rPr>
-                        <m:sty m:val="p"/>
+                        <m:nor/>
                       </m:rPr>
                       <m:t>exp</m:t>
                     </m:r>
@@ -10509,7 +10362,7 @@
                     </m:r>
                     <m:r>
                       <m:rPr>
-                        <m:sty m:val="p"/>
+                        <m:nor/>
                       </m:rPr>
                       <m:t>exp</m:t>
                     </m:r>
@@ -10586,7 +10439,7 @@
       <m:oMath>
         <m:r>
           <m:rPr>
-            <m:sty m:val="p"/>
+            <m:nor/>
           </m:rPr>
           <m:t>d</m:t>
         </m:r>
@@ -10601,7 +10454,7 @@
         </m:r>
         <m:r>
           <m:rPr>
-            <m:sty m:val="p"/>
+            <m:nor/>
           </m:rPr>
           <m:t>d</m:t>
         </m:r>
@@ -10631,7 +10484,7 @@
         </m:r>
         <m:r>
           <m:rPr>
-            <m:sty m:val="p"/>
+            <m:nor/>
           </m:rPr>
           <m:t>d</m:t>
         </m:r>
@@ -10644,7 +10497,7 @@
           <m:sub>
             <m:r>
               <m:rPr>
-                <m:sty m:val="p"/>
+                <m:nor/>
               </m:rPr>
               <m:t>B</m:t>
             </m:r>
@@ -10658,7 +10511,7 @@
         </m:r>
         <m:r>
           <m:rPr>
-            <m:sty m:val="p"/>
+            <m:nor/>
           </m:rPr>
           <m:t>d</m:t>
         </m:r>
@@ -10766,7 +10619,7 @@
       <m:oMath>
         <m:r>
           <m:rPr>
-            <m:sty m:val="p"/>
+            <m:nor/>
           </m:rPr>
           <m:t>d</m:t>
         </m:r>
@@ -10798,7 +10651,7 @@
         </m:r>
         <m:r>
           <m:rPr>
-            <m:sty m:val="p"/>
+            <m:nor/>
           </m:rPr>
           <m:t>d</m:t>
         </m:r>
@@ -10874,7 +10727,7 @@
         </m:r>
         <m:r>
           <m:rPr>
-            <m:sty m:val="p"/>
+            <m:nor/>
           </m:rPr>
           <m:t>sin</m:t>
         </m:r>
@@ -11038,7 +10891,7 @@
                   <m:num>
                     <m:r>
                       <m:rPr>
-                        <m:sty m:val="p"/>
+                        <m:nor/>
                       </m:rPr>
                       <m:t>d</m:t>
                     </m:r>
@@ -11049,7 +10902,7 @@
                   <m:den>
                     <m:r>
                       <m:rPr>
-                        <m:sty m:val="p"/>
+                        <m:nor/>
                       </m:rPr>
                       <m:t>d</m:t>
                     </m:r>
@@ -11081,7 +10934,7 @@
                 </m:r>
                 <m:r>
                   <m:rPr>
-                    <m:sty m:val="p"/>
+                    <m:nor/>
                   </m:rPr>
                   <m:t>exp</m:t>
                 </m:r>
@@ -11135,7 +10988,7 @@
                       <m:den>
                         <m:r>
                           <m:rPr>
-                            <m:sty m:val="p"/>
+                            <m:nor/>
                           </m:rPr>
                           <m:t>sin</m:t>
                         </m:r>
@@ -11148,7 +11001,7 @@
                 </m:d>
                 <m:r>
                   <m:rPr>
-                    <m:sty m:val="p"/>
+                    <m:nor/>
                   </m:rPr>
                   <m:t>d</m:t>
                 </m:r>
@@ -11246,7 +11099,7 @@
       <m:oMath>
         <m:r>
           <m:rPr>
-            <m:sty m:val="p"/>
+            <m:nor/>
           </m:rPr>
           <m:t>d</m:t>
         </m:r>
@@ -11261,7 +11114,7 @@
         </m:r>
         <m:r>
           <m:rPr>
-            <m:sty m:val="p"/>
+            <m:nor/>
           </m:rPr>
           <m:t>d</m:t>
         </m:r>
@@ -11351,10 +11204,7 @@
         </m:r>
       </m:oMath>
       <w:r>
-        <w:t xml:space="preserve"> </w:t>
-      </w:r>
-      <w:r>
-        <w:t xml:space="preserve">(фотоны, испускаемые во всех направлениях). Интегралы вычисляются по формуле трапеций в интервалах энергии фотонов шириной 0,05 кэВ; аналогичная формулировка с данными о проникновении электронов, полученными методом МК, лежит в основе SpekCalc [46, 47]. Экспоненциальный множитель в формуле (2.8) описывает самопоглощение, которое возрастает с уменьшением</w:t>
+        <w:t xml:space="preserve">, испускаемый во всех направлениях. Интегралы вычисляются по формуле трапеций в интервалах энергии фотонов шириной 0,05 кэВ; аналогичная формулировка с данными о проникновении электронов, полученными методом МК, лежит в основе SpekCalc [46, 47]. Самопоглощение возрастает с уменьшением</w:t>
       </w:r>
       <w:r>
         <w:t xml:space="preserve"> </w:t>
@@ -11589,7 +11439,7 @@
         </m:sSub>
       </m:oMath>
       <w:r>
-        <w:t xml:space="preserve">. Сечение ионизации K-оболочки описывается формулой Гризинского, полученной в приближении бинарных столкновений [57]:</w:t>
+        <w:t xml:space="preserve">. Сечение ионизации K-оболочки задаётся формулой Гризинского в приближении бинарных столкновений [57]:</w:t>
       </w:r>
     </w:p>
     <w:tbl>
@@ -11893,7 +11743,7 @@
                     </m:d>
                     <m:r>
                       <m:rPr>
-                        <m:sty m:val="p"/>
+                        <m:nor/>
                       </m:rPr>
                       <m:t>ln</m:t>
                     </m:r>
@@ -12238,7 +12088,7 @@
         <w:t xml:space="preserve"> </w:t>
       </w:r>
       <w:r>
-        <w:t xml:space="preserve">по процессу замедления даёт 0,0159 акта ионизации K-оболочки на один падающий электрон с энергией 45 кэВ. Поскольку формула Гризинского слишком медленно возрастает вблизи порога, РМ занижает интенсивность K-линий Cu примерно на 25–43 % по сравнению со SpekPy, модель K- и L-излучения которого [104] опирается на расчёты в борновском приближении искажённых волн [114], рассмотренные вместе с экспериментальными данными в обзоре Llovet и др. [115]; это занижение наиболее значительно при низких напряжениях на трубке (раздел 3.1). Энергии краёв поглощения и линий, выходы флуоресценции и вероятности радиационных переходов взяты из библиотеки xraylib [60] (выходы флуоресценции — по компиляции Krause [74], энергии переходов — по данным Deslattes и др. [116]) и приведены в табл. 2.2 для материалов анода, окна и фильтров, а также ряда радиосенсибилизаторов с высоким Z. Фильтры из Mo, Ag и Sn, K-края которых близки к K-краю Ag, сильно поглощают фотоны, наиболее эффективные для усиления дозы серебром (раздел 3.4).</w:t>
+        <w:t xml:space="preserve">по процессу замедления даёт 0,0159 акта ионизации K-оболочки на один падающий электрон с энергией 45 кэВ. Поскольку формула Гризинского слишком медленно возрастает вблизи порога, РМ занижает интенсивность K-линий Cu примерно на 26–43 % по сравнению со SpekPy, модель K- и L-излучения которого [104] опирается на расчёты в борновском приближении искажённых волн [114], рассмотренные вместе с экспериментальными данными в обзоре Llovet и др. [115]; это занижение наиболее значительно при низких напряжениях на трубке (раздел 3.1). Энергии краёв поглощения и линий, выходы флуоресценции и вероятности радиационных переходов взяты из библиотеки xraylib [60] (энергии переходов — по данным Deslattes и др. [116]) и приведены в табл. 2.2 для материалов анода, окна и фильтров, а также ряда радиосенсибилизаторов с высоким Z. Фильтры из Mo, Ag и Sn, K-края которых близки к K-краю Ag, сильно поглощают фотоны, наиболее эффективные для усиления дозы (раздел 3.4).</w:t>
       </w:r>
     </w:p>
     <w:p>
@@ -13689,21 +13539,9 @@
                   <m:sup>
                     <m:r>
                       <m:rPr>
-                        <m:sty m:val="p"/>
+                        <m:nor/>
                       </m:rPr>
-                      <m:t>d</m:t>
-                    </m:r>
-                    <m:r>
-                      <m:rPr>
-                        <m:sty m:val="p"/>
-                      </m:rPr>
-                      <m:t>i</m:t>
-                    </m:r>
-                    <m:r>
-                      <m:rPr>
-                        <m:sty m:val="p"/>
-                      </m:rPr>
-                      <m:t>r</m:t>
+                      <m:t>dir</m:t>
                     </m:r>
                   </m:sup>
                 </m:sSubSup>
@@ -13855,7 +13693,7 @@
                 </m:r>
                 <m:r>
                   <m:rPr>
-                    <m:sty m:val="p"/>
+                    <m:nor/>
                   </m:rPr>
                   <m:t>exp</m:t>
                 </m:r>
@@ -13909,7 +13747,7 @@
                       <m:den>
                         <m:r>
                           <m:rPr>
-                            <m:sty m:val="p"/>
+                            <m:nor/>
                           </m:rPr>
                           <m:t>sin</m:t>
                         </m:r>
@@ -13922,7 +13760,7 @@
                 </m:d>
                 <m:r>
                   <m:rPr>
-                    <m:sty m:val="p"/>
+                    <m:nor/>
                   </m:rPr>
                   <m:t>d</m:t>
                 </m:r>
@@ -14009,7 +13847,7 @@
         <w:t xml:space="preserve"> </w:t>
       </w:r>
       <w:r>
-        <w:t xml:space="preserve">— линейный коэффициент ослабления анода при энергии линии</w:t>
+        <w:t xml:space="preserve">при энергии линии</w:t>
       </w:r>
       <w:r>
         <w:t xml:space="preserve"> </w:t>
@@ -14029,14 +13867,89 @@
         </m:sSub>
       </m:oMath>
       <w:r>
-        <w:t xml:space="preserve">, а остальные обозначения те же, что и в формуле (2.8); находясь ниже K-края меди, линии слабо поглощаются в аноде и сами не могут ионизовать K-оболочку. Косвенная флуоресценция возникает вслед за фотопоглощением на K-оболочке фотонов тормозного излучения с</w:t>
+        <w:t xml:space="preserve">, а остальные обозначения те же, что и в формуле (2.8); находясь ниже K-края меди, линии слабо поглощаются в аноде и сами не могут ионизовать K-оболочку. При описании косвенной флуоресценции, поскольку электроны проникают лишь на несколько микрометров, что меньше длин ослабления фотонов с энергиями выше K-края, тормозное излучение представляется изотропным точечным источником на поверхности анода (приближение поверхностного источника). Тогда</w:t>
       </w:r>
       <w:r>
         <w:t xml:space="preserve"> </w:t>
       </w:r>
       <m:oMath>
         <m:r>
-          <m:t>E</m:t>
+          <m:t>u</m:t>
+        </m:r>
+        <m:r>
+          <m:rPr>
+            <m:sty m:val="p"/>
+          </m:rPr>
+          <m:t>=</m:t>
+        </m:r>
+        <m:r>
+          <m:rPr>
+            <m:nor/>
+          </m:rPr>
+          <m:t>cos</m:t>
+        </m:r>
+        <m:r>
+          <m:t>ϑ</m:t>
+        </m:r>
+      </m:oMath>
+      <w:r>
+        <w:t xml:space="preserve">, где</w:t>
+      </w:r>
+      <w:r>
+        <w:t xml:space="preserve"> </w:t>
+      </w:r>
+      <m:oMath>
+        <m:r>
+          <m:t>ϑ</m:t>
+        </m:r>
+      </m:oMath>
+      <w:r>
+        <w:t xml:space="preserve"> </w:t>
+      </w:r>
+      <w:r>
+        <w:t xml:space="preserve">— угол между направлением фотона и внутренней нормалью, имеет плотность вероятности 1/2 на интервале</w:t>
+      </w:r>
+      <w:r>
+        <w:t xml:space="preserve"> </w:t>
+      </w:r>
+      <m:oMath>
+        <m:r>
+          <m:rPr>
+            <m:sty m:val="p"/>
+          </m:rPr>
+          <m:t>−</m:t>
+        </m:r>
+        <m:r>
+          <m:t>1</m:t>
+        </m:r>
+        <m:r>
+          <m:rPr>
+            <m:sty m:val="p"/>
+          </m:rPr>
+          <m:t>≤</m:t>
+        </m:r>
+        <m:r>
+          <m:t>u</m:t>
+        </m:r>
+        <m:r>
+          <m:rPr>
+            <m:sty m:val="p"/>
+          </m:rPr>
+          <m:t>≤</m:t>
+        </m:r>
+        <m:r>
+          <m:t>1</m:t>
+        </m:r>
+      </m:oMath>
+      <w:r>
+        <w:t xml:space="preserve">, а фотон с</w:t>
+      </w:r>
+      <w:r>
+        <w:t xml:space="preserve"> </w:t>
+      </w:r>
+      <m:oMath>
+        <m:r>
+          <m:t>u</m:t>
         </m:r>
         <m:r>
           <m:rPr>
@@ -14044,28 +13957,136 @@
           </m:rPr>
           <m:t>&gt;</m:t>
         </m:r>
-        <m:sSub>
-          <m:e>
-            <m:r>
-              <m:t>E</m:t>
-            </m:r>
-          </m:e>
-          <m:sub>
-            <m:r>
-              <m:t>K</m:t>
-            </m:r>
-          </m:sub>
-        </m:sSub>
+        <m:r>
+          <m:t>0</m:t>
+        </m:r>
       </m:oMath>
       <w:r>
-        <w:t xml:space="preserve">. Поскольку электроны проникают лишь на несколько микрометров, что меньше длин ослабления фотонов с энергиями выше K-края, тормозное излучение представляется изотропным точечным источником на поверхности анода (приближение поверхностного источника). Тогда</w:t>
+        <w:t xml:space="preserve"> </w:t>
+      </w:r>
+      <w:r>
+        <w:t xml:space="preserve">взаимодействует на глубинах от</w:t>
       </w:r>
       <w:r>
         <w:t xml:space="preserve"> </w:t>
       </w:r>
       <m:oMath>
         <m:r>
+          <m:t>z</m:t>
+        </m:r>
+      </m:oMath>
+      <w:r>
+        <w:t xml:space="preserve"> </w:t>
+      </w:r>
+      <w:r>
+        <w:t xml:space="preserve">до</w:t>
+      </w:r>
+      <w:r>
+        <w:t xml:space="preserve"> </w:t>
+      </w:r>
+      <m:oMath>
+        <m:r>
+          <m:t>z</m:t>
+        </m:r>
+        <m:r>
+          <m:rPr>
+            <m:sty m:val="p"/>
+          </m:rPr>
+          <m:t>+</m:t>
+        </m:r>
+        <m:r>
+          <m:rPr>
+            <m:nor/>
+          </m:rPr>
+          <m:t>d</m:t>
+        </m:r>
+        <m:r>
+          <m:t>z</m:t>
+        </m:r>
+      </m:oMath>
+      <w:r>
+        <w:t xml:space="preserve"> </w:t>
+      </w:r>
+      <w:r>
+        <w:t xml:space="preserve">с вероятностью</w:t>
+      </w:r>
+      <w:r>
+        <w:t xml:space="preserve"> </w:t>
+      </w:r>
+      <m:oMath>
+        <m:r>
+          <m:t>(</m:t>
+        </m:r>
+        <m:r>
+          <m:t>μ</m:t>
+        </m:r>
+        <m:r>
+          <m:rPr>
+            <m:sty m:val="p"/>
+          </m:rPr>
+          <m:t>/</m:t>
+        </m:r>
+        <m:r>
           <m:t>u</m:t>
+        </m:r>
+        <m:r>
+          <m:t>)</m:t>
+        </m:r>
+        <m:r>
+          <m:rPr>
+            <m:nor/>
+          </m:rPr>
+          <m:t>exp</m:t>
+        </m:r>
+        <m:r>
+          <m:t>(</m:t>
+        </m:r>
+        <m:r>
+          <m:rPr>
+            <m:sty m:val="p"/>
+          </m:rPr>
+          <m:t>−</m:t>
+        </m:r>
+        <m:r>
+          <m:t>μ</m:t>
+        </m:r>
+        <m:r>
+          <m:t>z</m:t>
+        </m:r>
+        <m:r>
+          <m:rPr>
+            <m:sty m:val="p"/>
+          </m:rPr>
+          <m:t>/</m:t>
+        </m:r>
+        <m:r>
+          <m:t>u</m:t>
+        </m:r>
+        <m:r>
+          <m:t>)</m:t>
+        </m:r>
+        <m:r>
+          <m:t> </m:t>
+        </m:r>
+        <m:r>
+          <m:rPr>
+            <m:nor/>
+          </m:rPr>
+          <m:t>d</m:t>
+        </m:r>
+        <m:r>
+          <m:t>z</m:t>
+        </m:r>
+      </m:oMath>
+      <w:r>
+        <w:t xml:space="preserve">, где</w:t>
+      </w:r>
+      <w:r>
+        <w:t xml:space="preserve"> </w:t>
+      </w:r>
+      <m:oMath>
+        <m:r>
+          <m:t>μ</m:t>
         </m:r>
         <m:r>
           <m:rPr>
@@ -14074,232 +14095,20 @@
           <m:t>=</m:t>
         </m:r>
         <m:r>
-          <m:rPr>
-            <m:sty m:val="p"/>
-          </m:rPr>
-          <m:t>cos</m:t>
-        </m:r>
-        <m:r>
-          <m:t>ϑ</m:t>
+          <m:t>μ</m:t>
+        </m:r>
+        <m:r>
+          <m:t>(</m:t>
+        </m:r>
+        <m:r>
+          <m:t>E</m:t>
+        </m:r>
+        <m:r>
+          <m:t>)</m:t>
         </m:r>
       </m:oMath>
       <w:r>
-        <w:t xml:space="preserve">, где</w:t>
-      </w:r>
-      <w:r>
-        <w:t xml:space="preserve"> </w:t>
-      </w:r>
-      <m:oMath>
-        <m:r>
-          <m:t>ϑ</m:t>
-        </m:r>
-      </m:oMath>
-      <w:r>
-        <w:t xml:space="preserve"> </w:t>
-      </w:r>
-      <w:r>
-        <w:t xml:space="preserve">— угол между направлением фотона и внутренней нормалью, имеет плотность вероятности 1/2 на интервале</w:t>
-      </w:r>
-      <w:r>
-        <w:t xml:space="preserve"> </w:t>
-      </w:r>
-      <m:oMath>
-        <m:r>
-          <m:rPr>
-            <m:sty m:val="p"/>
-          </m:rPr>
-          <m:t>−</m:t>
-        </m:r>
-        <m:r>
-          <m:t>1</m:t>
-        </m:r>
-        <m:r>
-          <m:rPr>
-            <m:sty m:val="p"/>
-          </m:rPr>
-          <m:t>≤</m:t>
-        </m:r>
-        <m:r>
-          <m:t>u</m:t>
-        </m:r>
-        <m:r>
-          <m:rPr>
-            <m:sty m:val="p"/>
-          </m:rPr>
-          <m:t>≤</m:t>
-        </m:r>
-        <m:r>
-          <m:t>1</m:t>
-        </m:r>
-      </m:oMath>
-      <w:r>
-        <w:t xml:space="preserve">, а фотон с</w:t>
-      </w:r>
-      <w:r>
-        <w:t xml:space="preserve"> </w:t>
-      </w:r>
-      <m:oMath>
-        <m:r>
-          <m:t>u</m:t>
-        </m:r>
-        <m:r>
-          <m:rPr>
-            <m:sty m:val="p"/>
-          </m:rPr>
-          <m:t>&gt;</m:t>
-        </m:r>
-        <m:r>
-          <m:t>0</m:t>
-        </m:r>
-      </m:oMath>
-      <w:r>
-        <w:t xml:space="preserve"> </w:t>
-      </w:r>
-      <w:r>
-        <w:t xml:space="preserve">взаимодействует между глубинами</w:t>
-      </w:r>
-      <w:r>
-        <w:t xml:space="preserve"> </w:t>
-      </w:r>
-      <m:oMath>
-        <m:r>
-          <m:t>z</m:t>
-        </m:r>
-      </m:oMath>
-      <w:r>
-        <w:t xml:space="preserve"> </w:t>
-      </w:r>
-      <w:r>
-        <w:t xml:space="preserve">и</w:t>
-      </w:r>
-      <w:r>
-        <w:t xml:space="preserve"> </w:t>
-      </w:r>
-      <m:oMath>
-        <m:r>
-          <m:t>z</m:t>
-        </m:r>
-        <m:r>
-          <m:rPr>
-            <m:sty m:val="p"/>
-          </m:rPr>
-          <m:t>+</m:t>
-        </m:r>
-        <m:r>
-          <m:rPr>
-            <m:sty m:val="p"/>
-          </m:rPr>
-          <m:t>d</m:t>
-        </m:r>
-        <m:r>
-          <m:t>z</m:t>
-        </m:r>
-      </m:oMath>
-      <w:r>
-        <w:t xml:space="preserve"> </w:t>
-      </w:r>
-      <w:r>
-        <w:t xml:space="preserve">с вероятностью</w:t>
-      </w:r>
-      <w:r>
-        <w:t xml:space="preserve"> </w:t>
-      </w:r>
-      <m:oMath>
-        <m:r>
-          <m:t>(</m:t>
-        </m:r>
-        <m:r>
-          <m:t>μ</m:t>
-        </m:r>
-        <m:r>
-          <m:rPr>
-            <m:sty m:val="p"/>
-          </m:rPr>
-          <m:t>/</m:t>
-        </m:r>
-        <m:r>
-          <m:t>u</m:t>
-        </m:r>
-        <m:r>
-          <m:t>)</m:t>
-        </m:r>
-        <m:r>
-          <m:rPr>
-            <m:sty m:val="p"/>
-          </m:rPr>
-          <m:t>exp</m:t>
-        </m:r>
-        <m:r>
-          <m:t>(</m:t>
-        </m:r>
-        <m:r>
-          <m:rPr>
-            <m:sty m:val="p"/>
-          </m:rPr>
-          <m:t>−</m:t>
-        </m:r>
-        <m:r>
-          <m:t>μ</m:t>
-        </m:r>
-        <m:r>
-          <m:t>z</m:t>
-        </m:r>
-        <m:r>
-          <m:rPr>
-            <m:sty m:val="p"/>
-          </m:rPr>
-          <m:t>/</m:t>
-        </m:r>
-        <m:r>
-          <m:t>u</m:t>
-        </m:r>
-        <m:r>
-          <m:t>)</m:t>
-        </m:r>
-        <m:r>
-          <m:t> </m:t>
-        </m:r>
-        <m:r>
-          <m:rPr>
-            <m:sty m:val="p"/>
-          </m:rPr>
-          <m:t>d</m:t>
-        </m:r>
-        <m:r>
-          <m:t>z</m:t>
-        </m:r>
-      </m:oMath>
-      <w:r>
-        <w:t xml:space="preserve">, где</w:t>
-      </w:r>
-      <w:r>
-        <w:t xml:space="preserve"> </w:t>
-      </w:r>
-      <m:oMath>
-        <m:r>
-          <m:t>μ</m:t>
-        </m:r>
-        <m:r>
-          <m:rPr>
-            <m:sty m:val="p"/>
-          </m:rPr>
-          <m:t>=</m:t>
-        </m:r>
-        <m:r>
-          <m:t>μ</m:t>
-        </m:r>
-        <m:r>
-          <m:t>(</m:t>
-        </m:r>
-        <m:r>
-          <m:t>E</m:t>
-        </m:r>
-        <m:r>
-          <m:t>)</m:t>
-        </m:r>
-      </m:oMath>
-      <w:r>
-        <w:t xml:space="preserve">; следовательно, плотность вероятности глубины взаимодействия в расчёте на один испущенный фотон равна</w:t>
+        <w:t xml:space="preserve">, так что плотность вероятности глубины взаимодействия в расчёте на один испущенный фотон равна</w:t>
       </w:r>
     </w:p>
     <w:tbl>
@@ -14412,7 +14221,7 @@
                   <m:e>
                     <m:r>
                       <m:rPr>
-                        <m:sty m:val="p"/>
+                        <m:nor/>
                       </m:rPr>
                       <m:t>e</m:t>
                     </m:r>
@@ -14446,7 +14255,7 @@
                 </m:r>
                 <m:r>
                   <m:rPr>
-                    <m:sty m:val="p"/>
+                    <m:nor/>
                   </m:rPr>
                   <m:t>d</m:t>
                 </m:r>
@@ -14481,7 +14290,7 @@
                   <m:e>
                     <m:r>
                       <m:rPr>
-                        <m:sty m:val="p"/>
+                        <m:nor/>
                       </m:rPr>
                       <m:t>E</m:t>
                     </m:r>
@@ -14573,7 +14382,7 @@
           <m:e>
             <m:r>
               <m:rPr>
-                <m:sty m:val="p"/>
+                <m:nor/>
               </m:rPr>
               <m:t>E</m:t>
             </m:r>
@@ -14644,7 +14453,7 @@
           <m:e>
             <m:r>
               <m:rPr>
-                <m:sty m:val="p"/>
+                <m:nor/>
               </m:rPr>
               <m:t>e</m:t>
             </m:r>
@@ -14669,7 +14478,7 @@
         </m:r>
         <m:r>
           <m:rPr>
-            <m:sty m:val="p"/>
+            <m:nor/>
           </m:rPr>
           <m:t>d</m:t>
         </m:r>
@@ -14763,44 +14572,18 @@
         <w:t xml:space="preserve"> </w:t>
       </w:r>
       <w:r>
-        <w:t xml:space="preserve">— линейный коэффициент фотоэлектрического поглощения на K-оболочке меди (из xraylib), а</w:t>
+        <w:t xml:space="preserve">— линейный коэффициент фотоэлектрического поглощения на K-оболочке меди (из xraylib). Фотон линии</w:t>
       </w:r>
       <w:r>
         <w:t xml:space="preserve"> </w:t>
       </w:r>
       <m:oMath>
         <m:r>
-          <m:t>μ</m:t>
-        </m:r>
-        <m:r>
-          <m:t>(</m:t>
-        </m:r>
-        <m:r>
-          <m:t>E</m:t>
-        </m:r>
-        <m:r>
-          <m:t>)</m:t>
+          <m:t>j</m:t>
         </m:r>
       </m:oMath>
       <w:r>
-        <w:t xml:space="preserve"> </w:t>
-      </w:r>
-      <w:r>
-        <w:t xml:space="preserve">— полный линейный коэффициент ослабления. Каждая вакансия порождает фотон линии</w:t>
-      </w:r>
-      <w:r>
-        <w:t xml:space="preserve"> </w:t>
-      </w:r>
-      <m:oMath>
-        <m:r>
-          <m:t>j</m:t>
-        </m:r>
-      </m:oMath>
-      <w:r>
-        <w:t xml:space="preserve"> </w:t>
-      </w:r>
-      <w:r>
-        <w:t xml:space="preserve">с вероятностью</w:t>
+        <w:t xml:space="preserve">, испускаемый на одну вакансию с вероятностью</w:t>
       </w:r>
       <w:r>
         <w:t xml:space="preserve"> </w:t>
@@ -14832,7 +14615,7 @@
         </m:sSub>
       </m:oMath>
       <w:r>
-        <w:t xml:space="preserve">, который на пути выхода вдоль центрального луча ослабляется множителем</w:t>
+        <w:t xml:space="preserve">, ослабляется вдоль центрального луча множителем</w:t>
       </w:r>
       <w:r>
         <w:t xml:space="preserve"> </w:t>
@@ -14840,7 +14623,7 @@
       <m:oMath>
         <m:r>
           <m:rPr>
-            <m:sty m:val="p"/>
+            <m:nor/>
           </m:rPr>
           <m:t>exp</m:t>
         </m:r>
@@ -14917,7 +14700,7 @@
         </m:r>
         <m:r>
           <m:rPr>
-            <m:sty m:val="p"/>
+            <m:nor/>
           </m:rPr>
           <m:t>sin</m:t>
         </m:r>
@@ -15148,7 +14931,7 @@
                   <m:e>
                     <m:r>
                       <m:rPr>
-                        <m:sty m:val="p"/>
+                        <m:nor/>
                       </m:rPr>
                       <m:t>e</m:t>
                     </m:r>
@@ -15182,7 +14965,7 @@
                 </m:r>
                 <m:r>
                   <m:rPr>
-                    <m:sty m:val="p"/>
+                    <m:nor/>
                   </m:rPr>
                   <m:t>d</m:t>
                 </m:r>
@@ -15298,7 +15081,7 @@
                       <m:e>
                         <m:r>
                           <m:rPr>
-                            <m:sty m:val="p"/>
+                            <m:nor/>
                           </m:rPr>
                           <m:t>E</m:t>
                         </m:r>
@@ -15330,7 +15113,7 @@
                   <m:e>
                     <m:r>
                       <m:rPr>
-                        <m:sty m:val="p"/>
+                        <m:nor/>
                       </m:rPr>
                       <m:t>e</m:t>
                     </m:r>
@@ -15364,7 +15147,7 @@
                 </m:r>
                 <m:r>
                   <m:rPr>
-                    <m:sty m:val="p"/>
+                    <m:nor/>
                   </m:rPr>
                   <m:t>d</m:t>
                 </m:r>
@@ -15401,7 +15184,7 @@
         <w:pStyle w:val="BodyText"/>
       </w:pPr>
       <w:r>
-        <w:t xml:space="preserve">Оставшееся преобразование Лапласа интегральной показательной функции находится изменением порядка интегрирования,</w:t>
+        <w:t xml:space="preserve">Изменение порядка интегрирования даёт преобразование Лапласа</w:t>
       </w:r>
       <w:r>
         <w:t xml:space="preserve"> </w:t>
@@ -15432,7 +15215,7 @@
               <m:e>
                 <m:r>
                   <m:rPr>
-                    <m:sty m:val="p"/>
+                    <m:nor/>
                   </m:rPr>
                   <m:t>E</m:t>
                 </m:r>
@@ -15461,7 +15244,7 @@
           <m:e>
             <m:r>
               <m:rPr>
-                <m:sty m:val="p"/>
+                <m:nor/>
               </m:rPr>
               <m:t>e</m:t>
             </m:r>
@@ -15486,7 +15269,7 @@
         </m:r>
         <m:r>
           <m:rPr>
-            <m:sty m:val="p"/>
+            <m:nor/>
           </m:rPr>
           <m:t>d</m:t>
         </m:r>
@@ -15522,7 +15305,7 @@
           <m:e>
             <m:r>
               <m:rPr>
-                <m:sty m:val="p"/>
+                <m:nor/>
               </m:rPr>
               <m:t>d</m:t>
             </m:r>
@@ -15576,7 +15359,7 @@
         </m:r>
         <m:r>
           <m:rPr>
-            <m:sty m:val="p"/>
+            <m:nor/>
           </m:rPr>
           <m:t>ln</m:t>
         </m:r>
@@ -15736,7 +15519,7 @@
                       <m:e>
                         <m:r>
                           <m:rPr>
-                            <m:sty m:val="p"/>
+                            <m:nor/>
                           </m:rPr>
                           <m:t>E</m:t>
                         </m:r>
@@ -15768,7 +15551,7 @@
                   <m:e>
                     <m:r>
                       <m:rPr>
-                        <m:sty m:val="p"/>
+                        <m:nor/>
                       </m:rPr>
                       <m:t>e</m:t>
                     </m:r>
@@ -15802,7 +15585,7 @@
                 </m:r>
                 <m:r>
                   <m:rPr>
-                    <m:sty m:val="p"/>
+                    <m:nor/>
                   </m:rPr>
                   <m:t>d</m:t>
                 </m:r>
@@ -15841,7 +15624,7 @@
                 </m:f>
                 <m:r>
                   <m:rPr>
-                    <m:sty m:val="p"/>
+                    <m:nor/>
                   </m:rPr>
                   <m:t>ln</m:t>
                 </m:r>
@@ -15950,7 +15733,7 @@
         <w:t xml:space="preserve"> </w:t>
       </w:r>
       <w:r>
-        <w:t xml:space="preserve">по</w:t>
+        <w:t xml:space="preserve">с весом</w:t>
       </w:r>
       <w:r>
         <w:t xml:space="preserve"> </w:t>
@@ -15982,7 +15765,7 @@
         <w:t xml:space="preserve"> </w:t>
       </w:r>
       <w:r>
-        <w:t xml:space="preserve">и интегрирование выше K-края дают косвенный выход на стерадиан и на один падающий электрон:</w:t>
+        <w:t xml:space="preserve">и интегрирование по энергиям выше K-края дают косвенный выход на стерадиан и на один падающий электрон:</w:t>
       </w:r>
     </w:p>
     <w:tbl>
@@ -16034,21 +15817,9 @@
                   <m:sup>
                     <m:r>
                       <m:rPr>
-                        <m:sty m:val="p"/>
+                        <m:nor/>
                       </m:rPr>
-                      <m:t>i</m:t>
-                    </m:r>
-                    <m:r>
-                      <m:rPr>
-                        <m:sty m:val="p"/>
-                      </m:rPr>
-                      <m:t>n</m:t>
-                    </m:r>
-                    <m:r>
-                      <m:rPr>
-                        <m:sty m:val="p"/>
-                      </m:rPr>
-                      <m:t>d</m:t>
+                      <m:t>ind</m:t>
                     </m:r>
                   </m:sup>
                 </m:sSubSup>
@@ -16215,7 +15986,7 @@
                 </m:r>
                 <m:r>
                   <m:rPr>
-                    <m:sty m:val="p"/>
+                    <m:nor/>
                   </m:rPr>
                   <m:t>ln</m:t>
                 </m:r>
@@ -16273,7 +16044,7 @@
                 </m:d>
                 <m:r>
                   <m:rPr>
-                    <m:sty m:val="p"/>
+                    <m:nor/>
                   </m:rPr>
                   <m:t>d</m:t>
                 </m:r>
@@ -16362,21 +16133,9 @@
           <m:sup>
             <m:r>
               <m:rPr>
-                <m:sty m:val="p"/>
+                <m:nor/>
               </m:rPr>
-              <m:t>d</m:t>
-            </m:r>
-            <m:r>
-              <m:rPr>
-                <m:sty m:val="p"/>
-              </m:rPr>
-              <m:t>i</m:t>
-            </m:r>
-            <m:r>
-              <m:rPr>
-                <m:sty m:val="p"/>
-              </m:rPr>
-              <m:t>r</m:t>
+              <m:t>dir</m:t>
             </m:r>
           </m:sup>
         </m:sSubSup>
@@ -16400,27 +16159,15 @@
           <m:sup>
             <m:r>
               <m:rPr>
-                <m:sty m:val="p"/>
+                <m:nor/>
               </m:rPr>
-              <m:t>i</m:t>
-            </m:r>
-            <m:r>
-              <m:rPr>
-                <m:sty m:val="p"/>
-              </m:rPr>
-              <m:t>n</m:t>
-            </m:r>
-            <m:r>
-              <m:rPr>
-                <m:sty m:val="p"/>
-              </m:rPr>
-              <m:t>d</m:t>
+              <m:t>ind</m:t>
             </m:r>
           </m:sup>
         </m:sSubSup>
       </m:oMath>
       <w:r>
-        <w:t xml:space="preserve">. Для трубки в базовой конфигурации косвенный вклад составляет 4,5 % интенсивности Kα и 4,8 % интенсивности Kβ; для Kβ он несколько больше, поскольку косвенные вакансии в среднем расположены глубже, а фотоны Kβ ослабляются меньше. Так как этот вклад мал, приближение поверхностного источника и пренебрежение рассеянными фотонами мало влияют на интенсивности линий.</w:t>
+        <w:t xml:space="preserve">. Для трубки в базовой конфигурации косвенный вклад составляет 4,5 % интенсивности Kα и 4,8 % интенсивности Kβ; для Kβ он несколько больше, поскольку косвенные вакансии в среднем расположены глубже, а фотоны Kβ ослабляются меньше. Поэтому приближение поверхностного источника и пренебрежение рассеянными фотонами мало влияют на интенсивности линий.</w:t>
       </w:r>
     </w:p>
     <w:p>
@@ -16436,7 +16183,7 @@
         <w:pStyle w:val="FirstParagraph"/>
       </w:pPr>
       <w:r>
-        <w:t xml:space="preserve">Ослабление в окне, дополнительных фильтрах и воздухе подчиняется закону Бугера–Ламберта–Бера для геометрии узкого пучка (рассеянные фотоны не достигают рассматриваемой точки):</w:t>
+        <w:t xml:space="preserve">Ослабление в окне, дополнительных фильтрах и воздухе подчиняется закону Бугера–Ламберта–Бера для узкого пучка, не учитывающему рассеянные фотоны:</w:t>
       </w:r>
     </w:p>
     <w:tbl>
@@ -16476,7 +16223,7 @@
               <m:oMath>
                 <m:r>
                   <m:rPr>
-                    <m:sty m:val="p"/>
+                    <m:nor/>
                     <m:scr m:val="script"/>
                   </m:rPr>
                   <m:t>T</m:t>
@@ -16498,7 +16245,7 @@
                 </m:r>
                 <m:r>
                   <m:rPr>
-                    <m:sty m:val="p"/>
+                    <m:nor/>
                   </m:rPr>
                   <m:t>exp</m:t>
                 </m:r>
@@ -16525,15 +16272,9 @@
                       <m:sub>
                         <m:r>
                           <m:rPr>
-                            <m:sty m:val="p"/>
+                            <m:nor/>
                           </m:rPr>
-                          <m:t>B</m:t>
-                        </m:r>
-                        <m:r>
-                          <m:rPr>
-                            <m:sty m:val="p"/>
-                          </m:rPr>
-                          <m:t>e</m:t>
+                          <m:t>Be</m:t>
                         </m:r>
                       </m:sub>
                     </m:sSub>
@@ -16558,15 +16299,9 @@
                       <m:sub>
                         <m:r>
                           <m:rPr>
-                            <m:sty m:val="p"/>
+                            <m:nor/>
                           </m:rPr>
-                          <m:t>B</m:t>
-                        </m:r>
-                        <m:r>
-                          <m:rPr>
-                            <m:sty m:val="p"/>
-                          </m:rPr>
-                          <m:t>e</m:t>
+                          <m:t>Be</m:t>
                         </m:r>
                       </m:sub>
                     </m:sSub>
@@ -16647,21 +16382,9 @@
                       <m:sub>
                         <m:r>
                           <m:rPr>
-                            <m:sty m:val="p"/>
+                            <m:nor/>
                           </m:rPr>
-                          <m:t>a</m:t>
-                        </m:r>
-                        <m:r>
-                          <m:rPr>
-                            <m:sty m:val="p"/>
-                          </m:rPr>
-                          <m:t>i</m:t>
-                        </m:r>
-                        <m:r>
-                          <m:rPr>
-                            <m:sty m:val="p"/>
-                          </m:rPr>
-                          <m:t>r</m:t>
+                          <m:t>air</m:t>
                         </m:r>
                       </m:sub>
                     </m:sSub>
@@ -16720,7 +16443,7 @@
       <m:oMath>
         <m:r>
           <m:rPr>
-            <m:sty m:val="p"/>
+            <m:nor/>
             <m:scr m:val="script"/>
           </m:rPr>
           <m:t>T</m:t>
@@ -16754,15 +16477,9 @@
           <m:sub>
             <m:r>
               <m:rPr>
-                <m:sty m:val="p"/>
+                <m:nor/>
               </m:rPr>
-              <m:t>B</m:t>
-            </m:r>
-            <m:r>
-              <m:rPr>
-                <m:sty m:val="p"/>
-              </m:rPr>
-              <m:t>e</m:t>
+              <m:t>Be</m:t>
             </m:r>
           </m:sub>
         </m:sSub>
@@ -16806,21 +16523,9 @@
           <m:sub>
             <m:r>
               <m:rPr>
-                <m:sty m:val="p"/>
+                <m:nor/>
               </m:rPr>
-              <m:t>a</m:t>
-            </m:r>
-            <m:r>
-              <m:rPr>
-                <m:sty m:val="p"/>
-              </m:rPr>
-              <m:t>i</m:t>
-            </m:r>
-            <m:r>
-              <m:rPr>
-                <m:sty m:val="p"/>
-              </m:rPr>
-              <m:t>r</m:t>
+              <m:t>air</m:t>
             </m:r>
           </m:sub>
         </m:sSub>
@@ -16855,15 +16560,9 @@
           <m:sub>
             <m:r>
               <m:rPr>
-                <m:sty m:val="p"/>
+                <m:nor/>
               </m:rPr>
-              <m:t>B</m:t>
-            </m:r>
-            <m:r>
-              <m:rPr>
-                <m:sty m:val="p"/>
-              </m:rPr>
-              <m:t>e</m:t>
+              <m:t>Be</m:t>
             </m:r>
           </m:sub>
         </m:sSub>
@@ -17056,7 +16755,7 @@
                 </m:r>
                 <m:r>
                   <m:rPr>
-                    <m:sty m:val="p"/>
+                    <m:nor/>
                     <m:scr m:val="script"/>
                   </m:rPr>
                   <m:t>T</m:t>
@@ -17225,7 +16924,7 @@
         <w:t xml:space="preserve"> </w:t>
       </w:r>
       <w:r>
-        <w:t xml:space="preserve">— число фотонов на единицу площади и на единичный интервал энергии (см</w:t>
+        <w:t xml:space="preserve">— число фотонов на единицу площади и единичный интервал энергии (см</w:t>
       </w:r>
       <w:r>
         <w:rPr>
@@ -17527,21 +17226,9 @@
                   <m:sub>
                     <m:r>
                       <m:rPr>
-                        <m:sty m:val="p"/>
+                        <m:nor/>
                       </m:rPr>
-                      <m:t>a</m:t>
-                    </m:r>
-                    <m:r>
-                      <m:rPr>
-                        <m:sty m:val="p"/>
-                      </m:rPr>
-                      <m:t>i</m:t>
-                    </m:r>
-                    <m:r>
-                      <m:rPr>
-                        <m:sty m:val="p"/>
-                      </m:rPr>
-                      <m:t>r</m:t>
+                      <m:t>air</m:t>
                     </m:r>
                   </m:sub>
                 </m:sSub>
@@ -17641,27 +17328,15 @@
                   <m:sub>
                     <m:r>
                       <m:rPr>
-                        <m:sty m:val="p"/>
+                        <m:nor/>
                       </m:rPr>
-                      <m:t>a</m:t>
-                    </m:r>
-                    <m:r>
-                      <m:rPr>
-                        <m:sty m:val="p"/>
-                      </m:rPr>
-                      <m:t>i</m:t>
-                    </m:r>
-                    <m:r>
-                      <m:rPr>
-                        <m:sty m:val="p"/>
-                      </m:rPr>
-                      <m:t>r</m:t>
+                      <m:t>air</m:t>
                     </m:r>
                   </m:sub>
                 </m:sSub>
                 <m:r>
                   <m:rPr>
-                    <m:sty m:val="p"/>
+                    <m:nor/>
                   </m:rPr>
                   <m:t>d</m:t>
                 </m:r>
@@ -17740,21 +17415,9 @@
           <m:sub>
             <m:r>
               <m:rPr>
-                <m:sty m:val="p"/>
+                <m:nor/>
               </m:rPr>
-              <m:t>a</m:t>
-            </m:r>
-            <m:r>
-              <m:rPr>
-                <m:sty m:val="p"/>
-              </m:rPr>
-              <m:t>i</m:t>
-            </m:r>
-            <m:r>
-              <m:rPr>
-                <m:sty m:val="p"/>
-              </m:rPr>
-              <m:t>r</m:t>
+              <m:t>air</m:t>
             </m:r>
           </m:sub>
         </m:sSub>
@@ -17810,7 +17473,7 @@
         <w:t xml:space="preserve"> </w:t>
       </w:r>
       <w:r>
-        <w:t xml:space="preserve">Гр. Строго говоря, формула (2.17) даёт керму столкновений, которая для фотонов киловольтного диапазона в воздухе практически равна полной керме [62]. При замене воздуха мягкой тканью МКРЕ-44 [61] эта формула даёт керму в ткани на поверхности образца без учёта обратного рассеяния, которая используется в разделе 3.6 для оценки времени облучения. Для спектров SpekPy, которые SpekPy фильтрует с использованием собственных данных об ослаблении, используется воздушная керма SpekPy, тогда как слои половинного ослабления (СПО) и средние энергии всех спектров трубки с медным анодом вычисляются одними и теми же процедурами для обеих моделей.</w:t>
+        <w:t xml:space="preserve">Гр. Строго говоря, формула (2.17) даёт керму столкновений, которая для фотонов киловольтного диапазона в воздухе практически равна полной керме [62]. При замене воздуха мягкой тканью МКРЕ-44 [61] эта формула даёт керму в ткани на поверхности образца без учёта обратного рассеяния, которая используется в разделе 3.6 для оценки времени облучения. Для спектров SpekPy, отфильтрованных с использованием собственных данных SpekPy об ослаблении, используется воздушная керма SpekPy, тогда как слои половинного ослабления (СПО) и средние энергии всех спектров трубки с медным анодом вычисляются одинаково для обеих моделей.</w:t>
       </w:r>
     </w:p>
     <w:p>
@@ -17818,7 +17481,7 @@
         <w:pStyle w:val="BodyText"/>
       </w:pPr>
       <w:r>
-        <w:t xml:space="preserve">Качество пучков киловольтного диапазона задаётся прежде всего первым СПО — толщиной эталонного поглотителя (обычно алюминия или меди), которая уменьшает воздушную керму узкого пучка вдвое [14, 17, 70, 111]. В алюминии СПО1 =</w:t>
+        <w:t xml:space="preserve">Качество пучков киловольтного диапазона задаётся прежде всего первым СПО — толщиной эталонного поглотителя (обычно алюминия или меди), которая уменьшает воздушную керму узкого пучка вдвое [14, 70, 111]. В алюминии СПО1 =</w:t>
       </w:r>
       <w:r>
         <w:t xml:space="preserve"> </w:t>
@@ -17969,27 +17632,15 @@
                   <m:sub>
                     <m:r>
                       <m:rPr>
-                        <m:sty m:val="p"/>
+                        <m:nor/>
                       </m:rPr>
-                      <m:t>a</m:t>
-                    </m:r>
-                    <m:r>
-                      <m:rPr>
-                        <m:sty m:val="p"/>
-                      </m:rPr>
-                      <m:t>i</m:t>
-                    </m:r>
-                    <m:r>
-                      <m:rPr>
-                        <m:sty m:val="p"/>
-                      </m:rPr>
-                      <m:t>r</m:t>
+                      <m:t>air</m:t>
                     </m:r>
                   </m:sub>
                 </m:sSub>
                 <m:r>
                   <m:rPr>
-                    <m:sty m:val="p"/>
+                    <m:nor/>
                   </m:rPr>
                   <m:t>exp</m:t>
                 </m:r>
@@ -18016,15 +17667,9 @@
                       <m:sub>
                         <m:r>
                           <m:rPr>
-                            <m:sty m:val="p"/>
+                            <m:nor/>
                           </m:rPr>
-                          <m:t>A</m:t>
-                        </m:r>
-                        <m:r>
-                          <m:rPr>
-                            <m:sty m:val="p"/>
-                          </m:rPr>
-                          <m:t>l</m:t>
+                          <m:t>Al</m:t>
                         </m:r>
                       </m:sub>
                     </m:sSub>
@@ -18056,7 +17701,7 @@
                 </m:d>
                 <m:r>
                   <m:rPr>
-                    <m:sty m:val="p"/>
+                    <m:nor/>
                   </m:rPr>
                   <m:t>d</m:t>
                 </m:r>
@@ -18096,21 +17741,9 @@
                   <m:sub>
                     <m:r>
                       <m:rPr>
-                        <m:sty m:val="p"/>
+                        <m:nor/>
                       </m:rPr>
-                      <m:t>a</m:t>
-                    </m:r>
-                    <m:r>
-                      <m:rPr>
-                        <m:sty m:val="p"/>
-                      </m:rPr>
-                      <m:t>i</m:t>
-                    </m:r>
-                    <m:r>
-                      <m:rPr>
-                        <m:sty m:val="p"/>
-                      </m:rPr>
-                      <m:t>r</m:t>
+                      <m:t>air</m:t>
                     </m:r>
                   </m:sub>
                 </m:sSub>
@@ -18159,15 +17792,9 @@
           <m:sub>
             <m:r>
               <m:rPr>
-                <m:sty m:val="p"/>
+                <m:nor/>
               </m:rPr>
-              <m:t>A</m:t>
-            </m:r>
-            <m:r>
-              <m:rPr>
-                <m:sty m:val="p"/>
-              </m:rPr>
-              <m:t>l</m:t>
+              <m:t>Al</m:t>
             </m:r>
           </m:sub>
         </m:sSub>
@@ -18275,21 +17902,9 @@
           <m:sub>
             <m:r>
               <m:rPr>
-                <m:sty m:val="p"/>
+                <m:nor/>
               </m:rPr>
-              <m:t>e</m:t>
-            </m:r>
-            <m:r>
-              <m:rPr>
-                <m:sty m:val="p"/>
-              </m:rPr>
-              <m:t>f</m:t>
-            </m:r>
-            <m:r>
-              <m:rPr>
-                <m:sty m:val="p"/>
-              </m:rPr>
-              <m:t>f</m:t>
+              <m:t>eff</m:t>
             </m:r>
           </m:sub>
         </m:sSub>
@@ -18313,15 +17928,9 @@
           <m:sub>
             <m:r>
               <m:rPr>
-                <m:sty m:val="p"/>
+                <m:nor/>
               </m:rPr>
-              <m:t>A</m:t>
-            </m:r>
-            <m:r>
-              <m:rPr>
-                <m:sty m:val="p"/>
-              </m:rPr>
-              <m:t>l</m:t>
+              <m:t>Al</m:t>
             </m:r>
           </m:sub>
         </m:sSub>
@@ -18337,21 +17946,9 @@
           <m:sub>
             <m:r>
               <m:rPr>
-                <m:sty m:val="p"/>
+                <m:nor/>
               </m:rPr>
-              <m:t>e</m:t>
-            </m:r>
-            <m:r>
-              <m:rPr>
-                <m:sty m:val="p"/>
-              </m:rPr>
-              <m:t>f</m:t>
-            </m:r>
-            <m:r>
-              <m:rPr>
-                <m:sty m:val="p"/>
-              </m:rPr>
-              <m:t>f</m:t>
+              <m:t>eff</m:t>
             </m:r>
           </m:sub>
         </m:sSub>
@@ -18366,7 +17963,7 @@
         </m:r>
         <m:r>
           <m:rPr>
-            <m:sty m:val="p"/>
+            <m:nor/>
           </m:rPr>
           <m:t>ln</m:t>
         </m:r>
@@ -18381,21 +17978,9 @@
         </m:r>
         <m:r>
           <m:rPr>
-            <m:sty m:val="p"/>
+            <m:nor/>
           </m:rPr>
-          <m:t>С</m:t>
-        </m:r>
-        <m:r>
-          <m:rPr>
-            <m:sty m:val="p"/>
-          </m:rPr>
-          <m:t>П</m:t>
-        </m:r>
-        <m:r>
-          <m:rPr>
-            <m:sty m:val="p"/>
-          </m:rPr>
-          <m:t>О</m:t>
+          <m:t>СПО</m:t>
         </m:r>
         <m:r>
           <m:rPr>
@@ -18519,7 +18104,7 @@
                     </m:r>
                     <m:r>
                       <m:rPr>
-                        <m:sty m:val="p"/>
+                        <m:nor/>
                       </m:rPr>
                       <m:t>d</m:t>
                     </m:r>
@@ -18574,7 +18159,7 @@
                     </m:r>
                     <m:r>
                       <m:rPr>
-                        <m:sty m:val="p"/>
+                        <m:nor/>
                       </m:rPr>
                       <m:t>d</m:t>
                     </m:r>
@@ -18628,15 +18213,9 @@
           <m:sub>
             <m:r>
               <m:rPr>
-                <m:sty m:val="p"/>
+                <m:nor/>
               </m:rPr>
-              <m:t>A</m:t>
-            </m:r>
-            <m:r>
-              <m:rPr>
-                <m:sty m:val="p"/>
-              </m:rPr>
-              <m:t>g</m:t>
+              <m:t>Ag</m:t>
             </m:r>
           </m:sub>
         </m:sSub>
@@ -18672,15 +18251,9 @@
                 </m:r>
                 <m:r>
                   <m:rPr>
-                    <m:sty m:val="p"/>
+                    <m:nor/>
                   </m:rPr>
-                  <m:t>A</m:t>
-                </m:r>
-                <m:r>
-                  <m:rPr>
-                    <m:sty m:val="p"/>
-                  </m:rPr>
-                  <m:t>g</m:t>
+                  <m:t>Ag</m:t>
                 </m:r>
               </m:sub>
             </m:sSub>
@@ -18719,7 +18292,7 @@
         </m:r>
         <m:r>
           <m:rPr>
-            <m:sty m:val="p"/>
+            <m:nor/>
           </m:rPr>
           <m:t>d</m:t>
         </m:r>
@@ -18778,7 +18351,7 @@
         </m:r>
         <m:r>
           <m:rPr>
-            <m:sty m:val="p"/>
+            <m:nor/>
           </m:rPr>
           <m:t>d</m:t>
         </m:r>
@@ -18811,15 +18384,9 @@
             </m:r>
             <m:r>
               <m:rPr>
-                <m:sty m:val="p"/>
+                <m:nor/>
               </m:rPr>
-              <m:t>A</m:t>
-            </m:r>
-            <m:r>
-              <m:rPr>
-                <m:sty m:val="p"/>
-              </m:rPr>
-              <m:t>g</m:t>
+              <m:t>Ag</m:t>
             </m:r>
           </m:sub>
         </m:sSub>
@@ -18828,7 +18395,7 @@
         <w:t xml:space="preserve"> </w:t>
       </w:r>
       <w:r>
-        <w:t xml:space="preserve">= 25,514 кэВ, и соответствующая доля флюенса энергии характеризуют ту часть спектра, в которой серебро поглощает излучение наиболее сильно по сравнению с тканью (разделы 1.2 и 1.3). Как и DEF, значения СПО и средняя энергия зависят только от формы спектра и нечувствительны к погрешностям абсолютного радиационного выхода.</w:t>
+        <w:t xml:space="preserve">= 25,514 кэВ, и соответствующая доля флюенса энергии характеризуют ту часть спектра, в которой серебро поглощает излучение наиболее сильно по сравнению с тканью (разделы 1.2 и 1.3). Как и DEF, значения СПО и средняя энергия зависят только от формы спектра, но не от абсолютного радиационного выхода.</w:t>
       </w:r>
     </w:p>
     <w:p>
@@ -18844,7 +18411,7 @@
         <w:pStyle w:val="FirstParagraph"/>
       </w:pPr>
       <w:r>
-        <w:t xml:space="preserve">Физическое радиоусиление количественно характеризуется коэффициентом DEF — отношением поглощённых доз в одной и той же точке с серебром и без него при одинаковом облучении:</w:t>
+        <w:t xml:space="preserve">Физическое радиоусиление количественно характеризуется коэффициентом DEF — отношением поглощённых доз в точке с серебром и без него при одинаковом облучении:</w:t>
       </w:r>
     </w:p>
     <w:tbl>
@@ -18884,21 +18451,9 @@
               <m:oMath>
                 <m:r>
                   <m:rPr>
-                    <m:sty m:val="p"/>
+                    <m:nor/>
                   </m:rPr>
-                  <m:t>D</m:t>
-                </m:r>
-                <m:r>
-                  <m:rPr>
-                    <m:sty m:val="p"/>
-                  </m:rPr>
-                  <m:t>E</m:t>
-                </m:r>
-                <m:r>
-                  <m:rPr>
-                    <m:sty m:val="p"/>
-                  </m:rPr>
-                  <m:t>F</m:t>
+                  <m:t>DEF</m:t>
                 </m:r>
                 <m:r>
                   <m:rPr>
@@ -18929,15 +18484,9 @@
                         </m:r>
                         <m:r>
                           <m:rPr>
-                            <m:sty m:val="p"/>
+                            <m:nor/>
                           </m:rPr>
-                          <m:t>A</m:t>
-                        </m:r>
-                        <m:r>
-                          <m:rPr>
-                            <m:sty m:val="p"/>
-                          </m:rPr>
-                          <m:t>g</m:t>
+                          <m:t>Ag</m:t>
                         </m:r>
                       </m:sub>
                     </m:sSub>
@@ -19011,15 +18560,9 @@
             </m:r>
             <m:r>
               <m:rPr>
-                <m:sty m:val="p"/>
+                <m:nor/>
               </m:rPr>
-              <m:t>A</m:t>
-            </m:r>
-            <m:r>
-              <m:rPr>
-                <m:sty m:val="p"/>
-              </m:rPr>
-              <m:t>g</m:t>
+              <m:t>Ag</m:t>
             </m:r>
           </m:sub>
         </m:sSub>
@@ -19051,7 +18594,7 @@
         <w:t xml:space="preserve"> </w:t>
       </w:r>
       <w:r>
-        <w:t xml:space="preserve">— поглощённые дозы в ткани, содержащей серебро, и в ткани без него (эталонной ткани). Такой макроскопический DEF предполагает однородное распределение серебра и дозы, усреднённые по объёмам, намного превышающим размеры клетки и пробеги электронов; он описывает только физическую стадию радиоусиления.</w:t>
+        <w:t xml:space="preserve">— поглощённые дозы в ткани, содержащей серебро, и в ткани без него (эталонной ткани). Такой макроскопический DEF предполагает однородное распределение серебра и дозы, усреднённые по объёмам, намного превышающим размеры клеток и пробеги электронов.</w:t>
       </w:r>
     </w:p>
     <w:p>
@@ -19059,7 +18602,7 @@
         <w:pStyle w:val="BodyText"/>
       </w:pPr>
       <w:r>
-        <w:t xml:space="preserve">При энергиях ниже 50 кэВ вторичные электроны имеют в ткани субмиллиметровые пробеги (раздел 1.2), поэтому равновесие заряженных частиц (РЗЧ) выполняется везде, кроме окрестностей границ раздела сред [62, 71], и доза равна керме столкновений (1.4), практически совпадающей с кермой, так как радиационные потери в средах с низким Z пренебрежимо малы [76]. По аналогии с выражением (2.17),</w:t>
+        <w:t xml:space="preserve">При энергиях ниже 50 кэВ вторичные электроны имеют в ткани субмиллиметровые пробеги, поэтому равновесие заряженных частиц (РЗЧ) выполняется везде, кроме окрестностей границ раздела сред [62, 71], и доза равна керме столкновений (1.4), практически совпадающей с кермой в средах с низким Z [76]. По аналогии с выражением (2.17),</w:t>
       </w:r>
     </w:p>
     <w:tbl>
@@ -19191,7 +18734,7 @@
                 </m:r>
                 <m:r>
                   <m:rPr>
-                    <m:sty m:val="p"/>
+                    <m:nor/>
                   </m:rPr>
                   <m:t>d</m:t>
                 </m:r>
@@ -19426,7 +18969,7 @@
         </m:r>
       </m:oMath>
       <w:r>
-        <w:t xml:space="preserve">) покидает точку взаимодействия; это проверяется в разделе 2.7. Для массовой доли серебра</w:t>
+        <w:t xml:space="preserve">) покидает точку взаимодействия. Для массовой доли серебра</w:t>
       </w:r>
       <w:r>
         <w:t xml:space="preserve"> </w:t>
@@ -19530,15 +19073,9 @@
                     </m:r>
                     <m:r>
                       <m:rPr>
-                        <m:sty m:val="p"/>
+                        <m:nor/>
                       </m:rPr>
-                      <m:t>A</m:t>
-                    </m:r>
-                    <m:r>
-                      <m:rPr>
-                        <m:sty m:val="p"/>
-                      </m:rPr>
-                      <m:t>g</m:t>
+                      <m:t>Ag</m:t>
                     </m:r>
                   </m:sub>
                 </m:sSub>
@@ -19664,15 +19201,9 @@
                   <m:sub>
                     <m:r>
                       <m:rPr>
-                        <m:sty m:val="p"/>
+                        <m:nor/>
                       </m:rPr>
-                      <m:t>A</m:t>
-                    </m:r>
-                    <m:r>
-                      <m:rPr>
-                        <m:sty m:val="p"/>
-                      </m:rPr>
-                      <m:t>g</m:t>
+                      <m:t>Ag</m:t>
                     </m:r>
                   </m:sub>
                 </m:sSub>
@@ -19720,7 +19251,7 @@
         <w:t xml:space="preserve"> </w:t>
       </w:r>
       <w:r>
-        <w:t xml:space="preserve">и Ag обозначают ткань и серебро; то же правило даёт коэффициенты ткани, воды и воздуха по данным для элементов (раздел 2.8). Рассматриваются массовые доли от 0,1 до 2 %. Подстановка (2.21) и (2.22) в (2.20) даёт DEF на поверхности:</w:t>
+        <w:t xml:space="preserve">и Ag обозначают ткань и серебро; рассматриваются массовые доли 0,1–2 %. Подстановка (2.21) и (2.22) в (2.20) даёт DEF на поверхности:</w:t>
       </w:r>
     </w:p>
     <w:tbl>
@@ -19760,21 +19291,9 @@
               <m:oMath>
                 <m:r>
                   <m:rPr>
-                    <m:sty m:val="p"/>
+                    <m:nor/>
                   </m:rPr>
-                  <m:t>D</m:t>
-                </m:r>
-                <m:r>
-                  <m:rPr>
-                    <m:sty m:val="p"/>
-                  </m:rPr>
-                  <m:t>E</m:t>
-                </m:r>
-                <m:r>
-                  <m:rPr>
-                    <m:sty m:val="p"/>
-                  </m:rPr>
-                  <m:t>F</m:t>
+                  <m:t>DEF</m:t>
                 </m:r>
                 <m:r>
                   <m:rPr>
@@ -19929,15 +19448,9 @@
                           <m:sub>
                             <m:r>
                               <m:rPr>
-                                <m:sty m:val="p"/>
+                                <m:nor/>
                               </m:rPr>
-                              <m:t>A</m:t>
-                            </m:r>
-                            <m:r>
-                              <m:rPr>
-                                <m:sty m:val="p"/>
-                              </m:rPr>
-                              <m:t>g</m:t>
+                              <m:t>Ag</m:t>
                             </m:r>
                           </m:sub>
                         </m:sSub>
@@ -19945,7 +19458,7 @@
                     </m:d>
                     <m:r>
                       <m:rPr>
-                        <m:sty m:val="p"/>
+                        <m:nor/>
                       </m:rPr>
                       <m:t>d</m:t>
                     </m:r>
@@ -20020,7 +19533,7 @@
                     </m:sSub>
                     <m:r>
                       <m:rPr>
-                        <m:sty m:val="p"/>
+                        <m:nor/>
                       </m:rPr>
                       <m:t>d</m:t>
                     </m:r>
@@ -20059,37 +19572,7 @@
         <w:pStyle w:val="BodyText"/>
       </w:pPr>
       <w:r>
-        <w:t xml:space="preserve">Нормировка флюенса сокращается, поэтому DEF зависит только от формы спектра, и спектры РМ могут использоваться, несмотря на менее точный абсолютный радиационный выход (раздел 3.1); функция</w:t>
-      </w:r>
-      <w:r>
-        <w:t xml:space="preserve"> </w:t>
-      </w:r>
-      <w:r>
-        <w:rPr>
-          <w:rStyle w:val="VerbatimChar"/>
-        </w:rPr>
-        <w:t xml:space="preserve">def_factor</w:t>
-      </w:r>
-      <w:r>
-        <w:t xml:space="preserve"> </w:t>
-      </w:r>
-      <w:r>
-        <w:t xml:space="preserve">модуля</w:t>
-      </w:r>
-      <w:r>
-        <w:t xml:space="preserve"> </w:t>
-      </w:r>
-      <w:r>
-        <w:rPr>
-          <w:rStyle w:val="VerbatimChar"/>
-        </w:rPr>
-        <w:t xml:space="preserve">xspec.py</w:t>
-      </w:r>
-      <w:r>
-        <w:t xml:space="preserve"> </w:t>
-      </w:r>
-      <w:r>
-        <w:t xml:space="preserve">суммирует по интервалам шириной 0,05 кэВ. Поскольку числитель линеен по</w:t>
+        <w:t xml:space="preserve">Нормировка флюенса сокращается, поэтому DEF зависит только от формы спектра, и спектры РМ могут использоваться, несмотря на менее точный абсолютный радиационный выход (раздел 3.1). Поскольку числитель линеен по</w:t>
       </w:r>
       <w:r>
         <w:t xml:space="preserve"> </w:t>
@@ -20140,21 +19623,9 @@
               <m:oMath>
                 <m:r>
                   <m:rPr>
-                    <m:sty m:val="p"/>
+                    <m:nor/>
                   </m:rPr>
-                  <m:t>D</m:t>
-                </m:r>
-                <m:r>
-                  <m:rPr>
-                    <m:sty m:val="p"/>
-                  </m:rPr>
-                  <m:t>E</m:t>
-                </m:r>
-                <m:r>
-                  <m:rPr>
-                    <m:sty m:val="p"/>
-                  </m:rPr>
-                  <m:t>F</m:t>
+                  <m:t>DEF</m:t>
                 </m:r>
                 <m:r>
                   <m:rPr>
@@ -20359,21 +19830,15 @@
                       <m:sub>
                         <m:r>
                           <m:rPr>
-                            <m:sty m:val="p"/>
+                            <m:nor/>
                           </m:rPr>
-                          <m:t>A</m:t>
-                        </m:r>
-                        <m:r>
-                          <m:rPr>
-                            <m:sty m:val="p"/>
-                          </m:rPr>
-                          <m:t>g</m:t>
+                          <m:t>Ag</m:t>
                         </m:r>
                       </m:sub>
                     </m:sSub>
                     <m:r>
                       <m:rPr>
-                        <m:sty m:val="p"/>
+                        <m:nor/>
                       </m:rPr>
                       <m:t>d</m:t>
                     </m:r>
@@ -20448,7 +19913,7 @@
                     </m:sSub>
                     <m:r>
                       <m:rPr>
-                        <m:sty m:val="p"/>
+                        <m:nor/>
                       </m:rPr>
                       <m:t>d</m:t>
                     </m:r>
@@ -20515,7 +19980,7 @@
                     </m:r>
                     <m:r>
                       <m:rPr>
-                        <m:sty m:val="p"/>
+                        <m:nor/>
                       </m:rPr>
                       <m:t>d</m:t>
                     </m:r>
@@ -20556,7 +20021,7 @@
                     </m:r>
                     <m:r>
                       <m:rPr>
-                        <m:sty m:val="p"/>
+                        <m:nor/>
                       </m:rPr>
                       <m:t>d</m:t>
                     </m:r>
@@ -20655,15 +20120,9 @@
           <m:sub>
             <m:r>
               <m:rPr>
-                <m:sty m:val="p"/>
+                <m:nor/>
               </m:rPr>
-              <m:t>A</m:t>
-            </m:r>
-            <m:r>
-              <m:rPr>
-                <m:sty m:val="p"/>
-              </m:rPr>
-              <m:t>g</m:t>
+              <m:t>Ag</m:t>
             </m:r>
           </m:sub>
         </m:sSub>
@@ -20829,10 +20288,7 @@
         </m:r>
       </m:oMath>
       <w:r>
-        <w:t xml:space="preserve"> </w:t>
-      </w:r>
-      <w:r>
-        <w:t xml:space="preserve">— взвешенное по дозе среднее</w:t>
+        <w:t xml:space="preserve">, взвешенное по дозе среднее</w:t>
       </w:r>
       <w:r>
         <w:t xml:space="preserve"> </w:t>
@@ -20852,7 +20308,30 @@
         </m:r>
       </m:oMath>
       <w:r>
-        <w:t xml:space="preserve">, а угловой коэффициент</w:t>
+        <w:t xml:space="preserve">, определяется только спектром. Для ткани МКРЕ-44 отношение</w:t>
+      </w:r>
+      <w:r>
+        <w:t xml:space="preserve"> </w:t>
+      </w:r>
+      <m:oMath>
+        <m:r>
+          <m:t>R</m:t>
+        </m:r>
+        <m:r>
+          <m:t>(</m:t>
+        </m:r>
+        <m:r>
+          <m:t>E</m:t>
+        </m:r>
+        <m:r>
+          <m:t>)</m:t>
+        </m:r>
+      </m:oMath>
+      <w:r>
+        <w:t xml:space="preserve"> </w:t>
+      </w:r>
+      <w:r>
+        <w:t xml:space="preserve">на K-крае Ag (25,514 кэВ) скачком возрастает примерно с 32 до 76 и достигает приблизительно 139 при 40–45 кэВ. Поэтому сдвиг спектра дозы в область выше K-края увеличивает</w:t>
       </w:r>
       <w:r>
         <w:t xml:space="preserve"> </w:t>
@@ -20873,44 +20352,12 @@
           </m:rPr>
           <m:t>⟩</m:t>
         </m:r>
-        <m:r>
-          <m:rPr>
-            <m:sty m:val="p"/>
-          </m:rPr>
-          <m:t>−</m:t>
-        </m:r>
-        <m:r>
-          <m:t>1</m:t>
-        </m:r>
       </m:oMath>
       <w:r>
         <w:t xml:space="preserve"> </w:t>
       </w:r>
       <w:r>
-        <w:t xml:space="preserve">определяется только спектром. Для ткани МКРЕ-44 отношение</w:t>
-      </w:r>
-      <w:r>
-        <w:t xml:space="preserve"> </w:t>
-      </w:r>
-      <m:oMath>
-        <m:r>
-          <m:t>R</m:t>
-        </m:r>
-        <m:r>
-          <m:t>(</m:t>
-        </m:r>
-        <m:r>
-          <m:t>E</m:t>
-        </m:r>
-        <m:r>
-          <m:t>)</m:t>
-        </m:r>
-      </m:oMath>
-      <w:r>
-        <w:t xml:space="preserve"> </w:t>
-      </w:r>
-      <w:r>
-        <w:t xml:space="preserve">на K-крае Ag (25,514 кэВ) скачком возрастает примерно с 32 до 76 и достигает приблизительно 139 при 40–45 кэВ (раздел 1.2). Поэтому сдвиг спектра дозы в область выше K-края увеличивает угловой коэффициент, что лежит в основе оптимизации фильтров в главе 3.</w:t>
+        <w:t xml:space="preserve">и угловой коэффициент, что лежит в основе оптимизации фильтров в главе 3.</w:t>
       </w:r>
     </w:p>
     <w:p>
@@ -20918,7 +20365,7 @@
         <w:pStyle w:val="BodyText"/>
       </w:pPr>
       <w:r>
-        <w:t xml:space="preserve">С глубиной спектр становится жёстче; если серебро присутствует на глубине</w:t>
+        <w:t xml:space="preserve">Если серебро присутствует на глубине</w:t>
       </w:r>
       <w:r>
         <w:t xml:space="preserve"> </w:t>
@@ -20972,21 +20419,9 @@
               <m:oMath>
                 <m:r>
                   <m:rPr>
-                    <m:sty m:val="p"/>
+                    <m:nor/>
                   </m:rPr>
-                  <m:t>D</m:t>
-                </m:r>
-                <m:r>
-                  <m:rPr>
-                    <m:sty m:val="p"/>
-                  </m:rPr>
-                  <m:t>E</m:t>
-                </m:r>
-                <m:r>
-                  <m:rPr>
-                    <m:sty m:val="p"/>
-                  </m:rPr>
-                  <m:t>F</m:t>
+                  <m:t>DEF</m:t>
                 </m:r>
                 <m:r>
                   <m:t>(</m:t>
@@ -21195,15 +20630,9 @@
                           <m:sub>
                             <m:r>
                               <m:rPr>
-                                <m:sty m:val="p"/>
+                                <m:nor/>
                               </m:rPr>
-                              <m:t>A</m:t>
-                            </m:r>
-                            <m:r>
-                              <m:rPr>
-                                <m:sty m:val="p"/>
-                              </m:rPr>
-                              <m:t>g</m:t>
+                              <m:t>Ag</m:t>
                             </m:r>
                           </m:sub>
                         </m:sSub>
@@ -21211,7 +20640,7 @@
                     </m:d>
                     <m:r>
                       <m:rPr>
-                        <m:sty m:val="p"/>
+                        <m:nor/>
                       </m:rPr>
                       <m:t>d</m:t>
                     </m:r>
@@ -21331,7 +20760,7 @@
                     </m:sSub>
                     <m:r>
                       <m:rPr>
-                        <m:sty m:val="p"/>
+                        <m:nor/>
                       </m:rPr>
                       <m:t>d</m:t>
                     </m:r>
@@ -21548,7 +20977,7 @@
         <w:t xml:space="preserve"> </w:t>
       </w:r>
       <w:r>
-        <w:t xml:space="preserve">мало, поэтому DEF увеличивается с глубиной. Серебро, заполняющее всю область над точкой, также ослабляет пучок, сильнее всего непосредственно выше K-края, где его</w:t>
+        <w:t xml:space="preserve">мало, поэтому DEF увеличивается с глубиной. Серебро, заполняющее область над точкой, также ослабляет пучок, сильнее всего непосредственно выше K-края, где его</w:t>
       </w:r>
       <w:r>
         <w:t xml:space="preserve"> </w:t>
@@ -21624,47 +21053,17 @@
                   <m:e>
                     <m:r>
                       <m:rPr>
-                        <m:sty m:val="p"/>
+                        <m:nor/>
                       </m:rPr>
-                      <m:t>D</m:t>
-                    </m:r>
-                    <m:r>
-                      <m:rPr>
-                        <m:sty m:val="p"/>
-                      </m:rPr>
-                      <m:t>E</m:t>
-                    </m:r>
-                    <m:r>
-                      <m:rPr>
-                        <m:sty m:val="p"/>
-                      </m:rPr>
-                      <m:t>F</m:t>
+                      <m:t>DEF</m:t>
                     </m:r>
                   </m:e>
                   <m:sub>
                     <m:r>
                       <m:rPr>
-                        <m:sty m:val="p"/>
+                        <m:nor/>
                       </m:rPr>
-                      <m:t>s</m:t>
-                    </m:r>
-                    <m:r>
-                      <m:rPr>
-                        <m:sty m:val="p"/>
-                      </m:rPr>
-                      <m:t>l</m:t>
-                    </m:r>
-                    <m:r>
-                      <m:rPr>
-                        <m:sty m:val="p"/>
-                      </m:rPr>
-                      <m:t>a</m:t>
-                    </m:r>
-                    <m:r>
-                      <m:rPr>
-                        <m:sty m:val="p"/>
-                      </m:rPr>
-                      <m:t>b</m:t>
+                      <m:t>slab</m:t>
                     </m:r>
                   </m:sub>
                 </m:sSub>
@@ -21740,15 +21139,9 @@
                             </m:r>
                             <m:r>
                               <m:rPr>
-                                <m:sty m:val="p"/>
+                                <m:nor/>
                               </m:rPr>
-                              <m:t>A</m:t>
-                            </m:r>
-                            <m:r>
-                              <m:rPr>
-                                <m:sty m:val="p"/>
-                              </m:rPr>
-                              <m:t>g</m:t>
+                              <m:t>Ag</m:t>
                             </m:r>
                           </m:sub>
                         </m:sSub>
@@ -21893,15 +21286,9 @@
                           <m:sub>
                             <m:r>
                               <m:rPr>
-                                <m:sty m:val="p"/>
+                                <m:nor/>
                               </m:rPr>
-                              <m:t>A</m:t>
-                            </m:r>
-                            <m:r>
-                              <m:rPr>
-                                <m:sty m:val="p"/>
-                              </m:rPr>
-                              <m:t>g</m:t>
+                              <m:t>Ag</m:t>
                             </m:r>
                           </m:sub>
                         </m:sSub>
@@ -21909,7 +21296,7 @@
                     </m:d>
                     <m:r>
                       <m:rPr>
-                        <m:sty m:val="p"/>
+                        <m:nor/>
                       </m:rPr>
                       <m:t>d</m:t>
                     </m:r>
@@ -22029,7 +21416,7 @@
                     </m:sSub>
                     <m:r>
                       <m:rPr>
-                        <m:sty m:val="p"/>
+                        <m:nor/>
                       </m:rPr>
                       <m:t>d</m:t>
                     </m:r>
@@ -22092,15 +21479,9 @@
             </m:r>
             <m:r>
               <m:rPr>
-                <m:sty m:val="p"/>
+                <m:nor/>
               </m:rPr>
-              <m:t>A</m:t>
-            </m:r>
-            <m:r>
-              <m:rPr>
-                <m:sty m:val="p"/>
-              </m:rPr>
-              <m:t>g</m:t>
+              <m:t>Ag</m:t>
             </m:r>
           </m:sub>
         </m:sSub>
@@ -22220,15 +21601,9 @@
               <m:sub>
                 <m:r>
                   <m:rPr>
-                    <m:sty m:val="p"/>
+                    <m:nor/>
                   </m:rPr>
-                  <m:t>A</m:t>
-                </m:r>
-                <m:r>
-                  <m:rPr>
-                    <m:sty m:val="p"/>
-                  </m:rPr>
-                  <m:t>g</m:t>
+                  <m:t>Ag</m:t>
                 </m:r>
               </m:sub>
             </m:sSub>
@@ -22259,7 +21634,7 @@
         </m:sSub>
       </m:oMath>
       <w:r>
-        <w:t xml:space="preserve">), а знаменатель относится к ткани без серебра. Дополнительное ослабление выводит из пучка преимущественно наиболее эффективные фотоны, поэтому</w:t>
+        <w:t xml:space="preserve">). Дополнительное ослабление выводит из пучка преимущественно наиболее эффективные фотоны, поэтому</w:t>
       </w:r>
       <w:r>
         <w:t xml:space="preserve"> </w:t>
@@ -22269,47 +21644,17 @@
           <m:e>
             <m:r>
               <m:rPr>
-                <m:sty m:val="p"/>
+                <m:nor/>
               </m:rPr>
-              <m:t>D</m:t>
-            </m:r>
-            <m:r>
-              <m:rPr>
-                <m:sty m:val="p"/>
-              </m:rPr>
-              <m:t>E</m:t>
-            </m:r>
-            <m:r>
-              <m:rPr>
-                <m:sty m:val="p"/>
-              </m:rPr>
-              <m:t>F</m:t>
+              <m:t>DEF</m:t>
             </m:r>
           </m:e>
           <m:sub>
             <m:r>
               <m:rPr>
-                <m:sty m:val="p"/>
+                <m:nor/>
               </m:rPr>
-              <m:t>s</m:t>
-            </m:r>
-            <m:r>
-              <m:rPr>
-                <m:sty m:val="p"/>
-              </m:rPr>
-              <m:t>l</m:t>
-            </m:r>
-            <m:r>
-              <m:rPr>
-                <m:sty m:val="p"/>
-              </m:rPr>
-              <m:t>a</m:t>
-            </m:r>
-            <m:r>
-              <m:rPr>
-                <m:sty m:val="p"/>
-              </m:rPr>
-              <m:t>b</m:t>
+              <m:t>slab</m:t>
             </m:r>
           </m:sub>
         </m:sSub>
@@ -22351,7 +21696,7 @@
         <w:pStyle w:val="BodyText"/>
       </w:pPr>
       <w:r>
-        <w:t xml:space="preserve">В качестве эталонной среды используется мягкая ткань МКРЕ-44 (H 10,2, C 14,3, N 3,4, O 70,8, Na 0,2, P 0,3, S 0,3, Cl 0,2 и K 0,3 % по массе; 1,06 г/см³) [61], а альтернативами служат вода и четырёхкомпонентная ткань МКРЕ; выбор среды влияет на DEF (раздел 3.10), и его необходимо указывать. В субклеточном масштабе, не разрешаемом DEF, короткопробежные фотоэлектроны и оже-электроны выделяют значительную часть своей энергии вблизи наночастиц [30], что может вызывать биологические эффекты, выходящие за рамки макроскопического усиления (модель локального эффекта) [31], в зависимости от энергии фотонов и размера, концентрации и локализации частиц [97]. Таким образом, рассчитываемый в настоящей работе DEF служит физическим базовым уровнем для выделения химического, биологического и наномасштабного вкладов.</w:t>
+        <w:t xml:space="preserve">В качестве эталонной среды используется мягкая ткань МКРЕ-44 (H 10,2; C 14,3; N 3,4; O 70,8; Na 0,2; P 0,3; S 0,3; Cl 0,2 и K 0,3 % по массе; 1,06 г/см³) [61], а альтернативами служат вода и четырёхкомпонентная ткань МКРЕ; выбор среды влияет на DEF (раздел 3.10), и его необходимо указывать. В субклеточном масштабе короткопробежные фотоэлектроны и оже-электроны выделяют значительную часть своей энергии вблизи наночастиц [30], что может вызывать биологические эффекты, выходящие за рамки макроскопического усиления (модель локального эффекта) [31], в зависимости от энергии фотонов и размера, концентрации и локализации частиц [97]. Таким образом, рассчитываемый DEF служит физическим базовым уровнем для выделения химического, биологического и наномасштабного вкладов.</w:t>
       </w:r>
     </w:p>
     <w:p>
@@ -22367,7 +21712,7 @@
         <w:pStyle w:val="FirstParagraph"/>
       </w:pPr>
       <w:r>
-        <w:t xml:space="preserve">Допущения аналитической модели — вылет K-флуоресцентного излучения серебра и пренебрежение рассеянием — проверяются независимой программой МК (</w:t>
+        <w:t xml:space="preserve">Вылет K-флуоресцентного излучения серебра и пренебрежение рассеянием в аналитической модели проверяются независимой программой МК (</w:t>
       </w:r>
       <w:r>
         <w:rPr>
@@ -22405,15 +21750,9 @@
           <m:sub>
             <m:r>
               <m:rPr>
-                <m:sty m:val="p"/>
+                <m:nor/>
               </m:rPr>
-              <m:t>A</m:t>
-            </m:r>
-            <m:r>
-              <m:rPr>
-                <m:sty m:val="p"/>
-              </m:rPr>
-              <m:t>g</m:t>
+              <m:t>Ag</m:t>
             </m:r>
           </m:sub>
         </m:sSub>
@@ -22503,7 +21842,7 @@
         </m:r>
       </m:oMath>
       <w:r>
-        <w:t xml:space="preserve">; энерговыделение регистрируется в интервалах шириной 0,25 мм. Энергии фотонов выбираются по спектрам SpekPy трубки на 45 кВ (θ = 12°, 0,5 мм Be, 10 см воздуха) без фильтра и с фильтром 1 мм Al методом обращения интегральной функции распределения. Длины свободного пробега разыгрываются методом Вудкока (дельта-трекингом) [63, 117] с мажорантой</w:t>
+        <w:t xml:space="preserve">. Энергии фотонов разыгрываются по спектрам SpekPy трубки на 45 кВ (θ = 12°, 0,5 мм Be, 10 см воздуха) без фильтра и с фильтром 1 мм Al методом обращения интегральной функции распределения. Длины свободного пробега разыгрываются методом Вудкока (дельта-трекингом) [63, 117] с мажорантой</w:t>
       </w:r>
       <w:r>
         <w:t xml:space="preserve"> </w:t>
@@ -22518,7 +21857,7 @@
           <m:sub>
             <m:r>
               <m:rPr>
-                <m:sty m:val="p"/>
+                <m:nor/>
               </m:rPr>
               <m:t>max</m:t>
             </m:r>
@@ -22575,15 +21914,9 @@
           <m:sub>
             <m:r>
               <m:rPr>
-                <m:sty m:val="p"/>
+                <m:nor/>
               </m:rPr>
-              <m:t>A</m:t>
-            </m:r>
-            <m:r>
-              <m:rPr>
-                <m:sty m:val="p"/>
-              </m:rPr>
-              <m:t>g</m:t>
+              <m:t>Ag</m:t>
             </m:r>
           </m:sub>
         </m:sSub>
@@ -22613,15 +21946,9 @@
           <m:sub>
             <m:r>
               <m:rPr>
-                <m:sty m:val="p"/>
+                <m:nor/>
               </m:rPr>
-              <m:t>A</m:t>
-            </m:r>
-            <m:r>
-              <m:rPr>
-                <m:sty m:val="p"/>
-              </m:rPr>
-              <m:t>g</m:t>
+              <m:t>Ag</m:t>
             </m:r>
           </m:sub>
         </m:sSub>
@@ -22640,15 +21967,9 @@
           <m:sub>
             <m:r>
               <m:rPr>
-                <m:sty m:val="p"/>
+                <m:nor/>
               </m:rPr>
-              <m:t>A</m:t>
-            </m:r>
-            <m:r>
-              <m:rPr>
-                <m:sty m:val="p"/>
-              </m:rPr>
-              <m:t>g</m:t>
+              <m:t>Ag</m:t>
             </m:r>
           </m:sub>
         </m:sSub>
@@ -22676,15 +21997,9 @@
           <m:sub>
             <m:r>
               <m:rPr>
-                <m:sty m:val="p"/>
+                <m:nor/>
               </m:rPr>
-              <m:t>A</m:t>
-            </m:r>
-            <m:r>
-              <m:rPr>
-                <m:sty m:val="p"/>
-              </m:rPr>
-              <m:t>g</m:t>
+              <m:t>Ag</m:t>
             </m:r>
           </m:sub>
         </m:sSub>
@@ -22750,7 +22065,7 @@
                   <m:num>
                     <m:r>
                       <m:rPr>
-                        <m:sty m:val="p"/>
+                        <m:nor/>
                       </m:rPr>
                       <m:t>ln</m:t>
                     </m:r>
@@ -22777,7 +22092,7 @@
                       <m:sub>
                         <m:r>
                           <m:rPr>
-                            <m:sty m:val="p"/>
+                            <m:nor/>
                           </m:rPr>
                           <m:t>max</m:t>
                         </m:r>
@@ -22937,27 +22252,9 @@
                   <m:sub>
                     <m:r>
                       <m:rPr>
-                        <m:sty m:val="p"/>
+                        <m:nor/>
                       </m:rPr>
-                      <m:t>r</m:t>
-                    </m:r>
-                    <m:r>
-                      <m:rPr>
-                        <m:sty m:val="p"/>
-                      </m:rPr>
-                      <m:t>e</m:t>
-                    </m:r>
-                    <m:r>
-                      <m:rPr>
-                        <m:sty m:val="p"/>
-                      </m:rPr>
-                      <m:t>a</m:t>
-                    </m:r>
-                    <m:r>
-                      <m:rPr>
-                        <m:sty m:val="p"/>
-                      </m:rPr>
-                      <m:t>l</m:t>
+                      <m:t>real</m:t>
                     </m:r>
                   </m:sub>
                 </m:sSub>
@@ -23004,7 +22301,7 @@
                       <m:sub>
                         <m:r>
                           <m:rPr>
-                            <m:sty m:val="p"/>
+                            <m:nor/>
                           </m:rPr>
                           <m:t>max</m:t>
                         </m:r>
@@ -23136,15 +22433,9 @@
           <m:sub>
             <m:r>
               <m:rPr>
-                <m:sty m:val="p"/>
+                <m:nor/>
               </m:rPr>
-              <m:t>A</m:t>
-            </m:r>
-            <m:r>
-              <m:rPr>
-                <m:sty m:val="p"/>
-              </m:rPr>
-              <m:t>g</m:t>
+              <m:t>Ag</m:t>
             </m:r>
           </m:sub>
         </m:sSub>
@@ -23230,7 +22521,7 @@
         <w:t xml:space="preserve"> </w:t>
       </w:r>
       <w:r>
-        <w:t xml:space="preserve">разыгрывается по таблицам сечения Клейна–Нишины, умноженного на функцию некогерентного рассеяния, и сечения Томсона, умноженного на квадрат атомного форм-фактора [64], рассчитанным для ткани, поскольку вклад серебра в рассеяние составляет лишь несколько процентов. После некогерентного рассеяния</w:t>
+        <w:t xml:space="preserve">разыгрывается по рассчитанным для ткани таблицам сечения Клейна–Нишины, умноженного на функцию некогерентного рассеяния, и сечения Томсона, умноженного на квадрат атомного форм-фактора [64]; вклад серебра в рассеяние составляет лишь несколько процентов. После некогерентного рассеяния</w:t>
       </w:r>
     </w:p>
     <w:tbl>
@@ -23352,7 +22643,7 @@
                     </m:r>
                     <m:r>
                       <m:rPr>
-                        <m:sty m:val="p"/>
+                        <m:nor/>
                       </m:rPr>
                       <m:t>cos</m:t>
                     </m:r>
@@ -23463,23 +22754,14 @@
         <w:t xml:space="preserve"> </w:t>
       </w:r>
       <w:r>
-        <w:t xml:space="preserve">= 510,999 кэВ — энергия покоя электрона; энергия</w:t>
+        <w:t xml:space="preserve">= 510,999 кэВ — энергия покоя электрона; направляющий косинус принимает значение</w:t>
       </w:r>
       <w:r>
         <w:t xml:space="preserve"> </w:t>
       </w:r>
       <m:oMath>
         <m:r>
-          <m:t>E</m:t>
-        </m:r>
-        <m:r>
-          <m:rPr>
-            <m:sty m:val="p"/>
-          </m:rPr>
-          <m:t>−</m:t>
-        </m:r>
-        <m:r>
-          <m:t>E</m:t>
+          <m:t>u</m:t>
         </m:r>
         <m:r>
           <m:rPr>
@@ -23487,26 +22769,6 @@
           </m:rPr>
           <m:t>′</m:t>
         </m:r>
-      </m:oMath>
-      <w:r>
-        <w:t xml:space="preserve"> </w:t>
-      </w:r>
-      <w:r>
-        <w:t xml:space="preserve">выделяется локально, а направляющий косинус принимает значение</w:t>
-      </w:r>
-      <w:r>
-        <w:t xml:space="preserve"> </w:t>
-      </w:r>
-      <m:oMath>
-        <m:r>
-          <m:t>u</m:t>
-        </m:r>
-        <m:r>
-          <m:rPr>
-            <m:sty m:val="p"/>
-          </m:rPr>
-          <m:t>′</m:t>
-        </m:r>
         <m:r>
           <m:rPr>
             <m:sty m:val="p"/>
@@ -23518,7 +22780,7 @@
         </m:r>
         <m:r>
           <m:rPr>
-            <m:sty m:val="p"/>
+            <m:nor/>
           </m:rPr>
           <m:t>cos</m:t>
         </m:r>
@@ -23565,7 +22827,7 @@
         </m:r>
         <m:r>
           <m:rPr>
-            <m:sty m:val="p"/>
+            <m:nor/>
           </m:rPr>
           <m:t>sin</m:t>
         </m:r>
@@ -23574,7 +22836,7 @@
         </m:r>
         <m:r>
           <m:rPr>
-            <m:sty m:val="p"/>
+            <m:nor/>
           </m:rPr>
           <m:t>cos</m:t>
         </m:r>
@@ -23934,15 +23196,9 @@
           <m:sub>
             <m:r>
               <m:rPr>
-                <m:sty m:val="p"/>
+                <m:nor/>
               </m:rPr>
-              <m:t>A</m:t>
-            </m:r>
-            <m:r>
-              <m:rPr>
-                <m:sty m:val="p"/>
-              </m:rPr>
-              <m:t>g</m:t>
+              <m:t>Ag</m:t>
             </m:r>
           </m:sub>
         </m:sSub>
@@ -23965,7 +23221,7 @@
         <w:t xml:space="preserve"> </w:t>
       </w:r>
       <w:r>
-        <w:t xml:space="preserve">= 0,25 мм. DEF по методу МК — отношение доз при</w:t>
+        <w:t xml:space="preserve">= 0,25 мм — ширина интервала. DEF по методу МК — отношение доз при</w:t>
       </w:r>
       <w:r>
         <w:t xml:space="preserve"> </w:t>
@@ -24031,7 +23287,7 @@
         <w:t xml:space="preserve"> </w:t>
       </w:r>
       <w:r>
-        <w:t xml:space="preserve">историям в пяти сериях, по разбросу которых оценивается стандартная ошибка; аналитическим эталоном служит выражение (2.27), применённое к слою внутри среды. Расчётам предшествовали две проверки: для широкого пучка с энергией 30 кэВ отношение дозы на поверхности к керме первичного излучения составляет 1,31 вследствие обратного рассеяния, которое зависит от размера поля и расстояния до источника [118], а коэффициент передачи энергии, полученный по данным xraylib, согласуется с</w:t>
+        <w:t xml:space="preserve">историям в пяти сериях, по разбросу которых оценивается стандартная ошибка; аналитическим эталоном служит выражение (2.27), применённое к заглублённому слою. Расчётам предшествовали две проверки: для широкого пучка с энергией 30 кэВ отношение дозы на поверхности к керме первичного излучения составляет 1,31 вследствие обратного рассеяния, которое зависит от размера поля и расстояния до источника [118], а коэффициент передачи энергии, полученный по данным xraylib, согласуется с</w:t>
       </w:r>
       <w:r>
         <w:t xml:space="preserve"> </w:t>
@@ -24152,7 +23408,7 @@
         <w:t xml:space="preserve"> </w:t>
       </w:r>
       <w:r>
-        <w:t xml:space="preserve">интерполирует их в двойном логарифмическом масштабе на каждом участке между краями поглощения, где коэффициенты приблизительно подчиняются степенным законам. Значения</w:t>
+        <w:t xml:space="preserve">интерполирует их в двойном логарифмическом масштабе между краями поглощения, где коэффициенты приблизительно подчиняются степенным законам. Значения</w:t>
       </w:r>
       <w:r>
         <w:t xml:space="preserve"> </w:t>
@@ -24256,7 +23512,7 @@
         <w:t xml:space="preserve"> </w:t>
       </w:r>
       <w:r>
-        <w:t xml:space="preserve">лёгких элементов при 15–45 кэВ: для кислорода при 30 кэВ — 0,108 вместо 0,173 см²/г (−37 %), для углерода — 0,0515 вместо 0,0661 см²/г, тогда как для серебра она согласуется с NIST (16,58 против 16,60 см²/г). Для ткани, состоящей в основном из O, C и H, её применение занизило бы знаменатель выражения (2.23) и завысило бы DEF: 1,72 вместо 1,48 для 1 % Ag с фильтром 1 мм Al. Сечения xraylib этой ошибкой не затронуты (раздел 2.7), однако функцию</w:t>
+        <w:t xml:space="preserve">лёгких элементов при 15–45 кэВ: для кислорода при 30 кэВ — 0,108 вместо 0,173 см²/г (−37 %), для углерода — 0,0515 вместо 0,0661 см²/г, тогда как для серебра она согласуется с NIST (16,58 против 16,60 см²/г). Для ткани, состоящей в основном из O, C и H, её применение занизило бы знаменатель выражения (2.23) и завысило бы DEF: 1,62 вместо 1,48 для 1 % Ag с фильтром 1 мм Al. Сечения xraylib этой ошибкой не затронуты (раздел 2.7), однако функцию</w:t>
       </w:r>
       <w:r>
         <w:t xml:space="preserve"> </w:t>
@@ -24279,7 +23535,7 @@
         <w:pStyle w:val="BodyText"/>
       </w:pPr>
       <w:r>
-        <w:t xml:space="preserve">В качестве эталонной модели спектра принята программа SpekPy v2.5.4 [15, 58] (физическая модель «casim», медные аноды при 10–50 кВ), валидированная по измеренным спектрам и СПО [51]; её спектры используются для валидации РМ и являются основными входными данными для расчёта DEF, а спектры РМ привлекаются для сравнения. Код написан на Python 3.13 с использованием NumPy [65], SciPy [66] (минимизация и нахождение корней) и Matplotlib [67].</w:t>
+        <w:t xml:space="preserve">В качестве эталонной модели спектра принята программа SpekPy v2.5.4 [15, 58] (физическая модель «casim», медные аноды при 10–50 кВ), валидированная по измеренным спектрам и СПО [51]; её спектры используются для валидации РМ и являются основными входными данными для расчёта DEF. В коде используются Python 3.13, NumPy [65], SciPy [66] (минимизация и нахождение корней) и Matplotlib [67].</w:t>
       </w:r>
     </w:p>
     <w:p>
@@ -24301,7 +23557,7 @@
         <w:t xml:space="preserve"> </w:t>
       </w:r>
       <w:r>
-        <w:t xml:space="preserve">в формуле (2.4) — выбирается из условия минимума среднеквадратичного отклонения спектров тормозного излучения РМ и SpekPy (без характеристических линий) при 45 кВ, θ = 12° и 0,5 мм Be, нормированных на единичную площадь выше 3 кэВ, причём отклонение отнесено к максимуму эталонного спектра;</w:t>
+        <w:t xml:space="preserve">в формуле (2.4) — выбирается из условия минимума среднеквадратичного отклонения спектров тормозного излучения РМ и SpekPy при 45 кВ, θ = 12° и 0,5 мм Be, нормированных на единичную площадь выше 3 кэВ, причём отклонение отнесено к максимуму эталонного спектра;</w:t>
       </w:r>
       <w:r>
         <w:t xml:space="preserve"> </w:t>
@@ -24315,7 +23571,7 @@
         <w:t xml:space="preserve"> </w:t>
       </w:r>
       <w:r>
-        <w:t xml:space="preserve">ищется в интервале 0,25–0,7 и округляется до двух десятичных знаков, а результаты для всех остальных конфигураций являются предсказаниями. Валидация включает: а) проверку компонентов модели, например тормозной способности по данным NIST ESTAR [69] (раздел 2.2); б) сравнение со SpekPy при 25–50 кВ и углах анода 6–30° с фильтром 1 мм Al и без него, дополненное проверкой для вольфрамового анода; в) сравнение DEF для спектров РМ и SpekPy; г) верификацию методом МК; д) анализ чувствительности DEF.</w:t>
+        <w:t xml:space="preserve">ищется в интервале 0,25–0,7 и округляется до двух десятичных знаков, а результаты для всех остальных конфигураций являются предсказаниями. Валидация включает проверку компонентов модели, например тормозной способности по данным NIST ESTAR [69] (раздел 2.2); сравнение со SpekPy при 25–50 кВ и углах анода 6–30° с фильтром 1 мм Al и без него, дополненное проверкой для вольфрамового анода; сравнение DEF для спектров РМ и SpekPy; верификацию методом МК и анализ чувствительности DEF.</w:t>
       </w:r>
     </w:p>
     <w:p>
@@ -24331,7 +23587,7 @@
         <w:pStyle w:val="FirstParagraph"/>
       </w:pPr>
       <w:r>
-        <w:t xml:space="preserve">Рентгеновская трубка с медным анодом на 45 кВ испускает очень интенсивное низкоэнергетическое излучение: воздушная керма без фильтра на расстоянии 10 см составляет 383 мГр на мА·с (глава 3), т. е. 15,3 Гр/с при 40 мА, а поверхность ткани получает дозу 2 Гр за 0,12 с, поэтому случайное облучение рук за считанные секунды вызывает тяжёлые местные лучевые поражения. Контролю подлежат первичный пучок, излучение, рассеянное образцом и держателем, и излучение утечки из кожуха. Защита основывается на сформулированных Международной комиссией по радиологической защите [119] принципах обоснования, оптимизации («настолько низко, насколько это разумно достижимо», ALARA) и ограничения доз, реализованных в Основных нормах безопасности Международного агентства по атомной энергии [120], а в Республике Узбекистан — в Законе «О радиационной безопасности» [121]. Эффективные и эквивалентные дозы профессионального облучения (в коже, конечностях и хрусталике глаза) должны оставаться ниже установленных пределов.</w:t>
+        <w:t xml:space="preserve">Рентгеновская трубка с медным анодом на 45 кВ испускает очень интенсивное низкоэнергетическое излучение: воздушная керма без фильтра на расстоянии 10 см составляет 383 мГр на мА·с, т. е. 15,3 Гр/с при 40 мА, а поверхность ткани получает дозу 2 Гр за 0,12 с, поэтому случайное облучение рук за считанные секунды вызывает тяжёлые местные лучевые поражения. Контролю подлежат первичный пучок, излучение, рассеянное образцом и держателем, и излучение утечки из кожуха. Защита основывается на сформулированных Международной комиссией по радиологической защите [119] принципах обоснования, оптимизации («настолько низко, насколько это разумно достижимо», ALARA) и ограничения доз, реализованных в Основных нормах безопасности Международного агентства по атомной энергии [120], а в Узбекистане — в Законе «О радиационной безопасности» [121]. Эффективные и эквивалентные дозы профессионального облучения (в коже, конечностях и хрусталике глаза) должны оставаться ниже установленных пределов.</w:t>
       </w:r>
     </w:p>
     <w:p>
@@ -24339,7 +23595,7 @@
         <w:pStyle w:val="BodyText"/>
       </w:pPr>
       <w:r>
-        <w:t xml:space="preserve">Основные защитные меры — технические: экранированный кожух, закрытая защитная камера, блокировки двери которой отключают высокое напряжение или закрывают затвор, сигнальные лампы, а также фиксированные держатели и коллиматоры, исключающие попадание рук в пучок. Их дополняют обучение персонала, местные инструкции, индивидуальная дозиметрия и измерения мощности дозы, особенно после технического обслуживания. Высоковольтный генератор — дополнительный источник опасности, а к бериллиевому окну нельзя прикасаться, поскольку соединения бериллия токсичны.</w:t>
+        <w:t xml:space="preserve">Основные защитные меры — технические: экранированный кожух, защитная камера, блокировки двери которой отключают высокое напряжение или закрывают затвор, сигнальные лампы, а также фиксированные держатели и коллиматоры, исключающие попадание рук в пучок. Их дополняют обучение персонала, местные инструкции, индивидуальная дозиметрия и измерения мощности дозы, особенно после технического обслуживания. Высоковольтный генератор — дополнительный источник опасности, а к бериллиевому окну нельзя прикасаться (соединения бериллия токсичны).</w:t>
       </w:r>
     </w:p>
     <w:p>
@@ -24347,7 +23603,7 @@
         <w:pStyle w:val="BodyText"/>
       </w:pPr>
       <w:r>
-        <w:t xml:space="preserve">Фильтрация также служит целям безопасности. Фильтры, заметно повышающие DEF (от 1 мм Al до 0,2 мм Cu), снижают мощность воздушной кермы в 120–1300 раз; с фильтром 1 мм Al мощность кермы в ткани на поверхности при 40 мА уменьшается с 16,5 до 0,137 Гр/с, а время набора дозы 2 Гр возрастает с 0,12 до 14,6 с, что можно контролировать таймером или затвором. Удаляемая мягкая компонента поглощалась бы в поверхностных слоях: относительная доза первичного излучения на глубине 10 мм составляет 0,009 от значения на поверхности без фильтра и 0,44 с фильтром 1 мм Al. Таким образом, фильтр, максимизирующий DEF (качество пучка за ним может быть задано его СПО [14]), уменьшает также излишнюю дозу на кожу в соответствии с принципом ALARA.</w:t>
+        <w:t xml:space="preserve">Фильтрация также служит целям безопасности: фильтры, заметно повышающие DEF (от 1 мм Al до 0,2 мм Cu), снижают мощность воздушной кермы в 120–1300 раз; с фильтром 1 мм Al мощность кермы в ткани на поверхности при 40 мА уменьшается с 16,5 до 0,137 Гр/с, а время набора дозы 2 Гр возрастает с 0,12 до 14,6 с, что можно контролировать таймером или затвором. Удаляемая мягкая компонента поглощалась бы в поверхностных слоях: относительная доза первичного излучения на глубине 10 мм составляет 0,009 от значения на поверхности без фильтра и 0,44 с фильтром 1 мм Al. Таким образом, фильтр, максимизирующий DEF, пучок за которым может быть задан значением СПО [14], также уменьшает излишнюю дозу на кожу в соответствии с принципом ALARA.</w:t>
       </w:r>
     </w:p>
     <w:p>
@@ -24367,7 +23623,7 @@
         <w:pStyle w:val="Compact"/>
       </w:pPr>
       <w:r>
-        <w:t xml:space="preserve">Сформулирована полуаналитическая модель толстой мишени (РМ) рентгеновской трубки с медным анодом отражательного типа, учитывающая замедление электронов по формуле Бете, тормозное излучение с нерелятивистским сечением Бете–Гайтлера и множителем Эльверта, прямое и возбуждаемое тормозным излучением характеристическое K-излучение, самопоглощение в аноде, ослабление в окне, воздухе и фильтрах; модель содержит один подгоночный параметр (коэффициент глубины проникновения электронов</w:t>
+        <w:t xml:space="preserve">Сформулирована полуаналитическая модель толстой мишени (РМ) рентгеновской трубки с медным анодом отражательного типа: замедление электронов по формуле Бете, тормозное излучение с нерелятивистским сечением Бете–Гайтлера и множителем Эльверта, прямое и возбуждаемое тормозным излучением характеристическое K-излучение, самопоглощение в аноде, ослабление в окне, воздухе и фильтрах и один подгоночный параметр — коэффициент глубины проникновения электронов</w:t>
       </w:r>
       <w:r>
         <w:t xml:space="preserve"> </w:t>
@@ -24378,7 +23634,7 @@
         </m:r>
       </m:oMath>
       <w:r>
-        <w:t xml:space="preserve">).</w:t>
+        <w:t xml:space="preserve">.</w:t>
       </w:r>
     </w:p>
     <w:p>
@@ -24390,7 +23646,7 @@
         <w:pStyle w:val="Compact"/>
       </w:pPr>
       <w:r>
-        <w:t xml:space="preserve">Параметры качества пучка (значения СПО, коэффициент однородности, средняя и эффективная энергии) и воздушная керма рассчитываются одинаково для спектров РМ и SpekPy.</w:t>
+        <w:t xml:space="preserve">Воздушная керма и параметры качества пучка (значения СПО, коэффициент однородности, средняя и эффективная энергии) рассчитываются по спектрам флюенса, причём параметры качества пучка — одинаково для спектров РМ и SpekPy.</w:t>
       </w:r>
     </w:p>
     <w:p>
@@ -24442,21 +23698,9 @@
       <m:oMath>
         <m:r>
           <m:rPr>
-            <m:sty m:val="p"/>
+            <m:nor/>
           </m:rPr>
-          <m:t>D</m:t>
-        </m:r>
-        <m:r>
-          <m:rPr>
-            <m:sty m:val="p"/>
-          </m:rPr>
-          <m:t>E</m:t>
-        </m:r>
-        <m:r>
-          <m:rPr>
-            <m:sty m:val="p"/>
-          </m:rPr>
-          <m:t>F</m:t>
+          <m:t>DEF</m:t>
         </m:r>
         <m:r>
           <m:rPr>
@@ -24483,7 +23727,7 @@
         </m:r>
       </m:oMath>
       <w:r>
-        <w:t xml:space="preserve">, а угловой коэффициент определяется спектром дозы выше K-края серебра, тогда как выражения для DEF на глубине и в слое, содержащем серебро, описывают ужесточение пучка и самоэкранирование.</w:t>
+        <w:t xml:space="preserve">, а угловой коэффициент определяется спектром дозы выше K-края серебра; выражения для DEF на глубине и в слое, содержащем серебро, описывают ужесточение пучка и самоэкранирование.</w:t>
       </w:r>
     </w:p>
     <w:p>
@@ -24557,7 +23801,7 @@
         <w:t xml:space="preserve"> </w:t>
       </w:r>
       <w:r>
-        <w:t xml:space="preserve">библиотеки xraylib 4.3.0 занижает их для лёгких элементов на величину до 37 %, что привело бы к завышению DEF (1,72 вместо 1,48).</w:t>
+        <w:t xml:space="preserve">библиотеки xraylib 4.3.0 занижает их для лёгких элементов на величину до 56 % (для кислорода — на 37 %), что привело бы к завышению DEF (1,62 вместо 1,48).</w:t>
       </w:r>
     </w:p>
     <w:p>
@@ -24624,7 +23868,7 @@
         <w:pStyle w:val="FirstParagraph"/>
       </w:pPr>
       <w:r>
-        <w:t xml:space="preserve">Поскольку измеренный спектр данной трубки отсутствовал, валидация РМ проводилась путём сравнения со SpekPy v2 — детерминированной программой, основанной на физических моделях, которая поддерживает медные аноды при 10–50 кВ [15] и прошла валидацию по измеренным спектрам и слоям половинного ослабления (СПО) [51, 106]. Единственный подгоночный параметр РМ — коэффициент глубины проникновения электронов</w:t>
+        <w:t xml:space="preserve">В отсутствие измеренного спектра данной трубки валидация РМ проводилась путём сравнения со SpekPy v2 — детерминированной программой, основанной на физических моделях, которая поддерживает медные аноды при 10–50 кВ [15] и прошла валидацию по измеренным спектрам и слоям половинного ослабления (СПО) [51, 106]. Единственный подгоночный параметр РМ — коэффициент глубины проникновения электронов</w:t>
       </w:r>
       <w:r>
         <w:t xml:space="preserve"> </w:t>
@@ -24708,7 +23952,7 @@
                       <m:e>
                         <m:r>
                           <m:rPr>
-                            <m:sty m:val="p"/>
+                            <m:nor/>
                           </m:rPr>
                           <m:t>max</m:t>
                         </m:r>
@@ -25005,7 +24249,7 @@
         <w:t xml:space="preserve"> </w:t>
       </w:r>
       <w:r>
-        <w:t xml:space="preserve">кэВ, а множитель</w:t>
+        <w:t xml:space="preserve">кэВ, а</w:t>
       </w:r>
       <w:r>
         <w:t xml:space="preserve"> </w:t>
@@ -25024,7 +24268,7 @@
           <m:e>
             <m:r>
               <m:rPr>
-                <m:sty m:val="p"/>
+                <m:nor/>
               </m:rPr>
               <m:t>max</m:t>
             </m:r>
@@ -25052,7 +24296,21 @@
         <w:t xml:space="preserve"> </w:t>
       </w:r>
       <w:r>
-        <w:t xml:space="preserve">выражает отклонение в долях максимума спектра. Подгонка дала</w:t>
+        <w:t xml:space="preserve">выражает</w:t>
+      </w:r>
+      <w:r>
+        <w:t xml:space="preserve"> </w:t>
+      </w:r>
+      <m:oMath>
+        <m:r>
+          <m:t>δ</m:t>
+        </m:r>
+      </m:oMath>
+      <w:r>
+        <w:t xml:space="preserve"> </w:t>
+      </w:r>
+      <w:r>
+        <w:t xml:space="preserve">в долях максимума спектра. Подгонка дала</w:t>
       </w:r>
       <w:r>
         <w:t xml:space="preserve"> </w:t>
@@ -25116,14 +24374,11 @@
         <w:t xml:space="preserve"> </w:t>
       </w:r>
       <w:r>
-        <w:t xml:space="preserve">% против</w:t>
-      </w:r>
-      <w:r>
-        <w:t xml:space="preserve"> </w:t>
+        <w:t xml:space="preserve">% против 8,47 % для прямолинейного проникновения (</w:t>
       </w:r>
       <m:oMath>
         <m:r>
-          <m:t>δ</m:t>
+          <m:t>η</m:t>
         </m:r>
         <m:r>
           <m:rPr>
@@ -25132,40 +24387,11 @@
           <m:t>=</m:t>
         </m:r>
         <m:r>
-          <m:t>8</m:t>
-        </m:r>
-        <m:r>
-          <m:rPr>
-            <m:sty m:val="p"/>
-          </m:rPr>
-          <m:t>,</m:t>
-        </m:r>
-        <m:r>
-          <m:t>47</m:t>
+          <m:t>1</m:t>
         </m:r>
       </m:oMath>
       <w:r>
-        <w:t xml:space="preserve"> </w:t>
-      </w:r>
-      <w:r>
-        <w:t xml:space="preserve">% для прямолинейного проникновения (</w:t>
-      </w:r>
-      <m:oMath>
-        <m:r>
-          <m:t>η</m:t>
-        </m:r>
-        <m:r>
-          <m:rPr>
-            <m:sty m:val="p"/>
-          </m:rPr>
-          <m:t>=</m:t>
-        </m:r>
-        <m:r>
-          <m:t>1</m:t>
-        </m:r>
-      </m:oMath>
-      <w:r>
-        <w:t xml:space="preserve">). Таким образом, вследствие многократного упругого рассеяния фотоны образуются на глубине, составляющей менее половины длины прямолинейного пути в приближении непрерывного замедления (CSDA), — 2,536 мкм вместо 6,481 мкм для электронов с энергией 45 кэВ в меди, — и мягкое тормозное излучение слабее самопоглощается в аноде; поэтому при</w:t>
+        <w:t xml:space="preserve">). Таким образом, вследствие многократного упругого рассеяния фотоны образуются на глубине, составляющей менее половины глубины прямолинейного пути в приближении непрерывного замедления (CSDA), — 2,536 мкм вместо 6,339 мкм (пробег CSDA 6,481 мкм × cos 12°) для электронов с энергией 45 кэВ в меди, — и мягкое тормозное излучение слабее самопоглощается в аноде; поэтому при</w:t>
       </w:r>
       <w:r>
         <w:t xml:space="preserve"> </w:t>
@@ -25207,7 +24433,7 @@
         <w:pStyle w:val="BodyText"/>
       </w:pPr>
       <w:r>
-        <w:t xml:space="preserve">В табл. 3.1 две программы сравниваются при 25–50 кВ и 6–30° без слоя воздуха. С фильтром 1 мм Al, устраняющим K-линии Cu, первый СПО (2.18) по РМ на 3,5–4,6 % ниже, чем по SpekPy. Без дополнительной фильтрации отклонение СПО составляет от −2,6 до −19,4 %, поскольку РМ занижает интенсивность K-линий Cu примерно на 25–43 %, а более слабая линия 8 кэВ придаёт в воздушной керме больший вес более мягкому непрерывному спектру в области 3–8 кэВ. Это занижение наиболее велико при низком напряжении, когда сечение Гризинского [57] возрастает выше порога ионизации слишком медленно по сравнению с расчётами в борновском приближении искажённых волн [114, 115], на которых основана модель K-линий в SpekPy [104].</w:t>
+        <w:t xml:space="preserve">В табл. 3.1 две программы сравниваются при 25–50 кВ и 6–30° без слоя воздуха. С фильтром 1 мм Al, устраняющим K-линии Cu, первый СПО (2.18) по РМ на 3,5–4,6 % ниже, чем по SpekPy. Без дополнительной фильтрации отклонение составляет от −2,6 до −19,4 %, поскольку РМ занижает интенсивность K-линий Cu примерно на 26–43 %, а более слабая линия 8 кэВ придаёт в воздушной керме больший вес более мягкому непрерывному спектру в области 3–8 кэВ. Это занижение максимально при низком напряжении, когда сечение Гризинского [57] возрастает выше порога слишком медленно по сравнению с расчётами в борновском приближении искажённых волн [114, 115], используемыми в SpekPy [104].</w:t>
       </w:r>
     </w:p>
     <w:p>
@@ -28191,7 +27417,7 @@
         <w:pStyle w:val="BodyText"/>
       </w:pPr>
       <w:r>
-        <w:t xml:space="preserve">Формы спектров, рассчитанных по двум моделям, совпадают в пределах примерно 10 % в интервале от 10 до 30 кэВ (рис. 3.1). Непрерывный спектр РМ несколько богаче фотонами при 10–20 кэВ и беднее выше примерно 25 кэВ, причём отношение спектров снижается до 0,80–0,85 при 40 кэВ; это небольшое смягчение объясняет занижение СПО примерно на 4 % для фильтрованных пучков. Вероятными его причинами являются нерелятивистское борновское сечение с множителем Эльверта [56], лишь приближённо воспроизводящее табулированные сечения [113], и предположение об изотропном испускании, тогда как в SpekPy моделируется угловое распределение тормозного излучения [105].</w:t>
+        <w:t xml:space="preserve">Формы спектров совпадают в пределах примерно 10 % в интервале от 10 до 30 кэВ (рис. 3.1). Непрерывный спектр РМ несколько интенсивнее при 10–20 кэВ и слабее выше примерно 25 кэВ, причём отношение спектров снижается до 0,80–0,85 при 40 кэВ; это небольшое смягчение объясняет занижение СПО для фильтрованных пучков. Вероятными его причинами являются нерелятивистское борновское сечение с множителем Эльверта [56], лишь приближённо воспроизводящее табулированные сечения [113], и предположение об изотропном испускании, тогда как в SpekPy моделируется угловое распределение тормозного излучения [105].</w:t>
       </w:r>
     </w:p>
     <w:p>
@@ -28201,7 +27427,7 @@
       <w:r>
         <w:drawing>
           <wp:inline>
-            <wp:extent cx="4499999" cy="3088625"/>
+            <wp:extent cx="4859999" cy="3335715"/>
             <wp:effectExtent b="0" l="0" r="0" t="0"/>
             <wp:docPr descr="Рис. 3.1. Спектры трубки с медным анодом при 45 кВ (базовая геометрия), рассчитанные по SpekPy v2 и по разработанной модели, без дополнительной фильтрации (слева) и с фильтром 1,0 мм Al (справа), нормированные на одинаковую площадь тормозного излучения выше 9,6 кэВ; на нижних панелях — их отношение." title="" id="33" name="Picture"/>
             <a:graphic>
@@ -28222,7 +27448,7 @@
                   <pic:spPr bwMode="auto">
                     <a:xfrm>
                       <a:off x="0" y="0"/>
-                      <a:ext cx="4499999" cy="3088625"/>
+                      <a:ext cx="4859999" cy="3335715"/>
                     </a:xfrm>
                     <a:prstGeom prst="rect">
                       <a:avLst/>
@@ -28254,7 +27480,7 @@
         <w:pStyle w:val="BodyText"/>
       </w:pPr>
       <w:r>
-        <w:t xml:space="preserve">Абсолютная воздушная керма по РМ превышает рассчитанную по SpekPy в 1,08–1,22 раза без фильтрации и в 1,21–1,42 раза с фильтром 1 мм Al, главным образом потому, что в РМ не учитывается обратное рассеяние электронов (коэффициент обратного рассеяния электронов для меди составляет около 0,3). DEF зависит только от формы спектра, и это расхождение на него не влияет; абсолютные значения мощности дозы берутся из SpekPy. В качестве проверки для анода, отличного от медного, то же значение</w:t>
+        <w:t xml:space="preserve">Абсолютная воздушная керма по РМ превышает рассчитанную по SpekPy в 1,08–1,22 раза без фильтрации и в 1,21–1,42 раза с фильтром 1 мм Al, главным образом потому, что в РМ не учитывается обратное рассеяние электронов (коэффициент обратного рассеяния для меди составляет около 0,3). DEF зависит только от формы спектра, и это расхождение на него не влияет; абсолютные значения мощности дозы берутся из SpekPy. В качестве проверки для анода, отличного от медного, то же значение</w:t>
       </w:r>
       <w:r>
         <w:t xml:space="preserve"> </w:t>
@@ -28268,7 +27494,7 @@
         <w:t xml:space="preserve"> </w:t>
       </w:r>
       <w:r>
-        <w:t xml:space="preserve">было применено к вольфрамовому аноду при 50, 80 и 100 кВ с фильтром 2,5 мм Al, устраняющим L-линии W, которые не учитываются в РМ (табл. 3.2). Отклонения СПО лежат в пределах от −5,7 до +0,5 %, а при 50 кВ оба значения сопоставимы с первым СПО (1,78 мм Al) качества излучения RQR3 по стандарту Международной электротехнической комиссии МЭК 61267 [111]. Как и в случае меди, спектры РМ имеют несколько более слабый высокоэнергетический «хвост» (рис. 3.2). Таким образом, одно и то же значение</w:t>
+        <w:t xml:space="preserve">было применено к вольфрамовому аноду при 50, 80 и 100 кВ с фильтром 2,5 мм Al, устраняющим L-линии W, которые не учитываются в РМ (табл. 3.2). Отклонения СПО лежат в пределах от −5,7 до +0,5 %, а при 50 кВ оба значения сопоставимы с первым СПО (1,78 мм Al) качества излучения RQR3 по стандарту Международной электротехнической комиссии МЭК 61267 [111]. Как и в случае меди, спектры РМ имеют несколько более слабый высокоэнергетический «хвост» (рис. 3.2). Таким образом, единое значение</w:t>
       </w:r>
       <w:r>
         <w:t xml:space="preserve"> </w:t>
@@ -28282,7 +27508,7 @@
         <w:t xml:space="preserve"> </w:t>
       </w:r>
       <w:r>
-        <w:t xml:space="preserve">пригодно для анодов с Z = 29 и Z = 74. Основным недостатком РМ является заниженная интенсивность K-линий Cu, существенная для нефильтрованных пучков и пучков с преобладанием линии Kα, поэтому основные результаты по DEF получены со спектрами SpekPy, а РМ используется для независимой проверки.</w:t>
+        <w:t xml:space="preserve">пригодно для анодов с Z = 29 и Z = 74. Основной недостаток РМ — заниженная интенсивность K-линий Cu — существен для нефильтрованных пучков и пучков с преобладанием линии Kα, поэтому основные результаты по DEF получены со спектрами SpekPy, а РМ используется для независимой проверки.</w:t>
       </w:r>
     </w:p>
     <w:p>
@@ -28752,7 +27978,7 @@
       <w:r>
         <w:drawing>
           <wp:inline>
-            <wp:extent cx="4499999" cy="2653005"/>
+            <wp:extent cx="4859999" cy="2865245"/>
             <wp:effectExtent b="0" l="0" r="0" t="0"/>
             <wp:docPr descr="Рис. 3.2. Спектры трубки с вольфрамовым анодом (θ = 12°, 2,5 мм Al) при 50, 80 и 100 кВ, рассчитанные по SpekPy v2 (сплошные линии) и по разработанной модели (штриховые линии, η = 0,40), нормированные на одинаковую площадь." title="" id="36" name="Picture"/>
             <a:graphic>
@@ -28773,7 +27999,7 @@
                   <pic:spPr bwMode="auto">
                     <a:xfrm>
                       <a:off x="0" y="0"/>
-                      <a:ext cx="4499999" cy="2653005"/>
+                      <a:ext cx="4859999" cy="2865245"/>
                     </a:xfrm>
                     <a:prstGeom prst="rect">
                       <a:avLst/>
@@ -28813,7 +28039,7 @@
         <w:pStyle w:val="FirstParagraph"/>
       </w:pPr>
       <w:r>
-        <w:t xml:space="preserve">В базовом спектре (рис. 3.3) бериллиевое окно и слой воздуха поглощают практически все фотоны с энергией ниже примерно 3 кэВ. Непрерывный спектр возрастает до плато примерно при 7–9 кэВ и резко падает на K-крае Cu (8,98 кэВ), выше которого фотоны поглощаются в аноде значительно сильнее, так что анод сам играет роль фильтра с K-краем. Затем спектр восстанавливается до пологого максимума вблизи 12–13 кэВ и убывает до нуля при 45 кэВ, так что K-край Ag приходится на его слабую высокоэнергетическую часть. Линии Kα (8,05 кэВ) и Kβ (8,91 кэВ) меди превышают соседний непрерывный спектр более чем на два порядка величины.</w:t>
+        <w:t xml:space="preserve">В базовом спектре (рис. 3.3) бериллиевое окно и слой воздуха поглощают практически все фотоны с энергией ниже примерно 3 кэВ. Непрерывный спектр возрастает до плато примерно при 7–9 кэВ и резко падает на K-крае Cu (8,98 кэВ), выше которого анод поглощает значительно сильнее и сам играет роль фильтра с K-краем. Затем спектр восстанавливается до пологого максимума вблизи 12–13 кэВ и убывает до нуля при 45 кэВ, так что K-край Ag приходится на его слабую высокоэнергетическую часть. В энергетических интервалах шириной 0,05 кэВ линия Kα меди (8,05 кэВ) превышает соседний непрерывный спектр более чем на два порядка величины, а линия Kβ (8,91 кэВ) — в 45–80 раз.</w:t>
       </w:r>
     </w:p>
     <w:p>
@@ -28823,7 +28049,7 @@
       <w:r>
         <w:drawing>
           <wp:inline>
-            <wp:extent cx="4499999" cy="2653005"/>
+            <wp:extent cx="4859999" cy="2865245"/>
             <wp:effectExtent b="0" l="0" r="0" t="0"/>
             <wp:docPr descr="Рис. 3.3. Спектр трубки с медным анодом при 45 кВ (θ = 12°, 0,5 мм Be, 10 см воздуха), рассчитанный по SpekPy v2 и по разработанной модели. Штриховая линия отмечает K-край Ag (25,514 кэВ)." title="" id="39" name="Picture"/>
             <a:graphic>
@@ -28844,7 +28070,7 @@
                   <pic:spPr bwMode="auto">
                     <a:xfrm>
                       <a:off x="0" y="0"/>
-                      <a:ext cx="4499999" cy="2653005"/>
+                      <a:ext cx="4859999" cy="2865245"/>
                     </a:xfrm>
                     <a:prstGeom prst="rect">
                       <a:avLst/>
@@ -28876,48 +28102,7 @@
         <w:pStyle w:val="BodyText"/>
       </w:pPr>
       <w:r>
-        <w:t xml:space="preserve">По данным SpekPy, на характеристические фотоны приходится 68,5 % флюенса фотонов (табл. 3.3), так что нефильтрованный пучок по существу является источником K-излучения меди. В РМ интенсивности линий определяются числом актов ионизации K-оболочки (раздел 2.4), выходом флуоресценции</w:t>
-      </w:r>
-      <w:r>
-        <w:t xml:space="preserve"> </w:t>
-      </w:r>
-      <m:oMath>
-        <m:sSub>
-          <m:e>
-            <m:r>
-              <m:t>ω</m:t>
-            </m:r>
-          </m:e>
-          <m:sub>
-            <m:r>
-              <m:t>K</m:t>
-            </m:r>
-          </m:sub>
-        </m:sSub>
-        <m:r>
-          <m:rPr>
-            <m:sty m:val="p"/>
-          </m:rPr>
-          <m:t>=</m:t>
-        </m:r>
-        <m:r>
-          <m:t>0</m:t>
-        </m:r>
-        <m:r>
-          <m:rPr>
-            <m:sty m:val="p"/>
-          </m:rPr>
-          <m:t>,</m:t>
-        </m:r>
-        <m:r>
-          <m:t>4538</m:t>
-        </m:r>
-      </m:oMath>
-      <w:r>
-        <w:t xml:space="preserve"> </w:t>
-      </w:r>
-      <w:r>
-        <w:t xml:space="preserve">и вероятностями радиационных переходов из библиотеки xraylib [60]. Отношение флюенсов Kβ/Kα по SpekPy, равное 0,1431, несколько превышает отношение вероятностей радиационных переходов (0,134), поскольку фотоны Kβ, обладающие большей энергией, в меньшей степени ослабляются на пути выхода из анода. Фильтр из Ni толщиной 20 мкм, K-край которого (8,333 кэВ, табл. 2.2) лежит между энергиями Kα и Kβ, снижает это отношение до 0,0023, действуя как классический β-фильтр в рентгеноструктурном анализе [52].</w:t>
+        <w:t xml:space="preserve">По данным SpekPy, на характеристические фотоны приходится 68,5 % флюенса фотонов (табл. 3.3), так что нефильтрованный пучок по существу является источником K-излучения меди. Отношение флюенсов Kβ/Kα по SpekPy, равное 0,1431, несколько превышает отношение вероятностей радиационных переходов из библиотеки xraylib (0,134) [60], поскольку фотоны Kβ, обладающие большей энергией, в меньшей степени ослабляются на пути выхода из анода. Фильтр из Ni толщиной 20 мкм, K-край которого (8,333 кэВ, табл. 2.2) лежит между энергиями Kα и Kβ, снижает это отношение до 0,0023, действуя как классический β-фильтр в рентгеноструктурном анализе [52].</w:t>
       </w:r>
     </w:p>
     <w:p>
@@ -28925,7 +28110,7 @@
         <w:pStyle w:val="BodyText"/>
       </w:pPr>
       <w:r>
-        <w:t xml:space="preserve">Качество пучка очень низкое: при средней энергии (2.19) 10,38 кэВ, первом СПО менее 50 мкм Al и эффективной энергии ниже энергии линии Kα доза в мягкой ткани создаётся главным образом K-линиями Cu и мягкой частью непрерывного спектра. Выше K-края Ag лежат лишь 4,64 % фотонов, несущих 14,1 % флюенса энергии, а их доля в керме ещё меньше, поскольку</w:t>
+        <w:t xml:space="preserve">Качество пучка очень низкое: средняя энергия (2.19) составляет 10,38 кэВ, первый СПО — менее 50 мкм Al, а эффективная энергия ниже энергии линии Kα, так что доза в мягкой ткани создаётся главным образом K-линиями Cu и мягкой частью непрерывного спектра. Выше K-края Ag лежат лишь 4,64 % фотонов, несущих 14,1 % флюенса энергии, а их доля в керме ещё меньше, поскольку</w:t>
       </w:r>
       <w:r>
         <w:t xml:space="preserve"> </w:t>
@@ -28960,30 +28145,7 @@
         <w:t xml:space="preserve"> </w:t>
       </w:r>
       <w:r>
-        <w:t xml:space="preserve">резко убывает с ростом энергии. Радиационный выход очень высок: 383 мГр/(мА·с) на расстоянии 10 см, т. е. 15,3 Гр/с при 40 мА. Вместе с преобладанием фотонов с энергией 8 кэВ, для которых</w:t>
-      </w:r>
-      <w:r>
-        <w:t xml:space="preserve"> </w:t>
-      </w:r>
-      <m:oMath>
-        <m:r>
-          <m:t>R</m:t>
-        </m:r>
-        <m:r>
-          <m:t>(</m:t>
-        </m:r>
-        <m:r>
-          <m:t>E</m:t>
-        </m:r>
-        <m:r>
-          <m:t>)</m:t>
-        </m:r>
-      </m:oMath>
-      <w:r>
-        <w:t xml:space="preserve"> </w:t>
-      </w:r>
-      <w:r>
-        <w:t xml:space="preserve">составляет лишь 21,0, это указывает на невысокое значение DEF для пучка без фильтра.</w:t>
+        <w:t xml:space="preserve">резко убывает с ростом энергии. Радиационный выход очень высок: 383 мГр/(мА·с) на расстоянии 10 см, т. е. 15,3 Гр/с при 40 мА.</w:t>
       </w:r>
     </w:p>
     <w:p>
@@ -29796,7 +28958,7 @@
         </m:r>
         <m:r>
           <m:rPr>
-            <m:sty m:val="p"/>
+            <m:nor/>
           </m:rPr>
           <m:t>sin</m:t>
         </m:r>
@@ -29819,7 +28981,7 @@
         </m:r>
       </m:oMath>
       <w:r>
-        <w:t xml:space="preserve">, при 6° примерно в 4,8 раза длиннее, чем при 30°. Эффект наиболее выражен там, где медь наименее прозрачна, — на мягком краю спектра и непосредственно выше K-края Cu, тогда как выше примерно 25 кэВ кривые почти сливаются (рис. 3.4). Тот же механизм обусловливает пяточный эффект [16], который здесь не рассматривается, поскольку расчёты относятся к центральному лучу. Таким образом, малый угол анода даёт меньшее эффективное фокусное пятно, но более низкий радиационный выход и несколько более жёсткий пучок, тогда как DEF практически не изменяется.</w:t>
+        <w:t xml:space="preserve">, при 6° примерно в 4,8 раза длиннее, чем при 30°. Эффект наиболее выражен там, где медь наименее прозрачна, — на мягком краю спектра и непосредственно выше K-края Cu, тогда как выше примерно 25 кэВ кривые почти сливаются (рис. 3.4). Тот же механизм обусловливает пяточный эффект [16], который здесь не рассматривается, поскольку расчёты относятся к центральному лучу. Таким образом, малый угол анода даёт меньшее эффективное фокусное пятно, но более низкий радиационный выход и несколько более жёсткий пучок.</w:t>
       </w:r>
     </w:p>
     <w:p>
@@ -29829,7 +28991,7 @@
       <w:r>
         <w:drawing>
           <wp:inline>
-            <wp:extent cx="4499999" cy="2653005"/>
+            <wp:extent cx="4859999" cy="2865245"/>
             <wp:effectExtent b="0" l="0" r="0" t="0"/>
             <wp:docPr descr="Рис. 3.4. Влияние угла анода (6–30°) на спектр трубки с медным анодом при 45 кВ (0,5 мм Be, 10 см воздуха; SpekPy v2). Штриховая линия отмечает K-край Ag." title="" id="42" name="Picture"/>
             <a:graphic>
@@ -29850,7 +29012,7 @@
                   <pic:spPr bwMode="auto">
                     <a:xfrm>
                       <a:off x="0" y="0"/>
-                      <a:ext cx="4499999" cy="2653005"/>
+                      <a:ext cx="4859999" cy="2865245"/>
                     </a:xfrm>
                     <a:prstGeom prst="rect">
                       <a:avLst/>
@@ -29882,7 +29044,7 @@
         <w:pStyle w:val="BodyText"/>
       </w:pPr>
       <w:r>
-        <w:t xml:space="preserve">Наиболее сильно на радиационный выход влияет напряжение на трубке: при его увеличении от 25 до 50 кВ воздушная керма возрастает от 163 до 430 мГр/(мА·с), в значительной мере за счёт K-линий Cu, поскольку электроны проходят более длинный путь в области энергий, где сечение ионизации K-оболочки близко к максимуму (около 35 кэВ). Непрерывный спектр сильно растёт в области высоких энергий (рис. 3.5), но почти не изменяется непосредственно выше K-края Cu, поскольку такие фотоны выходят только из тонкого поверхностного слоя анода. DEF возрастает лишь от 1,1932 при 25 кВ до 1,2027 при 50 кВ; при 25 кВ ни один фотон не достигает энергии K-края Ag, однако DEF уже равен 1,19, так что усиление дозы для нефильтрованного пучка почти целиком обусловлено фотопоглощением в L- и M-оболочках Ag, где</w:t>
+        <w:t xml:space="preserve">Напряжение на трубке сильнее всего влияет на радиационный выход, который растёт в значительной мере за счёт K-линий Cu, поскольку электроны проходят более длинный путь в области энергий, где сечение ионизации K-оболочки близко к максимуму (около 35 кэВ). Непрерывный спектр сильно растёт в области высоких энергий (рис. 3.5), но почти не изменяется непосредственно выше K-края Cu, поскольку такие фотоны выходят только из тонкого поверхностного слоя анода. DEF возрастает лишь от 1,1932 при 25 кВ, когда ни один фотон не достигает энергии K-края Ag, до 1,2027 при 50 кВ, так что усиление дозы для нефильтрованного пучка почти целиком обусловлено фотопоглощением в L- и M-оболочках Ag, где</w:t>
       </w:r>
       <w:r>
         <w:t xml:space="preserve"> </w:t>
@@ -29905,7 +29067,7 @@
         <w:t xml:space="preserve"> </w:t>
       </w:r>
       <w:r>
-        <w:t xml:space="preserve">составляет 21–32.</w:t>
+        <w:t xml:space="preserve">не превышает 32 (21–32 при 8–25 кэВ).</w:t>
       </w:r>
     </w:p>
     <w:p>
@@ -29915,7 +29077,7 @@
       <w:r>
         <w:drawing>
           <wp:inline>
-            <wp:extent cx="4499999" cy="2653005"/>
+            <wp:extent cx="4859999" cy="2865245"/>
             <wp:effectExtent b="0" l="0" r="0" t="0"/>
             <wp:docPr descr="Рис. 3.5. Спектры трубки с медным анодом при напряжениях на трубке 25–50 кВ (базовая геометрия; SpekPy v2). Штриховая линия отмечает K-край Ag." title="" id="45" name="Picture"/>
             <a:graphic>
@@ -29936,7 +29098,7 @@
                   <pic:spPr bwMode="auto">
                     <a:xfrm>
                       <a:off x="0" y="0"/>
-                      <a:ext cx="4499999" cy="2653005"/>
+                      <a:ext cx="4859999" cy="2865245"/>
                     </a:xfrm>
                     <a:prstGeom prst="rect">
                       <a:avLst/>
@@ -29968,7 +29130,7 @@
         <w:pStyle w:val="BodyText"/>
       </w:pPr>
       <w:r>
-        <w:t xml:space="preserve">Бериллиевое окно влияет только на мягкую часть спектра (рис. 3.6). Поскольку бериллий (Z = 4) поглощает слабо, увеличение толщины окна от 0,15 до 2,0 мм устраняет главным образом фотоны с энергией ниже примерно 6 кэВ и снижает воздушную керму от 423 до 271 мГр/(мА·с), тогда как DEF возрастает лишь незначительно. Толщина окна задаётся конструкцией трубки, однако она должна быть точно известна, поскольку изменяет радиационный выход более чем на треть.</w:t>
+        <w:t xml:space="preserve">Бериллиевое окно действует главным образом на мягкую часть спектра (рис. 3.6). Поскольку бериллий (Z = 4) поглощает слабо, увеличение толщины окна от 0,15 до 2,0 мм устраняет около трёх четвертей фотонов с энергией ниже 6 кэВ, но также и около 30 % фотонов K-линий Cu, на которые приходится большая часть снижения воздушной кермы от 423 до 271 мГр/(мА·с). Толщина окна, задаваемая конструкцией трубки, должна быть точно известна, поскольку изменяет радиационный выход более чем на треть.</w:t>
       </w:r>
     </w:p>
     <w:p>
@@ -29978,7 +29140,7 @@
       <w:r>
         <w:drawing>
           <wp:inline>
-            <wp:extent cx="4499999" cy="2621175"/>
+            <wp:extent cx="4859999" cy="2830869"/>
             <wp:effectExtent b="0" l="0" r="0" t="0"/>
             <wp:docPr descr="Рис. 3.6. Влияние толщины бериллиевого окна (0,15–2,0 мм) на низкоэнергетическую часть спектра трубки с медным анодом при 45 кВ (θ = 12°, 10 см воздуха; SpekPy v2)." title="" id="48" name="Picture"/>
             <a:graphic>
@@ -29999,7 +29161,7 @@
                   <pic:spPr bwMode="auto">
                     <a:xfrm>
                       <a:off x="0" y="0"/>
-                      <a:ext cx="4499999" cy="2621175"/>
+                      <a:ext cx="4859999" cy="2830869"/>
                     </a:xfrm>
                     <a:prstGeom prst="rect">
                       <a:avLst/>
@@ -30031,7 +29193,7 @@
         <w:pStyle w:val="BodyText"/>
       </w:pPr>
       <w:r>
-        <w:t xml:space="preserve">Для всех конструктивных вариантов значения DEF, полученные со спектрами РМ, отличаются от полученных со спектрами SpekPy не более чем на 0,003. Хотя конструктивные параметры изменяют радиационный выход вплоть до 1,6 раза (угол анода, окно) и до 2,6 раза (напряжение), DEF для 1 % Ag остаётся в пределах от 1,19 до 1,21, поскольку в любом нефильтрованном пучке доза в ткани определяется главным образом K-линиями Cu и фотонами с энергией 3–15 кэВ. Следовательно, конструкция трубки является средством управления мощностью дозы, а не DEF; для существенного увеличения DEF необходимы дополнительные фильтры.</w:t>
+        <w:t xml:space="preserve">Для всех конструктивных вариантов значения DEF, полученные со спектрами РМ, отличаются от полученных со спектрами SpekPy не более чем на 0,004. Хотя конструктивные параметры изменяют радиационный выход вплоть до 1,6 раза (угол анода, окно) и до 2,6 раза (напряжение), DEF для 1 % Ag остаётся в пределах от 1,19 до 1,21, поскольку в любом нефильтрованном пучке доза в ткани определяется главным образом K-линиями Cu и фотонами с энергией 3–15 кэВ. Следовательно, конструкция трубки является средством управления мощностью дозы, а не DEF; для существенного увеличения DEF необходимы дополнительные фильтры.</w:t>
       </w:r>
     </w:p>
     <w:p>
@@ -31545,131 +30707,25 @@
         <w:pStyle w:val="FirstParagraph"/>
       </w:pPr>
       <w:r>
-        <w:t xml:space="preserve">Дополнительные фильтры изменяют форму спектра посредством коэффициента пропускания</w:t>
+        <w:t xml:space="preserve">Дополнительные фильтры, пропускание которых описывается законом Бугера–Ламберта–Бера (2.15), образуют три группы (табл. 3.5): алюминий, K-край которого (1,56 кэВ) лежит ниже спектра; никель и медь с K-краями вблизи K-линий Cu; Mo, Ag и Sn с K-краями при 20,0, 25,514 и 29,2 кэВ (табл. 2.2). Алюминий действует как классический ужесточающий фильтр (рис. 3.7): его сечение фотоэффекта убывает приблизительно как</w:t>
       </w:r>
       <w:r>
         <w:t xml:space="preserve"> </w:t>
       </w:r>
       <m:oMath>
-        <m:r>
-          <m:rPr>
-            <m:sty m:val="p"/>
-          </m:rPr>
-          <m:t>exp</m:t>
-        </m:r>
-        <m:d>
-          <m:dPr>
-            <m:begChr m:val="["/>
-            <m:endChr m:val="]"/>
-            <m:sepChr m:val=""/>
-            <m:grow/>
-          </m:dPr>
+        <m:sSup>
           <m:e>
+            <m:r>
+              <m:t>E</m:t>
+            </m:r>
+          </m:e>
+          <m:sup>
             <m:r>
               <m:rPr>
                 <m:sty m:val="p"/>
               </m:rPr>
               <m:t>−</m:t>
             </m:r>
-            <m:sSub>
-              <m:e>
-                <m:r>
-                  <m:t>μ</m:t>
-                </m:r>
-              </m:e>
-              <m:sub>
-                <m:r>
-                  <m:t>f</m:t>
-                </m:r>
-              </m:sub>
-            </m:sSub>
-            <m:r>
-              <m:t>(</m:t>
-            </m:r>
-            <m:r>
-              <m:t>E</m:t>
-            </m:r>
-            <m:r>
-              <m:t>)</m:t>
-            </m:r>
-            <m:r>
-              <m:t> </m:t>
-            </m:r>
-            <m:r>
-              <m:t>t</m:t>
-            </m:r>
-          </m:e>
-        </m:d>
-      </m:oMath>
-      <w:r>
-        <w:t xml:space="preserve"> </w:t>
-      </w:r>
-      <w:r>
-        <w:t xml:space="preserve">из формулы (2.15), где</w:t>
-      </w:r>
-      <w:r>
-        <w:t xml:space="preserve"> </w:t>
-      </w:r>
-      <m:oMath>
-        <m:sSub>
-          <m:e>
-            <m:r>
-              <m:t>μ</m:t>
-            </m:r>
-          </m:e>
-          <m:sub>
-            <m:r>
-              <m:t>f</m:t>
-            </m:r>
-          </m:sub>
-        </m:sSub>
-        <m:r>
-          <m:t>(</m:t>
-        </m:r>
-        <m:r>
-          <m:t>E</m:t>
-        </m:r>
-        <m:r>
-          <m:t>)</m:t>
-        </m:r>
-      </m:oMath>
-      <w:r>
-        <w:t xml:space="preserve"> </w:t>
-      </w:r>
-      <w:r>
-        <w:t xml:space="preserve">и</w:t>
-      </w:r>
-      <w:r>
-        <w:t xml:space="preserve"> </w:t>
-      </w:r>
-      <m:oMath>
-        <m:r>
-          <m:t>t</m:t>
-        </m:r>
-      </m:oMath>
-      <w:r>
-        <w:t xml:space="preserve"> </w:t>
-      </w:r>
-      <w:r>
-        <w:t xml:space="preserve">— линейный коэффициент ослабления и толщина фильтра. Исследованы три группы фильтров (табл. 3.5): алюминий, K-край которого (1,56 кэВ) лежит ниже спектра; никель и медь с K-краями вблизи K-линий Cu; Mo, Ag и Sn с K-краями при 20,0, 25,514 и 29,2 кэВ (табл. 2.2). Алюминий действует как классический ужесточающий фильтр (рис. 3.7): его сечение фотоэффекта убывает приблизительно как</w:t>
-      </w:r>
-      <w:r>
-        <w:t xml:space="preserve"> </w:t>
-      </w:r>
-      <m:oMath>
-        <m:sSup>
-          <m:e>
-            <m:r>
-              <m:t>E</m:t>
-            </m:r>
-          </m:e>
-          <m:sup>
-            <m:r>
-              <m:rPr>
-                <m:sty m:val="p"/>
-              </m:rPr>
-              <m:t>−</m:t>
-            </m:r>
             <m:r>
               <m:t>3</m:t>
             </m:r>
@@ -31677,7 +30733,7 @@
         </m:sSup>
       </m:oMath>
       <w:r>
-        <w:t xml:space="preserve">, поэтому мягкая часть непрерывного спектра и K-линии Cu устраняются гораздо эффективнее, чем фотоны с энергией выше K-края Ag. С фильтрами 1–2 мм Al линия Kα практически исчезает, и выше K-края Ag лежат 49,8–65,0 % фотонов. При переходе от фильтра 0,25 мм к фильтру 0,5 мм СПО скачкообразно возрастает от 0,104 до 0,454 мм Al, поскольку за более тонким фильтром остаточные K-линии Cu всё ещё несут значительную часть воздушной кермы. Платой за это является радиационный выход: фильтр 1 мм Al снижает мощность дозы примерно в 120 раз, а 2 мм Al — примерно в 270 раз.</w:t>
+        <w:t xml:space="preserve">, поэтому мягкая часть непрерывного спектра и K-линии Cu устраняются гораздо эффективнее, чем фотоны с энергией выше K-края Ag. С фильтрами 1–2 мм Al линия Kα практически исчезает. При переходе от фильтра 0,25 мм к фильтру 0,5 мм СПО скачкообразно возрастает от 0,104 до 0,454 мм Al, поскольку за более тонким фильтром остаточные K-линии Cu всё ещё несут значительную часть воздушной кермы. Платой за это является радиационный выход: фильтр 1 мм Al снижает мощность дозы примерно в 120 раз, а 2 мм Al — примерно в 270 раз.</w:t>
       </w:r>
     </w:p>
     <w:p>
@@ -31687,7 +30743,7 @@
       <w:r>
         <w:drawing>
           <wp:inline>
-            <wp:extent cx="4499999" cy="2655737"/>
+            <wp:extent cx="4859999" cy="2868196"/>
             <wp:effectExtent b="0" l="0" r="0" t="0"/>
             <wp:docPr descr="Рис. 3.7. Спектры трубки с медным анодом при 45 кВ с дополнительными фильтрами Al толщиной 0,25–2,0 мм (базовая геометрия; SpekPy v2). Штриховая линия отмечает K-край Ag." title="" id="51" name="Picture"/>
             <a:graphic>
@@ -31708,7 +30764,7 @@
                   <pic:spPr bwMode="auto">
                     <a:xfrm>
                       <a:off x="0" y="0"/>
-                      <a:ext cx="4499999" cy="2655737"/>
+                      <a:ext cx="4859999" cy="2868196"/>
                     </a:xfrm>
                     <a:prstGeom prst="rect">
                       <a:avLst/>
@@ -31740,7 +30796,7 @@
         <w:pStyle w:val="BodyText"/>
       </w:pPr>
       <w:r>
-        <w:t xml:space="preserve">Иначе ведут себя медные фильтры (рис. 3.8). K-край Cu (8,979 кэВ) лежит чуть выше энергий линий Kα и Kβ меди, поэтому медь относительно прозрачна для собственного K-излучения и в то же время очень сильно поглощает непрерывный спектр в области 9–20 кэВ. С фильтром 0,1 мм Cu средняя энергия близка к средней энергии с фильтром 0,5 мм Al, однако СПО в 6,5 раза меньше: средняя энергия взвешена по флюенсу и отражает жёсткую часть непрерывного спектра, тогда как СПО взвешен по воздушной керме и определяется прошедшей через фильтр линией Kα, для которой</w:t>
+        <w:t xml:space="preserve">Иначе ведут себя медные фильтры (рис. 3.8): поскольку K-край меди (8,979 кэВ) лежит чуть выше энергий линий Kα и Kβ, медь относительно прозрачна для собственного K-излучения, но очень сильно поглощает непрерывный спектр в области 9–20 кэВ. С фильтром 0,1 мм Cu средняя энергия близка к средней энергии с фильтром 0,5 мм Al, однако СПО в 6,5 раза меньше: средняя энергия взвешена по флюенсу и отражает жёсткую часть непрерывного спектра, тогда как СПО взвешен по воздушной керме и определяется прошедшей через фильтр линией Kα, для которой</w:t>
       </w:r>
       <w:r>
         <w:t xml:space="preserve"> </w:t>
@@ -31775,7 +30831,7 @@
         <w:t xml:space="preserve"> </w:t>
       </w:r>
       <w:r>
-        <w:t xml:space="preserve">воздуха гораздо больше. Лишь фильтр 0,2 мм Cu достаточно подавляет линии — при относительной воздушной керме всего</w:t>
+        <w:t xml:space="preserve">воздуха гораздо больше. Лишь фильтр 0,2 мм Cu достаточно подавляет линии — при относительной воздушной керме</w:t>
       </w:r>
       <w:r>
         <w:t xml:space="preserve"> </w:t>
@@ -31819,7 +30875,7 @@
         </m:sSup>
       </m:oMath>
       <w:r>
-        <w:t xml:space="preserve">. Фильтр Ni толщиной 0,02 мм, K-край которого лежит между Kα и Kβ, устраняет линию Kβ и непрерывный спектр непосредственно выше 8,33 кэВ, пропуская линию Kα; получающийся квазимонохроматический пучок с энергией 8 кэВ пригоден для рентгеноструктурного анализа, но не для усиления дозы серебром.</w:t>
+        <w:t xml:space="preserve">. Фильтр Ni толщиной 0,02 мм, устраняющий линию Kβ и непрерывный спектр непосредственно выше 8,33 кэВ, оставляет квазимонохроматический пучок с энергией 8 кэВ, который пригоден для рентгеноструктурного анализа, но не для усиления дозы серебром.</w:t>
       </w:r>
     </w:p>
     <w:p>
@@ -31829,7 +30885,7 @@
       <w:r>
         <w:drawing>
           <wp:inline>
-            <wp:extent cx="4499999" cy="2655737"/>
+            <wp:extent cx="4859999" cy="2868196"/>
             <wp:effectExtent b="0" l="0" r="0" t="0"/>
             <wp:docPr descr="Рис. 3.8. Спектры трубки с медным анодом при 45 кВ с фильтром Ni толщиной 0,02 мм и с фильтрами Cu толщиной 0,05–0,2 мм (базовая геометрия; SpekPy v2). Штриховая линия отмечает K-край Ag." title="" id="54" name="Picture"/>
             <a:graphic>
@@ -31850,7 +30906,7 @@
                   <pic:spPr bwMode="auto">
                     <a:xfrm>
                       <a:off x="0" y="0"/>
-                      <a:ext cx="4499999" cy="2655737"/>
+                      <a:ext cx="4859999" cy="2868196"/>
                     </a:xfrm>
                     <a:prstGeom prst="rect">
                       <a:avLst/>
@@ -31882,7 +30938,7 @@
         <w:pStyle w:val="BodyText"/>
       </w:pPr>
       <w:r>
-        <w:t xml:space="preserve">Каждый фильтр с K-краем пропускает полосу ниже своего края и снижает флюенс выше него в несколько раз и более (рис. 3.9). Поэтому за фильтром Mo толщиной 0,05 мм выше K-края Ag остаётся лишь 31,5 % фотонов, а фильтр Ag толщиной 0,05 мм устраняет именно фотоны с энергией выше 25,5 кэВ, наиболее полезные для усиления дозы серебром: хотя его СПО превышает СПО для фильтра 0,5 мм Al, выше K-края Ag лежат лишь 20,1 % его фотонов против 38,2 %. Олово сохраняет окно 25,5–29,2 кэВ, но устраняет фотоны с энергией выше 29,2 кэВ, где</w:t>
+        <w:t xml:space="preserve">Каждый фильтр с K-краем пропускает полосу ниже своего края и снижает флюенс выше него в несколько раз и более (рис. 3.9). Поэтому фильтр Ag толщиной 0,05 мм устраняет именно фотоны с энергией выше 25,5 кэВ, наиболее полезные для усиления дозы серебром: хотя его СПО превышает СПО для фильтра 0,5 мм Al, выше K-края Ag лежат лишь 20,1 % его фотонов против 38,2 %. Олово сохраняет окно 25,5–29,2 кэВ, но устраняет фотоны с энергией выше 29,2 кэВ, где</w:t>
       </w:r>
       <w:r>
         <w:t xml:space="preserve"> </w:t>
@@ -31905,7 +30961,7 @@
         <w:t xml:space="preserve"> </w:t>
       </w:r>
       <w:r>
-        <w:t xml:space="preserve">наибольшее, поэтому фильтр 0,1 мм Sn даёт несколько больший СПО, чем 1 мм Al, но меньшую долю фотонов выше K-края Ag (40,4 % против 49,8 %). Следовательно, ни средняя энергия, ни СПО по отдельности не характеризуют ту часть спектра, которая важна для Ag. DEF изменяется в соответствии с долей фотонов выше K-края Ag лишь до тех пор, пока в керме не преобладают K-линии Cu: при 55,1 % фотонов выше края фильтр 0,1 мм Cu даёт DEF всего 1,288, поскольку большую часть дозы в ткани создаёт прошедшая через фильтр линия Kα.</w:t>
+        <w:t xml:space="preserve">наибольшее, поэтому фильтр 0,1 мм Sn даёт несколько больший СПО, чем 1 мм Al, но меньшую долю фотонов выше K-края Ag (40,4 % против 49,8 %). Следовательно, ни средняя энергия, ни СПО по отдельности не характеризуют ту область спектра, которая важна для Ag. DEF изменяется в соответствии с долей фотонов выше K-края Ag лишь до тех пор, пока в керме не преобладают K-линии Cu: при 55,1 % фотонов выше края фильтр 0,1 мм Cu даёт DEF всего 1,288, поскольку большую часть дозы в ткани создаёт прошедшая через фильтр линия Kα.</w:t>
       </w:r>
     </w:p>
     <w:p>
@@ -31915,7 +30971,7 @@
       <w:r>
         <w:drawing>
           <wp:inline>
-            <wp:extent cx="4499999" cy="2738404"/>
+            <wp:extent cx="4859999" cy="2957476"/>
             <wp:effectExtent b="0" l="0" r="0" t="0"/>
             <wp:docPr descr="Рис. 3.9. Спектры трубки с медным анодом при 45 кВ с фильтрами Mo 0,05 мм, Ag 0,05 мм и Sn 0,05 и 0,1 мм в сравнении со спектром с фильтром 1,0 мм Al, отнесённые к максимуму спектра с фильтром Al (SpekPy v2). Штриховая линия отмечает K-край Ag." title="" id="57" name="Picture"/>
             <a:graphic>
@@ -31936,7 +30992,7 @@
                   <pic:spPr bwMode="auto">
                     <a:xfrm>
                       <a:off x="0" y="0"/>
-                      <a:ext cx="4499999" cy="2738404"/>
+                      <a:ext cx="4859999" cy="2957476"/>
                     </a:xfrm>
                     <a:prstGeom prst="rect">
                       <a:avLst/>
@@ -33837,7 +32893,7 @@
         <w:pStyle w:val="FirstParagraph"/>
       </w:pPr>
       <w:r>
-        <w:t xml:space="preserve">В приближении кермы DEF представляет собой отношение двух интегралов, взвешенных по спектру (2.23), и определяется энергетическим распределением подынтегральной функции дозы</w:t>
+        <w:t xml:space="preserve">DEF представляет собой отношение двух интегралов, взвешенных по спектру (2.23), и определяется энергетическим распределением подынтегральной функции дозы</w:t>
       </w:r>
       <w:r>
         <w:t xml:space="preserve"> </w:t>
@@ -33980,7 +33036,7 @@
         <w:t xml:space="preserve"> </w:t>
       </w:r>
       <w:r>
-        <w:t xml:space="preserve">составляет лишь 21,0 при 8 кэВ и 26,9 при 15 кэВ, поэтому 1 % Ag повышает подынтегральную функцию почти равномерно, примерно на 20 %. С фильтром 1 мм Al подынтегральная функция сосредоточена в интервале от 15 до 45 кэВ, а выше K-края Ag, где подынтегральная функция для ткани с серебром испытывает скачок,</w:t>
+        <w:t xml:space="preserve">составляет лишь 21,1 при 8 кэВ и 27,0 при 15 кэВ, поэтому 1 % Ag повышает подынтегральную функцию почти равномерно, примерно на 20 %. С фильтром 1 мм Al подынтегральная функция сосредоточена в интервале от 15 до 45 кэВ, а выше K-края Ag, где подынтегральная функция для ткани с серебром испытывает скачок,</w:t>
       </w:r>
       <w:r>
         <w:t xml:space="preserve"> </w:t>
@@ -34003,7 +33059,7 @@
         <w:t xml:space="preserve"> </w:t>
       </w:r>
       <w:r>
-        <w:t xml:space="preserve">возрастает от 76,2 при 25,6 кэВ до 138,8 при 45 кэВ. Поскольку около половины фотонов этого пучка лежит выше края, именно эта область обеспечивает большую часть усиления.</w:t>
+        <w:t xml:space="preserve">возрастает от 76,8 при 25,6 кэВ до 138,5 при 45 кэВ. Поскольку около половины фотонов этого пучка лежит выше края, именно эта область обеспечивает большую часть усиления.</w:t>
       </w:r>
     </w:p>
     <w:p>
@@ -34013,7 +33069,7 @@
       <w:r>
         <w:drawing>
           <wp:inline>
-            <wp:extent cx="4499999" cy="1895913"/>
+            <wp:extent cx="4859999" cy="2047586"/>
             <wp:effectExtent b="0" l="0" r="0" t="0"/>
             <wp:docPr descr="Рис. 3.10. Подынтегральная функция дозы E\,\Phi(E)\,\mu_{en}/\rho для мягкой ткани МКРЕ-44 (закрашенная область) и ткани с 1 % Ag (линия) без фильтрации (слева) и с фильтром 1,0 мм Al (справа); трубка с медным анодом при 45 кВ, SpekPy v2. Штриховая линия отмечает K-край Ag." title="" id="60" name="Picture"/>
             <a:graphic>
@@ -34034,7 +33090,7 @@
                   <pic:spPr bwMode="auto">
                     <a:xfrm>
                       <a:off x="0" y="0"/>
-                      <a:ext cx="4499999" cy="1895913"/>
+                      <a:ext cx="4859999" cy="2047586"/>
                     </a:xfrm>
                     <a:prstGeom prst="rect">
                       <a:avLst/>
@@ -34144,21 +33200,9 @@
       <m:oMath>
         <m:r>
           <m:rPr>
-            <m:sty m:val="p"/>
+            <m:nor/>
           </m:rPr>
-          <m:t>D</m:t>
-        </m:r>
-        <m:r>
-          <m:rPr>
-            <m:sty m:val="p"/>
-          </m:rPr>
-          <m:t>E</m:t>
-        </m:r>
-        <m:r>
-          <m:rPr>
-            <m:sty m:val="p"/>
-          </m:rPr>
-          <m:t>F</m:t>
+          <m:t>DEF</m:t>
         </m:r>
         <m:r>
           <m:rPr>
@@ -34282,7 +33326,7 @@
         <w:t xml:space="preserve"> </w:t>
       </w:r>
       <w:r>
-        <w:t xml:space="preserve">— примерно от 21 до 81. Для 1 % Ag DEF составляет 1,20 без фильтра, 1,48 с фильтром 1 мм Al, 1,62 с фильтром 2 мм Al и 1,80 с фильтром 0,2 мм Cu, тогда как при 0,1 % Ag (1 мг серебра на грамм ткани) усиление составляет лишь 2–8 %. Ранжирование фильтров (табл. 3.5) подтверждает, что DEF определяется долей подынтегральной функции дозы, приходящейся на область выше K-края Ag, а не средней энергией: почти чистый пучок Kα-излучения меди за фильтром Ni даёт практически такой же DEF, как нефильтрованный пучок (1,208 против 1,202), а фильтр 0,1 мм Sn при сходном СПО даёт меньшее значение, чем 1 мм Al (1,444 против 1,482), поскольку устраняет наиболее жёсткие фотоны. Строгая линейность выполняется на поверхности; внутри протяжённой области, содержащей серебро, ослабление излучения самим серебром делает зависимость нелинейной (раздел 3.7).</w:t>
+        <w:t xml:space="preserve">— примерно от 21 до 81. Для 1 % Ag DEF составляет 1,20 без фильтра, 1,48 с фильтром 1 мм Al, 1,62 с фильтром 2 мм Al и 1,80 с фильтром 0,2 мм Cu, тогда как при 0,1 % Ag (1 мг серебра на грамм ткани) усиление составляет лишь 2–8 %. Ранжирование фильтров (табл. 3.5) подтверждает, что DEF изменяется в соответствии с долей подынтегральной функции дозы, приходящейся на область выше K-края Ag, а не со средней энергией: почти чистый пучок Kα-излучения за фильтром Ni даёт практически такой же DEF, как нефильтрованный пучок (1,208 против 1,202), а фильтр 0,1 мм Sn при сходном СПО даёт меньшее значение, чем 1 мм Al (1,444 против 1,482). Строгая линейность выполняется на поверхности; внутри протяжённой области, содержащей серебро, ослабление излучения самим серебром делает зависимость нелинейной (раздел 3.7).</w:t>
       </w:r>
     </w:p>
     <w:p>
@@ -34292,7 +33336,7 @@
       <w:r>
         <w:drawing>
           <wp:inline>
-            <wp:extent cx="4499999" cy="2702226"/>
+            <wp:extent cx="4859999" cy="2918404"/>
             <wp:effectExtent b="0" l="0" r="0" t="0"/>
             <wp:docPr descr="Рис. 3.11. Зависимость коэффициента усиления дозы для мягкой ткани МКРЕ-44 от массовой доли Ag при различных дополнительных фильтрах (спектры SpekPy v2, приближение кермы на поверхности)." title="" id="63" name="Picture"/>
             <a:graphic>
@@ -34313,7 +33357,7 @@
                   <pic:spPr bwMode="auto">
                     <a:xfrm>
                       <a:off x="0" y="0"/>
-                      <a:ext cx="4499999" cy="2702226"/>
+                      <a:ext cx="4859999" cy="2918404"/>
                     </a:xfrm>
                     <a:prstGeom prst="rect">
                       <a:avLst/>
@@ -34345,7 +33389,7 @@
         <w:pStyle w:val="BodyText"/>
       </w:pPr>
       <w:r>
-        <w:t xml:space="preserve">По сравнению со SpekPy РМ даёт значения DEF, меньшие на 0,6–1,3 % для фильтров 0,5–2 мм Al и менее чем на 1 % для фильтров из Sn, Ag и Mo, что согласуется с более слабым высокоэнергетическим «хвостом» её спектра. Там, где значительную часть кермы несут остаточные K-линии Cu, DEF по РМ выше — на 0,5 % для фильтра 0,25 мм Al и примерно на 2 % для фильтров 0,1 и 0,2 мм Cu, поскольку заниженные по интенсивности линии смещают дозу в сторону жёсткой части непрерывного спектра. Такие различия малы по сравнению с различиями между фильтрами, поэтому DEF устойчив к выбору модели спектра. При использовании в качестве эталонной среды воды вместо ткани МКРЕ-44 DEF для 1 % Ag в фильтрованных пучках оказывается выше на величину до 1,3 % (1,4965 с фильтром 1 мм Al и 1,8274 с фильтром 0,2 мм Cu). Хотя ткань МКРЕ-44 содержит меньше кислорода, чем вода, содержащиеся в ней Na, P, S, Cl и K (в сумме 1,3 % по массе) делают её</w:t>
+        <w:t xml:space="preserve">По сравнению со SpekPy РМ даёт значения DEF, меньшие на 0,6–1,3 % для фильтров 0,5–2 мм Al и менее чем на 1 % для фильтров из Sn, Ag и Mo, что согласуется с более слабым высокоэнергетическим «хвостом» её спектра. Там, где значительную часть кермы несут остаточные K-линии Cu, DEF по РМ выше — на 0,5 % для фильтра 0,25 мм Al и примерно на 2 % для фильтров 0,1 и 0,2 мм Cu, поскольку заниженные по интенсивности линии смещают дозу в сторону жёсткой части непрерывного спектра. Эти различия малы по сравнению с различиями между фильтрами, поэтому DEF слабо зависит от модели спектра. При использовании в качестве эталонной среды воды вместо ткани МКРЕ-44 DEF для 1 % Ag в фильтрованных пучках оказывается выше на величину до 1,3 % (1,4965 с фильтром 1 мм Al и 1,8274 с фильтром 0,2 мм Cu). Хотя ткань МКРЕ-44 содержит меньше кислорода, чем вода, содержащиеся в ней Na, P, S, Cl и K (в сумме 1,3 % по массе) делают её</w:t>
       </w:r>
       <w:r>
         <w:t xml:space="preserve"> </w:t>
@@ -34380,7 +33424,7 @@
         <w:t xml:space="preserve"> </w:t>
       </w:r>
       <w:r>
-        <w:t xml:space="preserve">при 15–40 кэВ выше, чем у воды, и тем самым снижают DEF; это необходимо учитывать при сравнении значений DEF для воды и ткани.</w:t>
+        <w:t xml:space="preserve">при 15–40 кэВ выше, чем у воды, и тем самым снижают DEF.</w:t>
       </w:r>
     </w:p>
     <w:p>
@@ -36283,7 +35327,7 @@
         </m:sSup>
       </m:oMath>
       <w:r>
-        <w:t xml:space="preserve">, тогда как кривые для Ni и Cu остаются низкими, пока пропускается линия Kα меди. Фильтры с K-краем уступают им: кривая Sn лежит ниже кривых Al и Ti при всех значениях пропускания, кривая Mo выходит на уровень около 1,4, а кривая Ag проходит через максимум около 1,35.</w:t>
+        <w:t xml:space="preserve">, тогда как кривые для Ni и Cu остаются низкими, пока пропускается линия Kα меди. Фильтры с K-краем уступают им: кривая Sn практически совпадает с кривой Ti вплоть до пропускания около 10 % и опускается ниже кривых Al и Ti при меньших значениях пропускания, кривая Mo выходит на уровень около 1,4, а кривая Ag проходит через максимум около 1,35.</w:t>
       </w:r>
     </w:p>
     <w:p>
@@ -36293,7 +35337,7 @@
       <w:r>
         <w:drawing>
           <wp:inline>
-            <wp:extent cx="4499999" cy="2662431"/>
+            <wp:extent cx="4859999" cy="2875426"/>
             <wp:effectExtent b="0" l="0" r="0" t="0"/>
             <wp:docPr descr="Рис. 3.12. Зависимость коэффициента усиления дозы для 1 % Ag от относительной воздушной кермы для фильтров из Al, Ti, Ni, Cu, Mo, Ag и Sn возрастающей толщины (трубка с медным анодом при 45 кВ, базовая геометрия; SpekPy v2)." title="" id="66" name="Picture"/>
             <a:graphic>
@@ -36314,7 +35358,7 @@
                   <pic:spPr bwMode="auto">
                     <a:xfrm>
                       <a:off x="0" y="0"/>
-                      <a:ext cx="4499999" cy="2662431"/>
+                      <a:ext cx="4859999" cy="2875426"/>
                     </a:xfrm>
                     <a:prstGeom prst="rect">
                       <a:avLst/>
@@ -36360,7 +35404,7 @@
         <w:t xml:space="preserve"> </w:t>
       </w:r>
       <w:r>
-        <w:t xml:space="preserve">каждого фильтра определялась из условия равного пропускания по воздушной керме</w:t>
+        <w:t xml:space="preserve">каждого фильтра задавалась условием равного пропускания по воздушной керме</w:t>
       </w:r>
     </w:p>
     <w:tbl>
@@ -36402,7 +35446,7 @@
                   <m:e>
                     <m:r>
                       <m:rPr>
-                        <m:sty m:val="p"/>
+                        <m:nor/>
                         <m:scr m:val="script"/>
                       </m:rPr>
                       <m:t>T</m:t>
@@ -36529,27 +35573,15 @@
                       <m:sub>
                         <m:r>
                           <m:rPr>
-                            <m:sty m:val="p"/>
+                            <m:nor/>
                           </m:rPr>
-                          <m:t>a</m:t>
-                        </m:r>
-                        <m:r>
-                          <m:rPr>
-                            <m:sty m:val="p"/>
-                          </m:rPr>
-                          <m:t>i</m:t>
-                        </m:r>
-                        <m:r>
-                          <m:rPr>
-                            <m:sty m:val="p"/>
-                          </m:rPr>
-                          <m:t>r</m:t>
+                          <m:t>air</m:t>
                         </m:r>
                       </m:sub>
                     </m:sSub>
                     <m:r>
                       <m:rPr>
-                        <m:sty m:val="p"/>
+                        <m:nor/>
                       </m:rPr>
                       <m:t>exp</m:t>
                     </m:r>
@@ -36598,7 +35630,7 @@
                     </m:d>
                     <m:r>
                       <m:rPr>
-                        <m:sty m:val="p"/>
+                        <m:nor/>
                       </m:rPr>
                       <m:t>d</m:t>
                     </m:r>
@@ -36702,21 +35734,9 @@
                       <m:sub>
                         <m:r>
                           <m:rPr>
-                            <m:sty m:val="p"/>
+                            <m:nor/>
                           </m:rPr>
-                          <m:t>a</m:t>
-                        </m:r>
-                        <m:r>
-                          <m:rPr>
-                            <m:sty m:val="p"/>
-                          </m:rPr>
-                          <m:t>i</m:t>
-                        </m:r>
-                        <m:r>
-                          <m:rPr>
-                            <m:sty m:val="p"/>
-                          </m:rPr>
-                          <m:t>r</m:t>
+                          <m:t>air</m:t>
                         </m:r>
                       </m:sub>
                     </m:sSub>
@@ -36725,7 +35745,7 @@
                     </m:r>
                     <m:r>
                       <m:rPr>
-                        <m:sty m:val="p"/>
+                        <m:nor/>
                       </m:rPr>
                       <m:t>d</m:t>
                     </m:r>
@@ -36774,7 +35794,7 @@
           <m:e>
             <m:r>
               <m:rPr>
-                <m:sty m:val="p"/>
+                <m:nor/>
                 <m:scr m:val="script"/>
               </m:rPr>
               <m:t>T</m:t>
@@ -36874,21 +35894,9 @@
           <m:sub>
             <m:r>
               <m:rPr>
-                <m:sty m:val="p"/>
+                <m:nor/>
               </m:rPr>
-              <m:t>a</m:t>
-            </m:r>
-            <m:r>
-              <m:rPr>
-                <m:sty m:val="p"/>
-              </m:rPr>
-              <m:t>i</m:t>
-            </m:r>
-            <m:r>
-              <m:rPr>
-                <m:sty m:val="p"/>
-              </m:rPr>
-              <m:t>r</m:t>
+              <m:t>air</m:t>
             </m:r>
           </m:sub>
         </m:sSub>
@@ -36962,7 +35970,7 @@
           <m:e>
             <m:r>
               <m:rPr>
-                <m:sty m:val="p"/>
+                <m:nor/>
                 <m:scr m:val="script"/>
               </m:rPr>
               <m:t>T</m:t>
@@ -36987,7 +35995,7 @@
         <w:pStyle w:val="BodyText"/>
       </w:pPr>
       <w:r>
-        <w:t xml:space="preserve">Зависимость от Z отражает положение краёв поглощения относительно линий Cu и K-края Ag; при пропускании 10 % все элементы ещё дают значения 1,220–1,241. Элементы от Al до Co (Z = 13–27), K-края которых лежат ниже энергии линии Kα меди, сильно поглощают линии Cu и дают 1,88–1,91 при 0,1 %, тогда как у элементов от Ni до As (Z = 28–33) K-край лежит выше Kα, в керме преобладает прошедшая через фильтр линия, и эти элементы являются наихудшими фильтрами при 10 % и 1 %. Элементы от Sr до Ag (Z = 38–47) поглощают фотоны с энергией выше K-края Ag и образуют глубокий минимум при 0,1 %, причём наименьшие значения (1,335–1,346) дают Ag, Pd и Rh; для элементов от Cd до Ba (Z = 48–56), K-края которых лежат выше K-края Ag, DEF возрастает с увеличением Z. Более тяжёлые элементы действуют посредством поглощения в L-оболочке: Gd, L3-край которого (7,243 кэВ) лежит ниже Kα, ведёт себя подобно лёгким поглотителям, тогда как у элементов от Hf до Bi L3-края лежат выше Kα (11,919 кэВ для Au, табл. 2.2), и W, Au и Pb дают лишь 1,350–1,351 при 1 %.</w:t>
+        <w:t xml:space="preserve">Зависимость от Z отражает положение краёв поглощения относительно линий Cu и K-края Ag; при пропускании 10 % все элементы ещё дают значения 1,220–1,241. Элементы от Al до Co (Z = 13–27), K-края которых лежат ниже энергии линии Kα меди, сильно поглощают линии Cu, тогда как у элементов от Ni до As (Z = 28–33) K-край лежит выше Kα, в керме преобладает прошедшая через фильтр линия, и эти элементы являются наихудшими фильтрами при 10 % и 1 %. Элементы от Sr до Ag (Z = 38–47) поглощают фотоны с энергией выше K-края Ag и образуют глубокий минимум при 0,1 %, причём наименьшие значения (1,335–1,346) дают Ag, Pd и Rh; для элементов от Cd до Ba (Z = 48–56), K-края которых лежат выше K-края Ag, DEF возрастает с увеличением Z. Более тяжёлые элементы действуют посредством поглощения в L-оболочке: Gd, L3-край которого (7,243 кэВ) лежит ниже Kα, ведёт себя подобно лёгким поглотителям, тогда как у элементов от Hf до Bi L3-края лежат выше Kα (11,919 кэВ для Au, табл. 2.2), и W, Au и Pb дают лишь 1,350–1,351 при 1 %.</w:t>
       </w:r>
     </w:p>
     <w:p>
@@ -36997,7 +36005,7 @@
       <w:r>
         <w:drawing>
           <wp:inline>
-            <wp:extent cx="4499999" cy="2718923"/>
+            <wp:extent cx="4859999" cy="2936437"/>
             <wp:effectExtent b="0" l="0" r="0" t="0"/>
             <wp:docPr descr="Рис. 3.13. Коэффициент усиления дозы для 1 % Ag с фильтрами из элементов с Z = 13–83, толщина которых обеспечивает одинаковое пропускание по воздушной керме 10 %, 1 % и 0,1 % (трубка с медным анодом при 45 кВ, базовая геометрия; SpekPy v2)." title="" id="69" name="Picture"/>
             <a:graphic>
@@ -37018,7 +36026,7 @@
                   <pic:spPr bwMode="auto">
                     <a:xfrm>
                       <a:off x="0" y="0"/>
-                      <a:ext cx="4499999" cy="2718923"/>
+                      <a:ext cx="4859999" cy="2936437"/>
                     </a:xfrm>
                     <a:prstGeom prst="rect">
                       <a:avLst/>
@@ -38818,7 +37826,7 @@
                     </m:r>
                     <m:r>
                       <m:rPr>
-                        <m:sty m:val="p"/>
+                        <m:nor/>
                       </m:rPr>
                       <m:t>d</m:t>
                     </m:r>
@@ -39886,7 +38894,7 @@
         <w:pStyle w:val="BodyText"/>
       </w:pPr>
       <w:r>
-        <w:t xml:space="preserve">Таким образом, фильтрация является решающим конструктивным средством повышения усиления дозы серебром при использовании трубки с медным анодом. Оптимальным выбором является алюминий толщиной 1–2 мм, повышающий DEF для 1 % Ag от 1,20 до 1,48–1,62 при удобных значениях времени облучения, или титан толщиной 0,1–0,3 мм. Фильтров с K-краями при 20–30 кэВ (Mo, Ag, Sn) и фильтров, пропускающих линию Kα меди (Ni, тонкая Cu), следует избегать.</w:t>
+        <w:t xml:space="preserve">Таким образом, фильтрация является решающим конструктивным средством повышения усиления дозы серебром при использовании трубки с медным анодом. Оптимальным выбором является алюминий толщиной 1–2 мм, допускающий удобные значения времени облучения, или титан толщиной 0,1–0,3 мм. Фильтров с K-краями при 20–30 кэВ (Mo, Ag, Sn) и фильтров, пропускающих линию Kα меди (Ni, тонкая Cu), следует избегать.</w:t>
       </w:r>
     </w:p>
     <w:p>
@@ -39902,7 +38910,7 @@
         <w:pStyle w:val="FirstParagraph"/>
       </w:pPr>
       <w:r>
-        <w:t xml:space="preserve">В образцах, фантомах или у животных мишень, содержащая серебро, находится под слоем ткани, изменяющим пучок. Со спектрами SpekPy в приближении кермы первичного пучка (рассеяние оценено в разделе 3.9) были рассчитаны два случая: небольшая область, содержащая серебро, на глубине</w:t>
+        <w:t xml:space="preserve">Поскольку в образцах, фантомах или у животных мишень, содержащая серебро, находится под слоем ткани, со спектрами SpekPy в приближении кермы первичного пучка (рассеяние оценивается в разделе 3.9) были рассчитаны два случая: небольшая область, содержащая серебро, на глубине</w:t>
       </w:r>
       <w:r>
         <w:t xml:space="preserve"> </w:t>
@@ -40027,9 +39035,9 @@
       <w:r>
         <w:drawing>
           <wp:inline>
-            <wp:extent cx="4499999" cy="2705009"/>
+            <wp:extent cx="4859999" cy="2921410"/>
             <wp:effectExtent b="0" l="0" r="0" t="0"/>
-            <wp:docPr descr="Рис. 3.14. Зависимость коэффициента усиления дозы для 1 % Ag от глубины расположения области, содержащей серебро, в мягкой ткани без серебра для нефильтрованного пучка при 45 кВ и с четырьмя дополнительными фильтрами (SpekPy, первичный пучок, приближение кермы)." title="" id="72" name="Picture"/>
+            <wp:docPr descr="Рис. 3.14. Зависимость коэффициента усиления дозы для 1 % Ag от глубины расположения области, содержащей серебро, в мягкой ткани без серебра для пучка при 45 кВ без фильтра и с четырьмя дополнительными фильтрами (SpekPy, первичный пучок, приближение кермы)." title="" id="72" name="Picture"/>
             <a:graphic>
               <a:graphicData uri="http://schemas.openxmlformats.org/drawingml/2006/picture">
                 <pic:pic>
@@ -40048,7 +39056,7 @@
                   <pic:spPr bwMode="auto">
                     <a:xfrm>
                       <a:off x="0" y="0"/>
-                      <a:ext cx="4499999" cy="2705009"/>
+                      <a:ext cx="4859999" cy="2921410"/>
                     </a:xfrm>
                     <a:prstGeom prst="rect">
                       <a:avLst/>
@@ -40072,7 +39080,7 @@
         <w:pStyle w:val="ImageCaption"/>
       </w:pPr>
       <w:r>
-        <w:t xml:space="preserve">Рис. 3.14. Зависимость коэффициента усиления дозы для 1 % Ag от глубины расположения области, содержащей серебро, в мягкой ткани без серебра для нефильтрованного пучка при 45 кВ и с четырьмя дополнительными фильтрами (SpekPy, первичный пучок, приближение кермы).</w:t>
+        <w:t xml:space="preserve">Рис. 3.14. Зависимость коэффициента усиления дозы для 1 % Ag от глубины расположения области, содержащей серебро, в мягкой ткани без серебра для пучка при 45 кВ без фильтра и с четырьмя дополнительными фильтрами (SpekPy, первичный пучок, приближение кермы).</w:t>
       </w:r>
     </w:p>
     <w:p>
@@ -41457,7 +40465,7 @@
         <w:pStyle w:val="BodyText"/>
       </w:pPr>
       <w:r>
-        <w:t xml:space="preserve">Cu и Sn — крайние случаи. Пучок, отфильтрованный 0,1 мм Cu, состоит из линии Kα меди и жёсткого «хвоста» (раздел 3.4); после поглощения линии Kα тканью DEF резко возрастает от 1,29 до 1,77 на глубине 5 мм, что близко к значению на поверхности с фильтром 0,2 мм Cu (1,80), а глубже примерно 2 мм превышает все остальные. При фильтре Sn 0,1 мм DEF изменяется меньше всего (от 1,44 до 1,57 на глубине 20 мм), поскольку фотоны с энергией выше K-края Sn (29,2 кэВ) уже сильно ослаблены, а оставшуюся узкую полосу ткань почти не ужесточает. Следовательно, ранжирование фильтров по значениям на поверхности неприменимо к глубоко расположенным мишеням.</w:t>
+        <w:t xml:space="preserve">Пучок, отфильтрованный 0,1 мм Cu, состоит из линии Kα меди и жёсткого «хвоста» (раздел 3.4); после поглощения линии Kα тканью DEF резко возрастает от 1,29 до 1,77 на глубине 5 мм, что близко к значению на поверхности с фильтром 0,2 мм Cu (1,80), а глубже примерно 2 мм превышает все остальные. При фильтре Sn 0,1 мм DEF изменяется меньше всего (от 1,44 до 1,57 на глубине 20 мм), поскольку фотоны с энергией выше K-края Sn (29,2 кэВ) уже сильно ослаблены, а оставшуюся узкую полосу ткань почти не ужесточает. Следовательно, ранжирование фильтров по значениям на поверхности неприменимо к глубоко расположенным мишеням.</w:t>
       </w:r>
     </w:p>
     <w:p>
@@ -41465,7 +40473,7 @@
         <w:pStyle w:val="BodyText"/>
       </w:pPr>
       <w:r>
-        <w:t xml:space="preserve">Внутри области, содержащей серебро начиная от поверхности, тенденция меняется на обратную (рис. 3.15): серебро сильно ослабляет именно те фотоны с энергией выше его K-края, которые создают усиление (при 25,514 кэВ его массовый коэффициент ослабления возрастает в 5,8 раза — от 9,53 до 55,4 см²/г). При фильтре Al 1 мм DEF снижается от 1,48 до 1,21 на глубине 10 мм для 1 % Ag и от 1,96 до 1,27 для 2 % Ag; самоэкранирование усиливается с ростом концентрации, и линейная зависимость, задаваемая формулой (2.24), справедлива лишь для тонких слоёв. Пучок, отфильтрованный Sn и сосредоточенный непосредственно над K-краем Ag, теряет больше (от 1,44 до 1,15 на глубине 10 мм при 1 % Ag). Таким образом, усиление в области толщиной в несколько миллиметров, содержащей серебро, неоднородно и в среднем значительно ниже, чем на поверхности.</w:t>
+        <w:t xml:space="preserve">Внутри области, содержащей серебро начиная от поверхности, тенденция меняется на обратную (рис. 3.15): серебро сильно ослабляет те фотоны с энергией выше его K-края, которые создают усиление (при 25,514 кэВ его массовый коэффициент ослабления возрастает в 5,8 раза — от 9,53 до 55,4 см²/г). При фильтре Al 1 мм DEF снижается от 1,48 до 1,21 на глубине 10 мм для 1 % Ag и от 1,96 до 1,27 для 2 % Ag; самоэкранирование усиливается с ростом концентрации, и линейная зависимость, задаваемая формулой (2.24), справедлива лишь для тонких слоёв. Пучок, отфильтрованный Sn и сосредоточенный непосредственно над K-краем Ag, теряет больше (от 1,44 до 1,15 на глубине 10 мм при 1 % Ag).</w:t>
       </w:r>
     </w:p>
     <w:p>
@@ -41475,7 +40483,7 @@
       <w:r>
         <w:drawing>
           <wp:inline>
-            <wp:extent cx="4499999" cy="2724489"/>
+            <wp:extent cx="4859999" cy="2942448"/>
             <wp:effectExtent b="0" l="0" r="0" t="0"/>
             <wp:docPr descr="Рис. 3.15. Зависимость коэффициента усиления дозы от глубины внутри области, равномерно содержащей серебро и начинающейся от поверхности: 0,5; 1,0 и 2,0 % Ag, фильтры Al 1,0 мм (сплошные линии) и Sn 0,1 мм (штриховые линии), самоэкранирование учтено." title="" id="75" name="Picture"/>
             <a:graphic>
@@ -41496,7 +40504,7 @@
                   <pic:spPr bwMode="auto">
                     <a:xfrm>
                       <a:off x="0" y="0"/>
-                      <a:ext cx="4499999" cy="2724489"/>
+                      <a:ext cx="4859999" cy="2942448"/>
                     </a:xfrm>
                     <a:prstGeom prst="rect">
                       <a:avLst/>
@@ -41550,42 +40558,7 @@
         <w:t xml:space="preserve"> </w:t>
       </w:r>
       <w:r>
-        <w:t xml:space="preserve">(рис. 3.16, табл. 3.10) рассчитана по SpekPy для 20–50 кВ, где SpekPy поддерживает медный анод, и по РМ для 60–80 кВ. Фотоны с энергией выше K-края Ag существуют только при напряжениях выше 25,5 кВ, поскольку максимальная энергия фотонов равна</w:t>
-      </w:r>
-      <w:r>
-        <w:t xml:space="preserve"> </w:t>
-      </w:r>
-      <m:oMath>
-        <m:sSub>
-          <m:e>
-            <m:r>
-              <m:t>T</m:t>
-            </m:r>
-          </m:e>
-          <m:sub>
-            <m:r>
-              <m:t>0</m:t>
-            </m:r>
-          </m:sub>
-        </m:sSub>
-        <m:r>
-          <m:rPr>
-            <m:sty m:val="p"/>
-          </m:rPr>
-          <m:t>=</m:t>
-        </m:r>
-        <m:r>
-          <m:t>e</m:t>
-        </m:r>
-        <m:r>
-          <m:t>U</m:t>
-        </m:r>
-      </m:oMath>
-      <w:r>
-        <w:t xml:space="preserve"> </w:t>
-      </w:r>
-      <w:r>
-        <w:t xml:space="preserve">(раздел 2.1), и ниже этого напряжения DEF изменяется мало. Начиная с 26–27 кВ наклон увеличивается; между 30 и 50 кВ DEF с фильтром Al 1 мм возрастает от 1,31 до 1,52 всё медленнее (±0,009 на ±1 кВ при 45 кВ, раздел 3.10), а выше 50 кВ рост ещё более замедляется, поскольку спектр простирается за максимум отношения коэффициентов для Ag и ткани вблизи 40–45 кэВ. Поскольку при 45 кВ РМ даёт несколько меньшие значения DEF, чем SpekPy (1,464 против 1,482), значения при 60–80 кВ скорее занижены, а часть выполаживания кривой между 50 и 60 кВ отражает смену модели.</w:t>
+        <w:t xml:space="preserve">(рис. 3.16, табл. 3.10) рассчитана по SpekPy для 20–50 кВ, где SpekPy поддерживает медный анод, и по РМ для 60–80 кВ. Фотоны с энергией выше K-края Ag возникают только при напряжениях выше 25,5 кВ, и ниже этого напряжения DEF изменяется мало. Начиная с 26–27 кВ наклон увеличивается; между 30 и 50 кВ DEF с фильтром Al 1 мм возрастает от 1,31 до 1,52 всё медленнее (±0,009 на ±1 кВ при 45 кВ, раздел 3.10), а выше 50 кВ рост ещё более замедляется, поскольку спектр простирается за максимум отношения коэффициентов для Ag и ткани вблизи 40–45 кэВ. Поскольку при 45 кВ РМ даёт несколько меньшие значения DEF, чем SpekPy (1,464 против 1,482), значения при 60–80 кВ скорее занижены, а часть выполаживания кривой между 50 и 60 кВ отражает смену модели.</w:t>
       </w:r>
     </w:p>
     <w:p>
@@ -41595,7 +40568,7 @@
       <w:r>
         <w:drawing>
           <wp:inline>
-            <wp:extent cx="4499999" cy="2741187"/>
+            <wp:extent cx="4859999" cy="2960482"/>
             <wp:effectExtent b="0" l="0" r="0" t="0"/>
             <wp:docPr descr="Рис. 3.16. Зависимость коэффициента усиления дозы для 1 % Ag от напряжения на трубке (фильтры Al 0,5 и 1,0 мм): SpekPy v2 для 20–50 кВ (сплошные линии) и разработанная модель для 60–80 кВ (штриховые линии); вертикальная линия отмечает K-край Ag." title="" id="78" name="Picture"/>
             <a:graphic>
@@ -41616,7 +40589,7 @@
                   <pic:spPr bwMode="auto">
                     <a:xfrm>
                       <a:off x="0" y="0"/>
-                      <a:ext cx="4499999" cy="2741187"/>
+                      <a:ext cx="4859999" cy="2960482"/>
                     </a:xfrm>
                     <a:prstGeom prst="rect">
                       <a:avLst/>
@@ -42534,7 +41507,7 @@
         <w:pStyle w:val="BodyText"/>
       </w:pPr>
       <w:r>
-        <w:t xml:space="preserve">Для ткани, содержащей 1 % по массе I, Gd, Pt, Au или Bi (рис. 3.17, табл. 3.11), нефильтрованный пучок даёт 1,20–1,33, поскольку доза создаётся K-линиями Cu и фотонами с энергией ниже 15 кэВ, где Pt, Au и Bi (L-края примерно при 12–16 кэВ) поглощают в расчёте на единицу массы примерно столько же энергии, сколько Ag (рис. 1.2); выделяется лишь Gd (1,33), L-края которого при 7,2–8,4 кэВ поглощают K-линии Cu. При фильтре Al 1 мм DEF составляет 2,13–2,23 для Pt, Au и Bi и 1,71 для Gd против 1,48 для Ag и 1,46 для I. Выше своих L-краёв Pt, Au и Bi поглощают больше, чем Ag, во всём отфильтрованном спектре, включая область 15–25 кэВ, где Ag поглощает только за счёт L- и внешних оболочек; Gd (K-край 50,2 кэВ, за пределами спектра) превосходит Ag лишь ниже K-края Ag, а эта область по-прежнему даёт значительную часть дозы; йод же подобен Ag, но имеет более высокий K-край (33,2 кэВ). Фильтр Sn 0,1 мм снижает DEF для Ag и I (1,44 для обоих), ослабляя фотоны с энергией выше 29,2 кэВ, где отношение коэффициентов для Ag и ткани достигает 100–139 и где расположен K-край йода, но несколько повышает его для более тяжёлых элементов, у которых это отношение изменяется меньше, за счёт более сильного подавления мягких фотонов (СПО 0,90 против 0,83 мм Al).</w:t>
+        <w:t xml:space="preserve">Для ткани, содержащей 1 % по массе I, Gd, Pt, Au или Bi (рис. 3.17, табл. 3.11), нефильтрованный пучок даёт 1,20–1,33, поскольку доза создаётся K-линиями Cu и фотонами с энергией ниже 15 кэВ, где Pt, Au и Bi (L-края примерно при 12–16 кэВ) поглощают в расчёте на единицу массы примерно столько же энергии, сколько Ag (рис. 1.2); выделяется лишь Gd (1,33), L-края которого при 7,2–8,4 кэВ поглощают K-линии Cu. При фильтре Al 1 мм различия возрастают: выше своих L-краёв Pt, Au и Bi поглощают больше, чем Ag, во всём отфильтрованном спектре, включая область 15–25 кэВ, где Ag поглощает только за счёт L- и внешних оболочек; Gd (K-край 50,2 кэВ, за пределами спектра) превосходит Ag лишь ниже K-края Ag, а эта область по-прежнему даёт значительную часть дозы; йод же подобен Ag, но имеет более высокий K-край (33,2 кэВ).</w:t>
       </w:r>
     </w:p>
     <w:p>
@@ -42544,7 +41517,7 @@
       <w:r>
         <w:drawing>
           <wp:inline>
-            <wp:extent cx="4499999" cy="2582560"/>
+            <wp:extent cx="4859999" cy="2789165"/>
             <wp:effectExtent b="0" l="0" r="0" t="0"/>
             <wp:docPr descr="Рис. 3.17. Коэффициент усиления дозы для мягкой ткани, содержащей 1 % по массе Ag, I, Gd, Pt, Au или Bi, при 45 кВ без дополнительного фильтра и с фильтром Al 1,0 мм или Sn 0,1 мм (SpekPy, приближение кермы)." title="" id="81" name="Picture"/>
             <a:graphic>
@@ -42565,7 +41538,7 @@
                   <pic:spPr bwMode="auto">
                     <a:xfrm>
                       <a:off x="0" y="0"/>
-                      <a:ext cx="4499999" cy="2582560"/>
+                      <a:ext cx="4859999" cy="2789165"/>
                     </a:xfrm>
                     <a:prstGeom prst="rect">
                       <a:avLst/>
@@ -43127,45 +42100,7 @@
         <w:pStyle w:val="BodyText"/>
       </w:pPr>
       <w:r>
-        <w:t xml:space="preserve">Таким образом, в расчёте на единицу массы серебро при 45 кВ является более слабым физическим сенсибилизатором, чем Gd, Pt, Au и Bi, и сопоставимо с йодом. При фильтре Al 1 мм его</w:t>
-      </w:r>
-      <w:r>
-        <w:t xml:space="preserve"> </w:t>
-      </w:r>
-      <m:oMath>
-        <m:r>
-          <m:rPr>
-            <m:sty m:val="p"/>
-          </m:rPr>
-          <m:t>D</m:t>
-        </m:r>
-        <m:r>
-          <m:rPr>
-            <m:sty m:val="p"/>
-          </m:rPr>
-          <m:t>E</m:t>
-        </m:r>
-        <m:r>
-          <m:rPr>
-            <m:sty m:val="p"/>
-          </m:rPr>
-          <m:t>F</m:t>
-        </m:r>
-        <m:r>
-          <m:rPr>
-            <m:sty m:val="p"/>
-          </m:rPr>
-          <m:t>−</m:t>
-        </m:r>
-        <m:r>
-          <m:t>1</m:t>
-        </m:r>
-      </m:oMath>
-      <w:r>
-        <w:t xml:space="preserve"> </w:t>
-      </w:r>
-      <w:r>
-        <w:t xml:space="preserve">(0,48) составляет менее половины значения для Au. Его преимущества лежат в иной плоскости: K-край внутри спектра, позволяющий регулировать усиление с помощью фильтрации; биологически активные наночастицы серебра (AgNP), генерирующие активные формы кислорода (АФК) [37]; и более низкая стоимость по сравнению с золотом или платиной.</w:t>
+        <w:t xml:space="preserve">Фильтр Sn 0,1 мм снижает DEF для Ag и I (1,44 для обоих), ослабляя фотоны с энергией выше 29,2 кэВ, где отношение коэффициентов для Ag и ткани достигает 100–139 и где расположен K-край йода, но несколько повышает его для более тяжёлых элементов, у которых это отношение изменяется меньше, за счёт более сильного подавления мягких фотонов (СПО 0,90 против 0,83 мм Al). Таким образом, в расчёте на единицу массы серебро при 45 кВ является более слабым физическим сенсибилизатором, чем Gd, Pt, Au и Bi, и сопоставимо с йодом. Его преимущества лежат в иной плоскости: K-край внутри спектра, позволяющий проводить настройку с помощью фильтрации; биологически активные наночастицы серебра (AgNP), генерирующие активные формы кислорода (АФК) [37]; и более низкая стоимость по сравнению с золотом или платиной.</w:t>
       </w:r>
     </w:p>
     <w:p>
@@ -43213,10 +42148,7 @@
         </m:r>
       </m:oMath>
       <w:r>
-        <w:t xml:space="preserve"> </w:t>
-      </w:r>
-      <w:r>
-        <w:t xml:space="preserve">для Ag, покидает среду. Оба допущения были проверены с помощью программы, реализующей метод Монте-Карло (МК), и геометрии плоского слоя, описанных в разделе 2.7 (1 % Ag в слое толщиной 10 мм на глубинах 2–12 мм; нефильтрованный и отфильтрованный Al 1 мм спектры SpekPy;</w:t>
+        <w:t xml:space="preserve">, покидает среду. Оба допущения были проверены с помощью программы, реализующей метод Монте-Карло (МК), и геометрии плоского слоя, описанных в разделе 2.7 (1 % Ag в слое толщиной 10 мм на глубинах 2–12 мм; нефильтрованный и отфильтрованный Al 1 мм спектры SpekPy;</w:t>
       </w:r>
       <w:r>
         <w:t xml:space="preserve"> </w:t>
@@ -43248,15 +42180,7 @@
         <w:t xml:space="preserve"> </w:t>
       </w:r>
       <w:r>
-        <w:t xml:space="preserve">историй в пяти сериях). Для сравнения используется модель кермы первичного пучка для той же геометрии с учётом ослабления серебром.</w:t>
-      </w:r>
-    </w:p>
-    <w:p>
-      <w:pPr>
-        <w:pStyle w:val="BodyText"/>
-      </w:pPr>
-      <w:r>
-        <w:t xml:space="preserve">Оба метода дают одинаковую форму профиля (рис. 3.18; средние по областям — в табл. 3.12). При фильтре Al 1 мм DEF резко возрастает на входе в слой и уменьшается к выходу вследствие самоэкранирования. Для нефильтрованного пучка за пиком на входе следуют минимум на глубине около 3–4 мм и подъём: вблизи входа серебро ослабляет главным образом мягкие составляющие, которые всё ещё определяют дозу, тогда как глубже, после их поглощения, преобладает ужесточение пучка. Результаты согласуются в пределах 1,2 % (без фильтра) и 3,0 % (Al 1 мм) на входе и 6,5 % и 10,1 % на выходе, причём значения МК везде выше.</w:t>
+        <w:t xml:space="preserve">историй в пяти сериях), путём сравнения с моделью кермы первичного пучка для той же геометрии с учётом ослабления серебром. Оба метода дают одинаковую форму профиля, причём значения МК везде выше (рис. 3.18; средние по областям — в табл. 3.12). При фильтре Al 1 мм DEF резко возрастает на входе в слой и уменьшается к выходу вследствие самоэкранирования. Для нефильтрованного пучка за пиком на входе следуют минимум на глубине около 3–4 мм и подъём: вблизи входа серебро ослабляет главным образом мягкие составляющие, которые всё ещё определяют дозу, тогда как глубже, после их поглощения, преобладает ужесточение пучка.</w:t>
       </w:r>
     </w:p>
     <w:p>
@@ -43266,9 +42190,9 @@
       <w:r>
         <w:drawing>
           <wp:inline>
-            <wp:extent cx="4499999" cy="1968284"/>
+            <wp:extent cx="4859999" cy="2125747"/>
             <wp:effectExtent b="0" l="0" r="0" t="0"/>
-            <wp:docPr descr="Рис. 3.18. Глубинные профили коэффициента усиления дозы в мягкой ткани со слоем толщиной 10 мм, содержащим 1 % Ag, на глубинах 2–12 мм (серая полоса) без фильтра (слева) и с фильтром Al 1,0 мм (справа): метод Монте-Карло (сплошная линия, закрашенная полоса — ±2 стандартные ошибки) и аналитическая модель кермы (штриховая линия)." title="" id="84" name="Picture"/>
+            <wp:docPr descr="Рис. 3.18. Глубинные профили коэффициента усиления дозы в мягкой ткани со слоем толщиной 10 мм, содержащим 1 % Ag, на глубинах 2–12 мм (серая полоса), без фильтра (слева) и с фильтром Al 1,0 мм (справа): метод Монте-Карло (сплошная линия, закрашенная полоса — ±2 стандартные ошибки) и аналитическая модель кермы (штриховая линия)." title="" id="84" name="Picture"/>
             <a:graphic>
               <a:graphicData uri="http://schemas.openxmlformats.org/drawingml/2006/picture">
                 <pic:pic>
@@ -43287,7 +42211,7 @@
                   <pic:spPr bwMode="auto">
                     <a:xfrm>
                       <a:off x="0" y="0"/>
-                      <a:ext cx="4499999" cy="1968284"/>
+                      <a:ext cx="4859999" cy="2125747"/>
                     </a:xfrm>
                     <a:prstGeom prst="rect">
                       <a:avLst/>
@@ -43311,7 +42235,7 @@
         <w:pStyle w:val="ImageCaption"/>
       </w:pPr>
       <w:r>
-        <w:t xml:space="preserve">Рис. 3.18. Глубинные профили коэффициента усиления дозы в мягкой ткани со слоем толщиной 10 мм, содержащим 1 % Ag, на глубинах 2–12 мм (серая полоса) без фильтра (слева) и с фильтром Al 1,0 мм (справа): метод Монте-Карло (сплошная линия, закрашенная полоса — ±2 стандартные ошибки) и аналитическая модель кермы (штриховая линия).</w:t>
+        <w:t xml:space="preserve">Рис. 3.18. Глубинные профили коэффициента усиления дозы в мягкой ткани со слоем толщиной 10 мм, содержащим 1 % Ag, на глубинах 2–12 мм (серая полоса), без фильтра (слева) и с фильтром Al 1,0 мм (справа): метод Монте-Карло (сплошная линия, закрашенная полоса — ±2 стандартные ошибки) и аналитическая модель кермы (штриховая линия).</w:t>
       </w:r>
     </w:p>
     <w:p>
@@ -44144,7 +43068,7 @@
         <w:pStyle w:val="BodyText"/>
       </w:pPr>
       <w:r>
-        <w:t xml:space="preserve">Превышение объясняется двумя эффектами: часть K-флуоресценции Ag (около 22 кэВ) повторно поглощается, поскольку средняя длина свободного пробега этих фотонов в ткани (около 1,5 см) сравнима с толщиной слоя, а фотоны, движущиеся под косыми углами, проходят длинные пути внутри бесконечного в поперечном направлении слоя; кроме того, дополнительную дозу создают рассеянные фотоны. Оба вклада накапливаются с глубиной, чем и объясняется рост расхождения; для отфильтрованного пучка флуоресценция, испущенная назад, также немного поднимает DEF по МК перед слоем выше единицы. За слоем доза снижается до 0,80 от значения без серебра (0,76 по аналитической модели), что защищает нормальную ткань за опухолью, содержащей серебро, но вместе с тем снижает дозу в участках опухоли, расположенных за областью с высоким содержанием серебра. Таким образом, аналитическая модель консервативно занижает DEF в толстой области, содержащей серебро, на величину до 10 %.</w:t>
+        <w:t xml:space="preserve">Превышение объясняется двумя эффектами: часть K-флуоресценции Ag (около 22 кэВ) повторно поглощается, поскольку средняя длина свободного пробега этих фотонов в ткани (около 1,5 см) сравнима с толщиной слоя, а фотоны, движущиеся под косыми углами, проходят длинные пути внутри бесконечного в поперечном направлении слоя; кроме того, дополнительную дозу создают рассеянные фотоны. Оба вклада накапливаются с глубиной, чем и объясняется рост расхождения; для отфильтрованного пучка флуоресценция, испущенная назад, также немного поднимает DEF по МК перед слоем выше единицы. За слоем доза снижается до 0,80 от значения без серебра (0,76 по аналитической модели), чем обеспечивается защита нормальной ткани за опухолью, содержащей серебро, но вместе с тем снижается доза в участках опухоли, расположенных за областью с высоким содержанием серебра. Таким образом, аналитическая модель консервативно занижает DEF в толстой области, содержащей серебро, на величину до 10 %.</w:t>
       </w:r>
     </w:p>
     <w:p>
@@ -44160,7 +43084,7 @@
         <w:pStyle w:val="FirstParagraph"/>
       </w:pPr>
       <w:r>
-        <w:t xml:space="preserve">Центральный результат — DEF = 1,482 для 1 % Ag с фильтром Al 1 мм — был проверен поочерёдным варьированием каждого параметра в пределах его вероятной неопределённости (рис. 3.19, табл. 3.13). Коэффициент ткани варьировался согласованно в среде, содержащей серебро, и в эталонной среде, так что он влияет только через</w:t>
+        <w:t xml:space="preserve">Основной результат — DEF = 1,482 для 1 % Ag с фильтром Al 1 мм — был проверен поочерёдным варьированием каждого параметра в пределах его вероятной неопределённости (рис. 3.19, табл. 3.13). Коэффициент ткани варьировался совместно в среде, содержащей серебро, и в эталонной среде и поэтому влиял только через</w:t>
       </w:r>
       <w:r>
         <w:t xml:space="preserve"> </w:t>
@@ -44210,9 +43134,9 @@
       <w:r>
         <w:drawing>
           <wp:inline>
-            <wp:extent cx="4499999" cy="2685483"/>
+            <wp:extent cx="4859999" cy="2900322"/>
             <wp:effectExtent b="0" l="0" r="0" t="0"/>
-            <wp:docPr descr="Рис. 3.19. Чувствительность коэффициента усиления дозы (1 % Ag, Al 1,0 мм, DEF = 1,482) к входным параметрам на двух границах интервала варьирования каждого параметра. Модель спектра: РМ относительно SpekPy; эталонная среда: четырёхкомпонентная ткань МКРЕ (большее изменение) и вода; η: относительно значения РМ." title="" id="87" name="Picture"/>
+            <wp:docPr descr="Рис. 3.19. Чувствительность коэффициента усиления дозы (1 % Ag, Al 1,0 мм, DEF = 1,482) к входным параметрам на двух границах интервала варьирования каждого параметра." title="" id="87" name="Picture"/>
             <a:graphic>
               <a:graphicData uri="http://schemas.openxmlformats.org/drawingml/2006/picture">
                 <pic:pic>
@@ -44231,7 +43155,7 @@
                   <pic:spPr bwMode="auto">
                     <a:xfrm>
                       <a:off x="0" y="0"/>
-                      <a:ext cx="4499999" cy="2685483"/>
+                      <a:ext cx="4859999" cy="2900322"/>
                     </a:xfrm>
                     <a:prstGeom prst="rect">
                       <a:avLst/>
@@ -44255,7 +43179,7 @@
         <w:pStyle w:val="ImageCaption"/>
       </w:pPr>
       <w:r>
-        <w:t xml:space="preserve">Рис. 3.19. Чувствительность коэффициента усиления дозы (1 % Ag, Al 1,0 мм, DEF = 1,482) к входным параметрам на двух границах интервала варьирования каждого параметра. Модель спектра: РМ относительно SpekPy; эталонная среда: четырёхкомпонентная ткань МКРЕ (большее изменение) и вода; η: относительно значения РМ.</w:t>
+        <w:t xml:space="preserve">Рис. 3.19. Чувствительность коэффициента усиления дозы (1 % Ag, Al 1,0 мм, DEF = 1,482) к входным параметрам на двух границах интервала варьирования каждого параметра.</w:t>
       </w:r>
     </w:p>
     <w:p>
@@ -45080,7 +44004,7 @@
         <w:t xml:space="preserve"> </w:t>
       </w:r>
       <w:r>
-        <w:t xml:space="preserve">и DEF возрастают. Поскольку это вопрос определения, данный вклад исключён из неопределённости, однако эталонную среду необходимо всегда указывать. Среди остальных параметров преобладает модель спектра (0,018), за ней следуют коэффициент Ag, угол анода и напряжение на трубке (по 0,009–0,010). Уменьшение угла анода увеличивает DEF за счёт более сильной самофильтрации, тогда как бериллиевое окно не играет роли (0,0002), поскольку фильтр Al удаляет фотоны, которые ослаблялись бы окном. Если рассматривать каждое максимальное изменение как полуширину прямоугольного распределения, а параметры — как некоррелированные, то суммарная стандартная неопределённость составляет</w:t>
+        <w:t xml:space="preserve">и DEF возрастают. Этот выбор, являющийся вопросом определения, исключён из неопределённости, но его необходимо всегда указывать. Среди остальных параметров преобладает модель спектра (0,018), за ней следуют коэффициент Ag, угол анода и напряжение на трубке (по 0,009–0,010). Уменьшение угла анода увеличивает DEF за счёт более сильной самофильтрации, тогда как бериллиевое окно не играет роли (0,0002), поскольку фильтр Al удаляет фотоны, которые ослаблялись бы окном. Если рассматривать каждое максимальное изменение как полуширину прямоугольного распределения, а параметры — как некоррелированные, то суммарная стандартная неопределённость составляет</w:t>
       </w:r>
     </w:p>
     <w:tbl>
@@ -45135,21 +44059,9 @@
                 </m:r>
                 <m:r>
                   <m:rPr>
-                    <m:sty m:val="p"/>
+                    <m:nor/>
                   </m:rPr>
-                  <m:t>D</m:t>
-                </m:r>
-                <m:r>
-                  <m:rPr>
-                    <m:sty m:val="p"/>
-                  </m:rPr>
-                  <m:t>E</m:t>
-                </m:r>
-                <m:r>
-                  <m:rPr>
-                    <m:sty m:val="p"/>
-                  </m:rPr>
-                  <m:t>F</m:t>
+                  <m:t>DEF</m:t>
                 </m:r>
                 <m:r>
                   <m:t>)</m:t>
@@ -45393,21 +44305,9 @@
       <m:oMath>
         <m:r>
           <m:rPr>
-            <m:sty m:val="p"/>
+            <m:nor/>
           </m:rPr>
-          <m:t>D</m:t>
-        </m:r>
-        <m:r>
-          <m:rPr>
-            <m:sty m:val="p"/>
-          </m:rPr>
-          <m:t>E</m:t>
-        </m:r>
-        <m:r>
-          <m:rPr>
-            <m:sty m:val="p"/>
-          </m:rPr>
-          <m:t>F</m:t>
+          <m:t>DEF</m:t>
         </m:r>
         <m:r>
           <m:rPr>
@@ -45438,7 +44338,7 @@
         </m:r>
       </m:oMath>
       <w:r>
-        <w:t xml:space="preserve">) и различий между основными фильтрами, поэтому выводы относительно фильтрации являются устойчивыми. Гораздо большее значение имели бы ошибочные данные о взаимодействии: функция CS_Energy библиотеки xraylib 4.3.0 дала бы 1,72 вместо 1,48 (раздел 2.8).</w:t>
+        <w:t xml:space="preserve">) и примерно на порядок меньше различий между основными фильтрами (0,14–0,32 между 1 мм Al, 2 мм Al и 0,2 мм Cu), поэтому выводы относительно фильтрации являются устойчивыми. Гораздо большее значение имели бы ошибочные данные о взаимодействии: функция CS_Energy библиотеки xraylib 4.3.0 дала бы 1,62 вместо 1,48 (раздел 2.8).</w:t>
       </w:r>
     </w:p>
     <w:p>
@@ -45454,7 +44354,7 @@
         <w:pStyle w:val="FirstParagraph"/>
       </w:pPr>
       <w:r>
-        <w:t xml:space="preserve">Полученные результаты согласуются с более ранними работами. Усиление в опухолях, содержащих йод, при облучении киловольтным рентгеновским излучением рассчитывалось в ранних исследованиях [19, 20]; оценки методом МК для наночастиц золота (AuNP) показали значительно большее макроскопическое усиление для киловольтных пучков, чем для мегавольтных [10]; а усиление наночастицами различных элементов было охарактеризовано в зависимости от энергии фотонов с помощью основанного на керме подхода, аналогичного настоящему [13]. Зависимость от глубины в ортовольтных пучках исследовалась методом МК в фантомах [42]; для Ag одно значение на поверхности не может характеризовать толстую мишень (раздел 3.7). Настоящая работа добавляет случай низковольтной трубки с медным анодом, в спектре которой преобладают линии ниже K-края Ag и для которой достижимый DEF определяется фильтрацией, а не конструкцией трубки.</w:t>
+        <w:t xml:space="preserve">В ранних исследованиях рассчитывалось усиление в опухолях, содержащих йод, при облучении киловольтным рентгеновским излучением [19, 20]; моделирование методом МК показало значительно большее макроскопическое усиление наночастицами золота (AuNP) для киловольтных пучков, чем для мегавольтных [10]; а усиление наночастицами различных элементов было охарактеризовано в зависимости от энергии фотонов с помощью аналогичного подхода, основанного на керме [13]. Зависимость от глубины в ортовольтных пучках исследовалась методом МК в фантомах [42]; для Ag одно значение на поверхности не может характеризовать толстую мишень (раздел 3.7). Настоящая работа добавляет случай низковольтной трубки с медным анодом, в спектре которой преобладают линии ниже K-края Ag и для которой достижимый DEF определяется фильтрацией, а не конструкцией трубки. В исследованиях серебра методом МК (раздел 1.4) использовались геометрии брахитерапии опухоли головного мозга [38], системы «опухоль — здоровая ткань» [39] и слоистой модели кожи [40], что допускает лишь качественное сравнение: снижение дозы примерно до 0,80 за слоем, содержащим серебро, имеет отношение к дозам в здоровых тканях, рассматриваемым в [39], а значения DEF для Au и Ag в расчёте на единицу массы (2,16 против 1,48 при фильтре Al 1 мм) — к сравнению в [40]. Измерения в дозиметрических гелях, обогащённых AgNP [41], могли бы послужить проверкой рассчитанного DEF при условии, что спектр пучка указан.</w:t>
       </w:r>
     </w:p>
     <w:p>
@@ -45462,7 +44362,7 @@
         <w:pStyle w:val="BodyText"/>
       </w:pPr>
       <w:r>
-        <w:t xml:space="preserve">В рассмотренных в разделе 1.4 исследованиях серебра методом МК использовались геометрии брахитерапии опухоли головного мозга [38], системы «опухоль — здоровая ткань» [39] и слоистой модели кожи [40], что допускает лишь качественное сравнение: снижение дозы примерно до 0,80 за слоем, содержащим серебро, имеет отношение к дозам в здоровых тканях, рассматриваемым в [39], а значения DEF для Au и Ag в расчёте на единицу массы (2,16 против 1,48 при фильтре Al 1 мм) — к сравнению в [40]. Измерения в дозиметрических гелях, обогащённых AgNP [41], могли бы послужить проверкой рассчитанного DEF при условии, что спектр пучка указан.</w:t>
+        <w:t xml:space="preserve">Расхождение обнаруживается при сравнении с радиобиологией. Сообщалось, что AgNP повышают чувствительность раковых клеток к ионизирующему излучению [32], действуют как радиосенсибилизаторы при глиоме [11] и превзошли AuNP на клетках глиомы U251 in vitro и на интракраниальной модели у мышей [12]. Такие эффекты количественно характеризуются коэффициентом сенсибилизации (SER), который, в отличие от DEF, отражает все механизмы [3]. Макроскопическая физика предсказывает обратный порядок Ag и Au при одинаковой массовой доле и малое усиление при низком содержании серебра (DEF 1,048 для 0,1 % Ag при фильтре Al 1 мм). Хотя биологические эффекты зависят также от качества излучения, концентрации и клеточной локализации, описанную радиосенсибилизацию, вызываемую AgNP, и в особенности их преимущество перед AuNP, вряд ли можно объяснить одним лишь макроскопическим усилением дозы. Её могут объяснить два механизма: AgNP вызывают в клетках человека образование АФК, повреждение дезоксирибонуклеиновой кислоты (ДНК), остановку клеточного цикла и нарушение функции митохондрий [37], а усиление дозы вокруг наночастиц золота сильно локализовано [30], причём наномасштабное выделение энергии объясняет эффекты, выходящие за рамки макроскопического усиления [31]. Таким образом, макроскопический DEF представляет собой лишь физическую основу радиоусиления, включающего также химическую и биологическую стадии [7].</w:t>
       </w:r>
     </w:p>
     <w:p>
@@ -45470,7 +44370,7 @@
         <w:pStyle w:val="BodyText"/>
       </w:pPr>
       <w:r>
-        <w:t xml:space="preserve">Более существенное расхождение обнаруживается при сравнении с радиобиологией. Сообщалось, что AgNP повышают чувствительность раковых клеток к ионизирующему излучению [32], действуют как радиосенсибилизаторы при глиоме [11] и превзошли AuNP на клетках глиомы U251 in vitro и на интракраниальной модели у мышей [12]. Такие эффекты количественно характеризуются коэффициентом сенсибилизации (SER), равным отношению доз, вызывающих одинаковый эффект без сенсибилизатора и с ним; в отличие от DEF, SER отражает все механизмы [3]. Макроскопическая физика предсказывает обратный порядок Ag и Au при одинаковой массовой доле и малое усиление при низком содержании серебра (DEF 1,048 для 0,1 % Ag при фильтре Al 1 мм). Хотя биологический эффект зависит также от качества излучения, концентрации и клеточной локализации, сообщаемую радиосенсибилизацию, вызываемую AgNP, и в особенности их преимущество перед AuNP, вряд ли можно объяснить одним лишь макроскопическим усилением дозы. Её могут объяснить два механизма: AgNP вызывают в клетках человека образование АФК, повреждение дезоксирибонуклеиновой кислоты (ДНК), остановку клеточного цикла и нарушение функции митохондрий [37], а усиление дозы вокруг наночастиц золота сильно локализовано [30], причём наномасштабное выделение энергии объясняет эффекты, выходящие за рамки макроскопического усиления [31]. Таким образом, макроскопический DEF представляет собой лишь физическую основу радиоусиления, включающего также химическую и биологическую стадии [7].</w:t>
+        <w:t xml:space="preserve">Работа имеет ряд ограничений. Приближение кермы не учитывает наномасштабную неоднородность дозы, а серебро предполагалось распределённым однородно, тогда как радиосенсибилизация наночастицами зависит от их размера, концентрации и расположения [97]. РМ предполагает изотропное тормозное излучение и не учитывает обратное рассеяние электронов от анода, что вместе с приближённым борновским сечением приводит к завышению радиационного выхода (отношение воздушной кермы РМ/SpekPy 1,08–1,42), но не DEF; из-за занижения интенсивности K-линий Cu на 26–43 % основные результаты получены со спектрами SpekPy. Пяточный эффект не моделировался, в аналитических расчётах зависимости от глубины не учитываются рассеяние и повторное поглощение флуоресценции (раздел 3.9), а геометрия МК представляет собой простой плоский слой. Спектр реальной трубки не измерялся, хотя SpekPy прошёл валидацию по измеренным спектрам и СПО [51], а биологический отклик не моделировался.</w:t>
       </w:r>
     </w:p>
     <w:p>
@@ -45478,15 +44378,7 @@
         <w:pStyle w:val="BodyText"/>
       </w:pPr>
       <w:r>
-        <w:t xml:space="preserve">Работа имеет ряд ограничений. Приближение кермы не учитывает наномасштабную неоднородность дозы, а серебро предполагалось распределённым однородно, тогда как радиосенсибилизация наночастицами зависит от их размера, концентрации и расположения [97]. РМ предполагает изотропное тормозное излучение и не учитывает обратное рассеяние электронов от анода, что вместе с приближённым борновским сечением приводит к завышению радиационного выхода (отношение воздушной кермы РМ/SpekPy 1,08–1,42), но не DEF; из-за занижения интенсивности K-линий Cu на 25–43 % основные результаты получены со спектрами SpekPy. Пяточный эффект не моделировался, в аналитических расчётах зависимости от глубины не учитываются рассеяние и повторное поглощение флуоресценции (раздел 3.9), а геометрия МК представляет собой простой плоский слой. Спектр реальной трубки не измерялся, хотя SpekPy прошёл валидацию по измеренным спектрам и СПО [51], а биологический отклик не моделировался.</w:t>
-      </w:r>
-    </w:p>
-    <w:p>
-      <w:pPr>
-        <w:pStyle w:val="BodyText"/>
-      </w:pPr>
-      <w:r>
-        <w:t xml:space="preserve">Для эксперимента с трубкой с медным анодом при 45 кВ рекомендуется фильтр из Al толщиной 1–2 мм (или из Ti толщиной 0,1–0,3 мм); с фильтром из Al это даёт DEF 1,48–1,62 для 1 % Ag и дозу 2 Гр за 14,6–32,5 с на расстоянии 10 см при токе 40 мА (табл. 3.8). Следует избегать тонких фильтров из Cu (0,05–0,1 мм) и фильтров с K-краями при 20–30 кэВ (Mo, Ag, Sn), а фильтр 0,2 мм Cu, несмотря на наибольший DEF (1,80), требует 158 с для 2 Гр. Качество пучка следует проверять измерением СПО [14], сравнивая результат с рассчитанным первым СПО (0,83 мм Al при фильтре 1 мм Al, 1,27 мм Al при фильтре 2 мм Al). Массовая доля Ag должна составлять не менее 0,5 % (DEF 1,24 с фильтром 1 мм Al), поскольку при 0,1 % усиление составляет менее 5 %. Для образцов толщиной более нескольких миллиметров DEF следует рассчитывать для фактической глубины и содержания серебра, используя коэффициенты NIST, а не CS_Energy библиотеки xraylib, и всегда приводить вместе со спектром (или напряжением на трубке, фильтрацией и СПО), эталонной средой и глубиной.</w:t>
+        <w:t xml:space="preserve">Для эксперимента с трубкой с медным анодом при 45 кВ рекомендуется фильтр из Al толщиной 1–2 мм (или из Ti толщиной 0,1–0,3 мм); с фильтром из Al это даёт DEF 1,48–1,62 для 1 % Ag и дозу 2 Гр за 14,6–32,5 с на расстоянии 10 см при токе 40 мА (табл. 3.8). Следует избегать тонких фильтров из Cu (0,05–0,1 мм) и фильтров с K-краями при 20–30 кэВ (Mo, Ag, Sn), а фильтр 0,2 мм Cu, несмотря на наибольший DEF (1,80), требует 158 с для 2 Гр. Качество пучка следует проверять измерением СПО [14], сравнивая результат с рассчитанным первым СПО (0,83 мм Al при фильтре 1 мм Al, 1,27 мм Al при фильтре 2 мм Al). Массовая доля Ag должна составлять не менее 0,5 % (DEF 1,24 с фильтром 1 мм Al), поскольку при 0,1 % усиление составляет менее 5 %. Для образцов толщиной более нескольких миллиметров DEF следует рассчитывать для фактической глубины и содержания серебра с коэффициентами NIST (а не CS_Energy библиотеки xraylib) и приводить вместе со спектром (или напряжением на трубке, фильтрацией и СПО), эталонной средой и глубиной.</w:t>
       </w:r>
     </w:p>
     <w:p>
@@ -45535,7 +44427,7 @@
         </m:r>
       </m:oMath>
       <w:r>
-        <w:t xml:space="preserve">) согласуется со SpekPy для пучков, отфильтрованных Al, в пределах от −3,5 до −4,6 % по СПО и 2 % по DEF, но занижает интенсивность K-линий Cu на 25–43 %.</w:t>
+        <w:t xml:space="preserve">) согласуется со SpekPy в пределах от −3,5 до −4,6 % по СПО при фильтре 1 мм Al и в пределах 2 % по DEF для фильтров из Al, но занижает интенсивность K-линий Cu на 26–43 %.</w:t>
       </w:r>
     </w:p>
     <w:p>
@@ -45643,7 +44535,7 @@
         </w:numPr>
       </w:pPr>
       <w:r>
-        <w:t xml:space="preserve">Усиление дозы элементами с высоким атомным номером значительно больше для киловольтных фотонов, чем для мегавольтных, и, по опубликованным данным, наночастицы серебра оказывают радиосенсибилизирующее действие на моделях глиомы, рака молочной железы и колоректального рака. Отношение массовых коэффициентов поглощения энергии Ag и ткани возрастает от 21–32 ниже K-края Ag (25,514 кэВ) до 100–139 при 30–45 кэВ, однако зависимость коэффициента усиления дозы (DEF) от конструкции трубки с медным анодом и фильтрации количественно не оценивалась.</w:t>
+        <w:t xml:space="preserve">Усиление дозы элементами с высоким атомным номером значительно больше для киловольтных фотонов, чем для мегавольтных, и, по опубликованным данным, наночастицы серебра оказывают радиосенсибилизирующее действие на моделях глиомы, рака молочной железы и колоректального рака. Отношение массовых коэффициентов поглощения энергии Ag и ткани возрастает от 21–32 ниже K-края Ag (25,514 кэВ) до 103–139 при 30–45 кэВ, однако зависимость коэффициента усиления дозы (DEF) от конструкции трубки с медным анодом и фильтрации количественно не оценивалась.</w:t>
       </w:r>
     </w:p>
     <w:p>
@@ -45697,7 +44589,7 @@
         <w:t xml:space="preserve"> </w:t>
       </w:r>
       <w:r>
-        <w:t xml:space="preserve">— подобран по форме спектра тормозного излучения SpekPy v2 при 45 кВ (среднеквадратичное отклонение 2,46 %). Без повторной подгонки РМ воспроизводит слой половинного ослабления (СПО) пучков, отфильтрованных 1 мм Al, при 25–50 кВ и углах анода 6–30° с отклонениями от −3,5 до −4,6 %; она занижает интенсивность K-линий Cu на 25–43 % и завышает воздушную керму на 8–42 %, однако её значения DEF при алюминиевых фильтрах согласуются со SpekPy в пределах 2 %.</w:t>
+        <w:t xml:space="preserve">— подобран по форме спектра тормозного излучения SpekPy v2 при 45 кВ (среднеквадратичное отклонение 2,46 %). Без повторной подгонки РМ воспроизводит слой половинного ослабления (СПО) пучков, отфильтрованных 1 мм Al, при 25–50 кВ и углах анода 6–30° с отклонениями от −3,5 до −4,6 %; она занижает интенсивность K-линий Cu на 26–43 % и завышает воздушную керму на 8–42 %, однако её значения DEF при алюминиевых фильтрах согласуются со SpekPy в пределах 2 %.</w:t>
       </w:r>
     </w:p>
     <w:p>
@@ -45719,7 +44611,7 @@
         </w:numPr>
       </w:pPr>
       <w:r>
-        <w:t xml:space="preserve">Угол анода (6–30°), напряжение (25–50 кВ) и бериллиевое окно (0,15–2 мм) изменяют воздушную керму в пределах 163–463 мГр/(мА·с), а DEF для 1 % Ag — лишь в пределах 1,19–1,21, поскольку доза создаётся главным образом K-линиями Cu и фотонами с энергиями 3–15 кэВ, для которых отношение коэффициентов для Ag и ткани составляет лишь 21–27.</w:t>
+        <w:t xml:space="preserve">Угол анода (6–30°), напряжение (25–50 кВ) и бериллиевое окно (0,15–2 мм) изменяют воздушную керму в пределах 163–463 мГр/(мА·с), а DEF для 1 % Ag — лишь в пределах 1,19–1,21, поскольку доза создаётся главным образом K-линиями Cu и фотонами с энергиями ниже 15 кэВ, для которых отношение коэффициентов для Ag и ткани не превышает 27 (21–22 для K-линий Cu).</w:t>
       </w:r>
     </w:p>
     <w:p>
@@ -45791,7 +44683,7 @@
         </m:r>
       </m:oMath>
       <w:r>
-        <w:t xml:space="preserve">); в зависимости от эталонной среды он изменяется на величину до 0,057. Функция CS_Energy библиотеки xraylib 4.3.0 занижает массовый коэффициент поглощения энергии кислорода при 30 кэВ на 37 %, что повысило бы этот DEF до 1,72, поэтому необходимо использовать таблицы NIST.</w:t>
+        <w:t xml:space="preserve">); в зависимости от эталонной среды он изменяется на величину до 0,057. Функция CS_Energy библиотеки xraylib 4.3.0 занижает массовый коэффициент поглощения энергии кислорода при 30 кэВ на 37 %, что повысило бы этот DEF до 1,62, поэтому необходимо использовать таблицы NIST.</w:t>
       </w:r>
     </w:p>
     <w:p>
@@ -45823,7 +44715,7 @@
         <w:pStyle w:val="Compact"/>
       </w:pPr>
       <w:r>
-        <w:t xml:space="preserve">Характеризовать пучок (напряжение, угол анода, окно, фильтры, измеренный первый СПО; расчётное значение 0,83 мм Al при фильтре 1 мм Al) и приводить DEF с указанием спектра и эталонной среды.</w:t>
+        <w:t xml:space="preserve">Указывать параметры пучка (напряжение, угол анода, окно, фильтры, измеренный первый СПО; расчётное значение 0,83 мм Al при фильтре 1 мм Al) и приводить DEF с указанием спектра и эталонной среды.</w:t>
       </w:r>
     </w:p>
     <w:p>
@@ -48974,7 +47866,7 @@
         </m:r>
         <m:r>
           <m:rPr>
-            <m:sty m:val="p"/>
+            <m:nor/>
           </m:rPr>
           <m:t>sin</m:t>
         </m:r>

--- a/dissertation/build/ru/Dissertation_ru.docx
+++ b/dissertation/build/ru/Dissertation_ru.docx
@@ -23,7 +23,50 @@
         <w:rPr>
           <w:b/>
         </w:rPr>
-        <w:t>[НАЗВАНИЕ УНИВЕРСИТЕТА]</w:t>
+        <w:t>НАЦИОНАЛЬНЫЙ УНИВЕРСИТЕТ УЗБЕКИСТАНА ИМЕНИ МИРЗО УЛУГБЕКА</w:t>
+      </w:r>
+    </w:p>
+    <w:p>
+      <w:pPr>
+        <w:pStyle w:val="TitleCenter"/>
+        <w:spacing w:after="800"/>
+      </w:pPr>
+      <w:r>
+        <w:rPr>
+          <w:b/>
+        </w:rPr>
+        <w:t>ФИЗИЧЕСКИЙ ФАКУЛЬТЕТ</w:t>
+      </w:r>
+    </w:p>
+    <w:p>
+      <w:pPr>
+        <w:pStyle w:val="TitleRight"/>
+        <w:spacing w:after="800"/>
+      </w:pPr>
+      <w:r>
+        <w:rPr>
+          <w:b w:val="0"/>
+        </w:rPr>
+        <w:t>На правах рукописи</w:t>
+        <w:br/>
+      </w:r>
+      <w:r>
+        <w:rPr>
+          <w:b w:val="0"/>
+        </w:rPr>
+        <w:t>УДК 539.12:531.51</w:t>
+      </w:r>
+    </w:p>
+    <w:p>
+      <w:pPr>
+        <w:pStyle w:val="TitleCenter"/>
+        <w:spacing w:after="480"/>
+      </w:pPr>
+      <w:r>
+        <w:rPr>
+          <w:b w:val="0"/>
+        </w:rPr>
+        <w:t>70531201 – Медицинская физика</w:t>
       </w:r>
     </w:p>
     <w:p>
@@ -33,52 +76,9 @@
       </w:pPr>
       <w:r>
         <w:rPr>
-          <w:b w:val="0"/>
-        </w:rPr>
-        <w:t>Факультет: [название факультета]</w:t>
-        <w:br/>
-      </w:r>
-      <w:r>
-        <w:rPr>
-          <w:b w:val="0"/>
-        </w:rPr>
-        <w:t>Кафедра: [название кафедры]</w:t>
-      </w:r>
-    </w:p>
-    <w:p>
-      <w:pPr>
-        <w:pStyle w:val="TitleLeft"/>
-        <w:spacing w:after="0"/>
-      </w:pPr>
-      <w:r>
-        <w:rPr>
-          <w:b w:val="0"/>
-        </w:rPr>
-        <w:t>УДК 539.12.04:615.849</w:t>
-      </w:r>
-    </w:p>
-    <w:p>
-      <w:pPr>
-        <w:pStyle w:val="TitleRight"/>
-        <w:spacing w:after="800"/>
-      </w:pPr>
-      <w:r>
-        <w:rPr>
-          <w:b w:val="0"/>
-        </w:rPr>
-        <w:t>На правах рукописи</w:t>
-      </w:r>
-    </w:p>
-    <w:p>
-      <w:pPr>
-        <w:pStyle w:val="TitleCenter"/>
-        <w:spacing w:after="600"/>
-      </w:pPr>
-      <w:r>
-        <w:rPr>
           <w:b/>
         </w:rPr>
-        <w:t>[ФАМИЛИЯ ИМЯ ОТЧЕСТВО СТУДЕНТА]</w:t>
+        <w:t>РАЙИМОВА МУХЛИСА БАХРОХ КИЗИ</w:t>
       </w:r>
     </w:p>
     <w:p>
@@ -96,80 +96,44 @@
     <w:p>
       <w:pPr>
         <w:pStyle w:val="TitleCenter"/>
-        <w:spacing w:after="480"/>
+        <w:spacing w:after="1200"/>
       </w:pPr>
       <w:r>
         <w:rPr>
           <w:b w:val="0"/>
         </w:rPr>
-        <w:t>Специальность: [шифр] – [название магистерской специальности]</w:t>
-      </w:r>
-    </w:p>
-    <w:p>
-      <w:pPr>
-        <w:pStyle w:val="TitleCenter"/>
-        <w:spacing w:after="1000"/>
-      </w:pPr>
-      <w:r>
-        <w:rPr>
-          <w:b/>
+        <w:t>Диссертация на соискание академической степени магистра</w:t>
+        <w:br/>
+      </w:r>
+      <w:r>
+        <w:rPr>
+          <w:b w:val="0"/>
         </w:rPr>
         <w:t>МАГИСТЕРСКАЯ ДИССЕРТАЦИЯ</w:t>
-        <w:br/>
-      </w:r>
-      <w:r>
-        <w:rPr>
-          <w:b/>
-        </w:rPr>
-        <w:t>на соискание академической степени магистра</w:t>
-      </w:r>
-    </w:p>
-    <w:p>
-      <w:pPr>
-        <w:pStyle w:val="TitleLeft"/>
-        <w:spacing w:after="480"/>
-      </w:pPr>
-      <w:r>
-        <w:rPr>
-          <w:b w:val="0"/>
-          <w:sz w:val="26"/>
-        </w:rPr>
-        <w:t>«Допускается к защите»</w:t>
-        <w:br/>
-      </w:r>
-      <w:r>
-        <w:rPr>
-          <w:b w:val="0"/>
-          <w:sz w:val="26"/>
-        </w:rPr>
-        <w:t>Заведующий кафедрой ____________ [Ф. И. О.]</w:t>
-        <w:br/>
-      </w:r>
-      <w:r>
-        <w:rPr>
-          <w:b w:val="0"/>
-          <w:sz w:val="26"/>
-        </w:rPr>
-        <w:t>«___» ____________ 2026 г.</w:t>
       </w:r>
     </w:p>
     <w:p>
       <w:pPr>
         <w:pStyle w:val="TitleRight"/>
-        <w:spacing w:after="1200"/>
+        <w:spacing w:after="0"/>
       </w:pPr>
       <w:r>
         <w:rPr>
+          <w:b/>
+        </w:rPr>
+        <w:t>Научный руководитель:</w:t>
+      </w:r>
+    </w:p>
+    <w:p>
+      <w:pPr>
+        <w:pStyle w:val="TitleRight"/>
+        <w:spacing w:after="1800"/>
+      </w:pPr>
+      <w:r>
+        <w:rPr>
           <w:b w:val="0"/>
         </w:rPr>
-        <w:t>Научный руководитель:</w:t>
-        <w:br/>
-      </w:r>
-      <w:r>
-        <w:rPr>
-          <w:b w:val="0"/>
-        </w:rPr>
-        <w:t>[учёная степень, звание, Ф. И. О.]</w:t>
+        <w:t>к.ф.-м.н., доц. Абдуллаева Г.А.</w:t>
       </w:r>
     </w:p>
     <w:p>
@@ -179,9 +143,9 @@
       </w:pPr>
       <w:r>
         <w:rPr>
-          <w:b/>
-        </w:rPr>
-        <w:t>[Город] – 2026</w:t>
+          <w:b w:val="0"/>
+        </w:rPr>
+        <w:t>Ташкент – 2026</w:t>
       </w:r>
       <w:r>
         <w:br w:type="page"/>
@@ -242,7 +206,7 @@
         <w:pStyle w:val="Annotation"/>
       </w:pPr>
       <w:r>
-        <w:t xml:space="preserve">Saratonga qarshi nur terapiyasining samaradorligi hanuzgacha sog‘lom to‘qimalarning chidamliligi bilan cheklanib qolmoqda, masofaviy nur terapiyasida beriladigan dozani optimallashtirish strategiyalaridan biri esa radiosensibilizatorlardan foydalanishdir. Ushbu ishda kilovoltli rentgen nurlari bilan nurlantirilgan biologik muhitda kumushning (Ag) radiokuchayish effekti tadqiq qilinadi va u dozani kuchaytirish koeffitsiyenti (DEF) orqali miqdoriy baholanadi. DEFni hisoblash uchun zarur bo‘lgan 45 kV li mis anodli rentgen trubkasining spektri trubka konstruksiyasi, texnik parametrlari va filtrlariga bog‘liq holda modellashtiriladi. Shu maqsadda bitta moslashtirilgan parametrga ega bo‘lgan qalin nishon uchun yarim analitik model — ishlab chiqilgan model (IM) yaratildi va SpekPy v2 bilan solishtirish orqali validatsiya qilindi. DEF kerma yaqinlashuvida NIST massaviy energiya yutilish koeffitsiyentlari yordamida hisoblandi va fotonlar ko‘chishini Monte-Karlo usulida modellashtirish orqali verifikatsiya qilindi.</w:t>
+        <w:t xml:space="preserve">Saratonga qarshi nur terapiyasining samaradorligi hanuzgacha sog‘lom to‘qimalarning chidamliligi bilan cheklanib qolmoqda, masofaviy nur terapiyasida beriladigan dozani optimallashtirish strategiyalaridan biri esa radiosensibilizatorlardan foydalanishdir. Ushbu ishda kilovoltli rentgen nurlari bilan nurlantirilgan biologik muhitda kumushning (Ag) radiokuchaytirish effekti tadqiq qilinadi va u dozani kuchaytirish koeffitsiyenti (DEF) orqali miqdoriy baholanadi. DEFni hisoblash uchun zarur bo‘lgan 45 kV li mis anodli rentgen trubkasining spektri trubka konstruksiyasi, texnik parametrlari va filtrlariga bog‘liq holda modellashtiriladi. Shu maqsadda bitta moslashtirilgan parametrga ega bo‘lgan qalin nishon uchun yarim analitik model — ishlab chiqilgan model (IM) yaratildi va SpekPy v2 bilan solishtirish orqali validatsiya qilindi. DEF kerma yaqinlashuvida NIST massaviy energiya yutilish koeffitsiyentlari yordamida hisoblandi va fotonlar ko‘chishini Monte-Karlo usulida modellashtirish orqali verifikatsiya qilindi.</w:t>
       </w:r>
     </w:p>
     <w:p>
